--- a/idris/IOS/Idris_Sadiq.docx
+++ b/idris/IOS/Idris_Sadiq.docx
@@ -24,6 +24,9 @@
         <w:gridCol w:w="10420"/>
       </w:tblGrid>
       <w:tr>
+        <w:trPr>
+          <w:trHeight w:val="15"/>
+        </w:trPr>
         <w:tc>
           <w:tcPr>
             <w:tcW w:w="0" w:type="auto"/>
@@ -110,7 +113,7 @@
                 <w:rFonts w:ascii="Arial" w:eastAsia="Arial" w:hAnsi="Arial" w:cs="Arial"/>
                 <w:color w:val="BBBBBB"/>
               </w:rPr>
-              <w:t xml:space="preserve">idrissadiqdev@outlook.com  </w:t>
+              <w:t xml:space="preserve">Idrissadiq.pro@outlook.com  </w:t>
             </w:r>
             <w:r>
               <w:rPr>
@@ -124,7 +127,21 @@
                 <w:rFonts w:ascii="Arial" w:eastAsia="Arial" w:hAnsi="Arial" w:cs="Arial"/>
                 <w:color w:val="BBBBBB"/>
               </w:rPr>
-              <w:t>|  Los Angeles, California, United States</w:t>
+              <w:t xml:space="preserve">|  </w:t>
+            </w:r>
+            <w:r>
+              <w:rPr>
+                <w:rFonts w:ascii="Arial" w:eastAsia="Arial" w:hAnsi="Arial" w:cs="Arial"/>
+                <w:color w:val="BBBBBB"/>
+              </w:rPr>
+              <w:t>Spring Valley</w:t>
+            </w:r>
+            <w:r>
+              <w:rPr>
+                <w:rFonts w:ascii="Arial" w:eastAsia="Arial" w:hAnsi="Arial" w:cs="Arial"/>
+                <w:color w:val="BBBBBB"/>
+              </w:rPr>
+              <w:t>, California, United States</w:t>
             </w:r>
           </w:p>
           <w:p>
@@ -136,7 +153,14 @@
                 <w:rFonts w:ascii="Arial" w:eastAsia="Arial" w:hAnsi="Arial" w:cs="Arial"/>
                 <w:color w:val="BBBBBB"/>
               </w:rPr>
-              <w:t>LinkedIn: linkedin.com/in/idris-sadiq-958b453a6</w:t>
+              <w:t xml:space="preserve">LinkedIn: </w:t>
+            </w:r>
+            <w:r>
+              <w:rPr>
+                <w:rFonts w:ascii="Arial" w:eastAsia="Arial" w:hAnsi="Arial" w:cs="Arial"/>
+                <w:color w:val="BBBBBB"/>
+              </w:rPr>
+              <w:t>https://www.linkedin.com/in/idris-sadiq-0640ab3b4/</w:t>
             </w:r>
           </w:p>
         </w:tc>
@@ -409,14 +433,14 @@
         <w:jc w:val="both"/>
         <w:rPr>
           <w:rFonts w:ascii="Arial" w:hAnsi="Arial" w:cs="Arial"/>
-          <w:sz w:val="20"/>
-        </w:rPr>
-      </w:pPr>
-      <w:r>
-        <w:rPr>
-          <w:rStyle w:val="Strong"/>
-          <w:rFonts w:ascii="Arial" w:hAnsi="Arial" w:cs="Arial"/>
-          <w:sz w:val="20"/>
+          <w:sz w:val="18"/>
+        </w:rPr>
+      </w:pPr>
+      <w:r>
+        <w:rPr>
+          <w:rStyle w:val="Strong"/>
+          <w:rFonts w:ascii="Arial" w:hAnsi="Arial" w:cs="Arial"/>
+          <w:sz w:val="18"/>
         </w:rPr>
         <w:t xml:space="preserve">Mobile / </w:t>
       </w:r>
@@ -425,7 +449,7 @@
         <w:rPr>
           <w:rStyle w:val="Strong"/>
           <w:rFonts w:ascii="Arial" w:hAnsi="Arial" w:cs="Arial"/>
-          <w:sz w:val="20"/>
+          <w:sz w:val="18"/>
         </w:rPr>
         <w:t>iOS</w:t>
       </w:r>
@@ -433,7 +457,7 @@
       <w:r>
         <w:rPr>
           <w:rFonts w:ascii="Arial" w:hAnsi="Arial" w:cs="Arial"/>
-          <w:sz w:val="20"/>
+          <w:sz w:val="18"/>
         </w:rPr>
         <w:t xml:space="preserve"> — Swift, Objective-C (legacy), </w:t>
       </w:r>
@@ -441,7 +465,7 @@
       <w:r>
         <w:rPr>
           <w:rFonts w:ascii="Arial" w:hAnsi="Arial" w:cs="Arial"/>
-          <w:sz w:val="20"/>
+          <w:sz w:val="18"/>
         </w:rPr>
         <w:t>UIKit</w:t>
       </w:r>
@@ -449,7 +473,7 @@
       <w:r>
         <w:rPr>
           <w:rFonts w:ascii="Arial" w:hAnsi="Arial" w:cs="Arial"/>
-          <w:sz w:val="20"/>
+          <w:sz w:val="18"/>
         </w:rPr>
         <w:t xml:space="preserve">, </w:t>
       </w:r>
@@ -457,7 +481,7 @@
       <w:r>
         <w:rPr>
           <w:rFonts w:ascii="Arial" w:hAnsi="Arial" w:cs="Arial"/>
-          <w:sz w:val="20"/>
+          <w:sz w:val="18"/>
         </w:rPr>
         <w:t>SwiftUI</w:t>
       </w:r>
@@ -465,7 +489,7 @@
       <w:r>
         <w:rPr>
           <w:rFonts w:ascii="Arial" w:hAnsi="Arial" w:cs="Arial"/>
-          <w:sz w:val="20"/>
+          <w:sz w:val="18"/>
         </w:rPr>
         <w:t>, Combine, Concurrency (</w:t>
       </w:r>
@@ -473,7 +497,7 @@
       <w:r>
         <w:rPr>
           <w:rFonts w:ascii="Arial" w:hAnsi="Arial" w:cs="Arial"/>
-          <w:sz w:val="20"/>
+          <w:sz w:val="18"/>
         </w:rPr>
         <w:t>async</w:t>
       </w:r>
@@ -481,7 +505,7 @@
       <w:r>
         <w:rPr>
           <w:rFonts w:ascii="Arial" w:hAnsi="Arial" w:cs="Arial"/>
-          <w:sz w:val="20"/>
+          <w:sz w:val="18"/>
         </w:rPr>
         <w:t xml:space="preserve">/await), </w:t>
       </w:r>
@@ -489,7 +513,7 @@
       <w:r>
         <w:rPr>
           <w:rFonts w:ascii="Arial" w:hAnsi="Arial" w:cs="Arial"/>
-          <w:sz w:val="20"/>
+          <w:sz w:val="18"/>
         </w:rPr>
         <w:t>URLSession</w:t>
       </w:r>
@@ -497,7 +521,7 @@
       <w:r>
         <w:rPr>
           <w:rFonts w:ascii="Arial" w:hAnsi="Arial" w:cs="Arial"/>
-          <w:sz w:val="20"/>
+          <w:sz w:val="18"/>
         </w:rPr>
         <w:t xml:space="preserve">, Deep Links/Universal Links, Core Data, Keychain, APNs, Background Tasks, </w:t>
       </w:r>
@@ -505,7 +529,7 @@
       <w:r>
         <w:rPr>
           <w:rFonts w:ascii="Arial" w:hAnsi="Arial" w:cs="Arial"/>
-          <w:sz w:val="20"/>
+          <w:sz w:val="18"/>
         </w:rPr>
         <w:t>StoreKit</w:t>
       </w:r>
@@ -513,7 +537,7 @@
       <w:r>
         <w:rPr>
           <w:rFonts w:ascii="Arial" w:hAnsi="Arial" w:cs="Arial"/>
-          <w:sz w:val="20"/>
+          <w:sz w:val="18"/>
         </w:rPr>
         <w:t xml:space="preserve">, Instruments, </w:t>
       </w:r>
@@ -521,7 +545,7 @@
       <w:r>
         <w:rPr>
           <w:rFonts w:ascii="Arial" w:hAnsi="Arial" w:cs="Arial"/>
-          <w:sz w:val="20"/>
+          <w:sz w:val="18"/>
         </w:rPr>
         <w:t>XCTest</w:t>
       </w:r>
@@ -529,7 +553,7 @@
       <w:r>
         <w:rPr>
           <w:rFonts w:ascii="Arial" w:hAnsi="Arial" w:cs="Arial"/>
-          <w:sz w:val="20"/>
+          <w:sz w:val="18"/>
         </w:rPr>
         <w:t>/</w:t>
       </w:r>
@@ -537,7 +561,7 @@
       <w:r>
         <w:rPr>
           <w:rFonts w:ascii="Arial" w:hAnsi="Arial" w:cs="Arial"/>
-          <w:sz w:val="20"/>
+          <w:sz w:val="18"/>
         </w:rPr>
         <w:t>XCUITest</w:t>
       </w:r>
@@ -545,7 +569,7 @@
       <w:r>
         <w:rPr>
           <w:rFonts w:ascii="Arial" w:hAnsi="Arial" w:cs="Arial"/>
-          <w:sz w:val="20"/>
+          <w:sz w:val="18"/>
         </w:rPr>
         <w:t>, Accessibility, Feature flags, Release readiness, Mobile API contract validation</w:t>
       </w:r>
@@ -560,21 +584,21 @@
         <w:jc w:val="both"/>
         <w:rPr>
           <w:rFonts w:ascii="Arial" w:hAnsi="Arial" w:cs="Arial"/>
-          <w:sz w:val="20"/>
-        </w:rPr>
-      </w:pPr>
-      <w:r>
-        <w:rPr>
-          <w:rStyle w:val="Strong"/>
-          <w:rFonts w:ascii="Arial" w:hAnsi="Arial" w:cs="Arial"/>
-          <w:sz w:val="20"/>
+          <w:sz w:val="18"/>
+        </w:rPr>
+      </w:pPr>
+      <w:r>
+        <w:rPr>
+          <w:rStyle w:val="Strong"/>
+          <w:rFonts w:ascii="Arial" w:hAnsi="Arial" w:cs="Arial"/>
+          <w:sz w:val="18"/>
         </w:rPr>
         <w:t>Frontend</w:t>
       </w:r>
       <w:r>
         <w:rPr>
           <w:rFonts w:ascii="Arial" w:hAnsi="Arial" w:cs="Arial"/>
-          <w:sz w:val="20"/>
+          <w:sz w:val="18"/>
         </w:rPr>
         <w:t xml:space="preserve"> — React, Next.js, </w:t>
       </w:r>
@@ -582,7 +606,7 @@
       <w:r>
         <w:rPr>
           <w:rFonts w:ascii="Arial" w:hAnsi="Arial" w:cs="Arial"/>
-          <w:sz w:val="20"/>
+          <w:sz w:val="18"/>
         </w:rPr>
         <w:t>TypeScript</w:t>
       </w:r>
@@ -590,7 +614,7 @@
       <w:r>
         <w:rPr>
           <w:rFonts w:ascii="Arial" w:hAnsi="Arial" w:cs="Arial"/>
-          <w:sz w:val="20"/>
+          <w:sz w:val="18"/>
         </w:rPr>
         <w:t xml:space="preserve">, </w:t>
       </w:r>
@@ -598,7 +622,7 @@
       <w:r>
         <w:rPr>
           <w:rFonts w:ascii="Arial" w:hAnsi="Arial" w:cs="Arial"/>
-          <w:sz w:val="20"/>
+          <w:sz w:val="18"/>
         </w:rPr>
         <w:t>Redux</w:t>
       </w:r>
@@ -606,7 +630,7 @@
       <w:r>
         <w:rPr>
           <w:rFonts w:ascii="Arial" w:hAnsi="Arial" w:cs="Arial"/>
-          <w:sz w:val="20"/>
+          <w:sz w:val="18"/>
         </w:rPr>
         <w:t xml:space="preserve">, React Query, </w:t>
       </w:r>
@@ -614,7 +638,7 @@
       <w:r>
         <w:rPr>
           <w:rFonts w:ascii="Arial" w:hAnsi="Arial" w:cs="Arial"/>
-          <w:sz w:val="20"/>
+          <w:sz w:val="18"/>
         </w:rPr>
         <w:t>Vite</w:t>
       </w:r>
@@ -622,7 +646,7 @@
       <w:r>
         <w:rPr>
           <w:rFonts w:ascii="Arial" w:hAnsi="Arial" w:cs="Arial"/>
-          <w:sz w:val="20"/>
+          <w:sz w:val="18"/>
         </w:rPr>
         <w:t xml:space="preserve">, </w:t>
       </w:r>
@@ -630,7 +654,7 @@
       <w:r>
         <w:rPr>
           <w:rFonts w:ascii="Arial" w:hAnsi="Arial" w:cs="Arial"/>
-          <w:sz w:val="20"/>
+          <w:sz w:val="18"/>
         </w:rPr>
         <w:t>Webpack</w:t>
       </w:r>
@@ -638,7 +662,7 @@
       <w:r>
         <w:rPr>
           <w:rFonts w:ascii="Arial" w:hAnsi="Arial" w:cs="Arial"/>
-          <w:sz w:val="20"/>
+          <w:sz w:val="18"/>
         </w:rPr>
         <w:t>, Tailwind CSS, Material UI, Bootstrap, Storybook, Micro-frontend patterns, Web performance profiling (Web Vitals/Lighthouse), SSR/SSG/ISR patterns</w:t>
       </w:r>
@@ -653,21 +677,21 @@
         <w:jc w:val="both"/>
         <w:rPr>
           <w:rFonts w:ascii="Arial" w:hAnsi="Arial" w:cs="Arial"/>
-          <w:sz w:val="20"/>
-        </w:rPr>
-      </w:pPr>
-      <w:r>
-        <w:rPr>
-          <w:rStyle w:val="Strong"/>
-          <w:rFonts w:ascii="Arial" w:hAnsi="Arial" w:cs="Arial"/>
-          <w:sz w:val="20"/>
+          <w:sz w:val="18"/>
+        </w:rPr>
+      </w:pPr>
+      <w:r>
+        <w:rPr>
+          <w:rStyle w:val="Strong"/>
+          <w:rFonts w:ascii="Arial" w:hAnsi="Arial" w:cs="Arial"/>
+          <w:sz w:val="18"/>
         </w:rPr>
         <w:t>Backend &amp; APIs</w:t>
       </w:r>
       <w:r>
         <w:rPr>
           <w:rFonts w:ascii="Arial" w:hAnsi="Arial" w:cs="Arial"/>
-          <w:sz w:val="20"/>
+          <w:sz w:val="18"/>
         </w:rPr>
         <w:t xml:space="preserve"> — Node.js, Express, </w:t>
       </w:r>
@@ -675,7 +699,7 @@
       <w:r>
         <w:rPr>
           <w:rFonts w:ascii="Arial" w:hAnsi="Arial" w:cs="Arial"/>
-          <w:sz w:val="20"/>
+          <w:sz w:val="18"/>
         </w:rPr>
         <w:t>NestJS</w:t>
       </w:r>
@@ -683,7 +707,7 @@
       <w:r>
         <w:rPr>
           <w:rFonts w:ascii="Arial" w:hAnsi="Arial" w:cs="Arial"/>
-          <w:sz w:val="20"/>
+          <w:sz w:val="18"/>
         </w:rPr>
         <w:t xml:space="preserve">, REST, </w:t>
       </w:r>
@@ -691,7 +715,7 @@
       <w:r>
         <w:rPr>
           <w:rFonts w:ascii="Arial" w:hAnsi="Arial" w:cs="Arial"/>
-          <w:sz w:val="20"/>
+          <w:sz w:val="18"/>
         </w:rPr>
         <w:t>GraphQL</w:t>
       </w:r>
@@ -699,7 +723,7 @@
       <w:r>
         <w:rPr>
           <w:rFonts w:ascii="Arial" w:hAnsi="Arial" w:cs="Arial"/>
-          <w:sz w:val="20"/>
+          <w:sz w:val="18"/>
         </w:rPr>
         <w:t xml:space="preserve">, </w:t>
       </w:r>
@@ -707,7 +731,7 @@
       <w:r>
         <w:rPr>
           <w:rFonts w:ascii="Arial" w:hAnsi="Arial" w:cs="Arial"/>
-          <w:sz w:val="20"/>
+          <w:sz w:val="18"/>
         </w:rPr>
         <w:t>WebSockets</w:t>
       </w:r>
@@ -715,7 +739,7 @@
       <w:r>
         <w:rPr>
           <w:rFonts w:ascii="Arial" w:hAnsi="Arial" w:cs="Arial"/>
-          <w:sz w:val="20"/>
+          <w:sz w:val="18"/>
         </w:rPr>
         <w:t xml:space="preserve">, background jobs, event-driven design, caching strategies, </w:t>
       </w:r>
@@ -723,7 +747,7 @@
       <w:r>
         <w:rPr>
           <w:rFonts w:ascii="Arial" w:hAnsi="Arial" w:cs="Arial"/>
-          <w:sz w:val="20"/>
+          <w:sz w:val="18"/>
         </w:rPr>
         <w:t>idempotency</w:t>
       </w:r>
@@ -731,7 +755,7 @@
       <w:r>
         <w:rPr>
           <w:rFonts w:ascii="Arial" w:hAnsi="Arial" w:cs="Arial"/>
-          <w:sz w:val="20"/>
+          <w:sz w:val="18"/>
         </w:rPr>
         <w:t xml:space="preserve"> patterns, </w:t>
       </w:r>
@@ -739,7 +763,7 @@
       <w:r>
         <w:rPr>
           <w:rFonts w:ascii="Arial" w:hAnsi="Arial" w:cs="Arial"/>
-          <w:sz w:val="20"/>
+          <w:sz w:val="18"/>
         </w:rPr>
         <w:t>webhook</w:t>
       </w:r>
@@ -747,7 +771,7 @@
       <w:r>
         <w:rPr>
           <w:rFonts w:ascii="Arial" w:hAnsi="Arial" w:cs="Arial"/>
-          <w:sz w:val="20"/>
+          <w:sz w:val="18"/>
         </w:rPr>
         <w:t xml:space="preserve"> design/verification, file/media workflows, API versioning, retries/</w:t>
       </w:r>
@@ -755,7 +779,7 @@
       <w:r>
         <w:rPr>
           <w:rFonts w:ascii="Arial" w:hAnsi="Arial" w:cs="Arial"/>
-          <w:sz w:val="20"/>
+          <w:sz w:val="18"/>
         </w:rPr>
         <w:t>backoff</w:t>
       </w:r>
@@ -771,30 +795,47 @@
         <w:jc w:val="both"/>
         <w:rPr>
           <w:rFonts w:ascii="Arial" w:hAnsi="Arial" w:cs="Arial"/>
-          <w:sz w:val="20"/>
-        </w:rPr>
-      </w:pPr>
-      <w:r>
-        <w:rPr>
-          <w:rStyle w:val="Strong"/>
-          <w:rFonts w:ascii="Arial" w:hAnsi="Arial" w:cs="Arial"/>
-          <w:sz w:val="20"/>
+          <w:b/>
+          <w:sz w:val="18"/>
+        </w:rPr>
+      </w:pPr>
+      <w:r>
+        <w:rPr>
+          <w:rStyle w:val="Strong"/>
+          <w:rFonts w:ascii="Arial" w:hAnsi="Arial" w:cs="Arial"/>
+          <w:sz w:val="18"/>
         </w:rPr>
         <w:t>Data, Messaging &amp; Search</w:t>
       </w:r>
       <w:r>
         <w:rPr>
           <w:rFonts w:ascii="Arial" w:hAnsi="Arial" w:cs="Arial"/>
-          <w:sz w:val="20"/>
-        </w:rPr>
-        <w:t xml:space="preserve"> — Relational: </w:t>
-      </w:r>
-      <w:proofErr w:type="spellStart"/>
-      <w:r>
-        <w:rPr>
-          <w:rStyle w:val="Strong"/>
-          <w:rFonts w:ascii="Arial" w:hAnsi="Arial" w:cs="Arial"/>
-          <w:sz w:val="20"/>
+          <w:sz w:val="18"/>
+        </w:rPr>
+        <w:t xml:space="preserve"> — </w:t>
+      </w:r>
+      <w:r>
+        <w:rPr>
+          <w:rFonts w:ascii="Arial" w:hAnsi="Arial" w:cs="Arial"/>
+          <w:b/>
+          <w:sz w:val="18"/>
+        </w:rPr>
+        <w:t>Relational</w:t>
+      </w:r>
+      <w:r>
+        <w:rPr>
+          <w:rFonts w:ascii="Arial" w:hAnsi="Arial" w:cs="Arial"/>
+          <w:sz w:val="18"/>
+        </w:rPr>
+        <w:t xml:space="preserve">: </w:t>
+      </w:r>
+      <w:proofErr w:type="spellStart"/>
+      <w:r>
+        <w:rPr>
+          <w:rStyle w:val="Strong"/>
+          <w:rFonts w:ascii="Arial" w:hAnsi="Arial" w:cs="Arial"/>
+          <w:b w:val="0"/>
+          <w:sz w:val="18"/>
         </w:rPr>
         <w:t>PostgreSQL</w:t>
       </w:r>
@@ -803,14 +844,15 @@
         <w:rPr>
           <w:rStyle w:val="Strong"/>
           <w:rFonts w:ascii="Arial" w:hAnsi="Arial" w:cs="Arial"/>
-          <w:sz w:val="20"/>
+          <w:b w:val="0"/>
+          <w:sz w:val="18"/>
         </w:rPr>
         <w:t>, MySQL, SQL Server</w:t>
       </w:r>
       <w:r>
         <w:rPr>
           <w:rFonts w:ascii="Arial" w:hAnsi="Arial" w:cs="Arial"/>
-          <w:sz w:val="20"/>
+          <w:sz w:val="18"/>
         </w:rPr>
         <w:t xml:space="preserve"> • </w:t>
       </w:r>
@@ -818,7 +860,7 @@
       <w:r>
         <w:rPr>
           <w:rFonts w:ascii="Arial" w:hAnsi="Arial" w:cs="Arial"/>
-          <w:sz w:val="20"/>
+          <w:sz w:val="18"/>
         </w:rPr>
         <w:t>NoSQL</w:t>
       </w:r>
@@ -826,7 +868,8 @@
       <w:r>
         <w:rPr>
           <w:rFonts w:ascii="Arial" w:hAnsi="Arial" w:cs="Arial"/>
-          <w:sz w:val="20"/>
+          <w:b/>
+          <w:sz w:val="18"/>
         </w:rPr>
         <w:t xml:space="preserve">: </w:t>
       </w:r>
@@ -835,7 +878,8 @@
         <w:rPr>
           <w:rStyle w:val="Strong"/>
           <w:rFonts w:ascii="Arial" w:hAnsi="Arial" w:cs="Arial"/>
-          <w:sz w:val="20"/>
+          <w:b w:val="0"/>
+          <w:sz w:val="18"/>
         </w:rPr>
         <w:t>Redis</w:t>
       </w:r>
@@ -844,7 +888,8 @@
         <w:rPr>
           <w:rStyle w:val="Strong"/>
           <w:rFonts w:ascii="Arial" w:hAnsi="Arial" w:cs="Arial"/>
-          <w:sz w:val="20"/>
+          <w:b w:val="0"/>
+          <w:sz w:val="18"/>
         </w:rPr>
         <w:t xml:space="preserve">, </w:t>
       </w:r>
@@ -853,7 +898,8 @@
         <w:rPr>
           <w:rStyle w:val="Strong"/>
           <w:rFonts w:ascii="Arial" w:hAnsi="Arial" w:cs="Arial"/>
-          <w:sz w:val="20"/>
+          <w:b w:val="0"/>
+          <w:sz w:val="18"/>
         </w:rPr>
         <w:t>MongoDB</w:t>
       </w:r>
@@ -862,7 +908,8 @@
         <w:rPr>
           <w:rStyle w:val="Strong"/>
           <w:rFonts w:ascii="Arial" w:hAnsi="Arial" w:cs="Arial"/>
-          <w:sz w:val="20"/>
+          <w:b w:val="0"/>
+          <w:sz w:val="18"/>
         </w:rPr>
         <w:t xml:space="preserve">, </w:t>
       </w:r>
@@ -871,7 +918,8 @@
         <w:rPr>
           <w:rStyle w:val="Strong"/>
           <w:rFonts w:ascii="Arial" w:hAnsi="Arial" w:cs="Arial"/>
-          <w:sz w:val="20"/>
+          <w:b w:val="0"/>
+          <w:sz w:val="18"/>
         </w:rPr>
         <w:t>DynamoDB</w:t>
       </w:r>
@@ -879,15 +927,31 @@
       <w:r>
         <w:rPr>
           <w:rFonts w:ascii="Arial" w:hAnsi="Arial" w:cs="Arial"/>
-          <w:sz w:val="20"/>
-        </w:rPr>
-        <w:t xml:space="preserve"> • Queues/streams: </w:t>
-      </w:r>
-      <w:r>
-        <w:rPr>
-          <w:rStyle w:val="Strong"/>
-          <w:rFonts w:ascii="Arial" w:hAnsi="Arial" w:cs="Arial"/>
-          <w:sz w:val="20"/>
+          <w:sz w:val="18"/>
+        </w:rPr>
+        <w:t xml:space="preserve"> • </w:t>
+      </w:r>
+      <w:r>
+        <w:rPr>
+          <w:rFonts w:ascii="Arial" w:hAnsi="Arial" w:cs="Arial"/>
+          <w:b/>
+          <w:sz w:val="18"/>
+        </w:rPr>
+        <w:t>Queues/streams</w:t>
+      </w:r>
+      <w:r>
+        <w:rPr>
+          <w:rFonts w:ascii="Arial" w:hAnsi="Arial" w:cs="Arial"/>
+          <w:sz w:val="18"/>
+        </w:rPr>
+        <w:t xml:space="preserve">: </w:t>
+      </w:r>
+      <w:r>
+        <w:rPr>
+          <w:rStyle w:val="Strong"/>
+          <w:rFonts w:ascii="Arial" w:hAnsi="Arial" w:cs="Arial"/>
+          <w:b w:val="0"/>
+          <w:sz w:val="18"/>
         </w:rPr>
         <w:t xml:space="preserve">AWS SQS/SNS, Kafka, </w:t>
       </w:r>
@@ -896,7 +960,8 @@
         <w:rPr>
           <w:rStyle w:val="Strong"/>
           <w:rFonts w:ascii="Arial" w:hAnsi="Arial" w:cs="Arial"/>
-          <w:sz w:val="20"/>
+          <w:b w:val="0"/>
+          <w:sz w:val="18"/>
         </w:rPr>
         <w:t>RabbitMQ</w:t>
       </w:r>
@@ -904,16 +969,32 @@
       <w:r>
         <w:rPr>
           <w:rFonts w:ascii="Arial" w:hAnsi="Arial" w:cs="Arial"/>
-          <w:sz w:val="20"/>
-        </w:rPr>
-        <w:t xml:space="preserve"> • Search: </w:t>
-      </w:r>
-      <w:proofErr w:type="spellStart"/>
-      <w:r>
-        <w:rPr>
-          <w:rStyle w:val="Strong"/>
-          <w:rFonts w:ascii="Arial" w:hAnsi="Arial" w:cs="Arial"/>
-          <w:sz w:val="20"/>
+          <w:sz w:val="18"/>
+        </w:rPr>
+        <w:t xml:space="preserve"> • </w:t>
+      </w:r>
+      <w:r>
+        <w:rPr>
+          <w:rFonts w:ascii="Arial" w:hAnsi="Arial" w:cs="Arial"/>
+          <w:b/>
+          <w:sz w:val="18"/>
+        </w:rPr>
+        <w:t>Search</w:t>
+      </w:r>
+      <w:r>
+        <w:rPr>
+          <w:rFonts w:ascii="Arial" w:hAnsi="Arial" w:cs="Arial"/>
+          <w:sz w:val="18"/>
+        </w:rPr>
+        <w:t xml:space="preserve">: </w:t>
+      </w:r>
+      <w:proofErr w:type="spellStart"/>
+      <w:r>
+        <w:rPr>
+          <w:rStyle w:val="Strong"/>
+          <w:rFonts w:ascii="Arial" w:hAnsi="Arial" w:cs="Arial"/>
+          <w:b w:val="0"/>
+          <w:sz w:val="18"/>
         </w:rPr>
         <w:t>Elasticsearch</w:t>
       </w:r>
@@ -922,22 +1003,47 @@
         <w:rPr>
           <w:rStyle w:val="Strong"/>
           <w:rFonts w:ascii="Arial" w:hAnsi="Arial" w:cs="Arial"/>
-          <w:sz w:val="20"/>
+          <w:b w:val="0"/>
+          <w:sz w:val="18"/>
         </w:rPr>
         <w:t>, OpenSearch</w:t>
       </w:r>
       <w:r>
         <w:rPr>
           <w:rFonts w:ascii="Arial" w:hAnsi="Arial" w:cs="Arial"/>
-          <w:sz w:val="20"/>
-        </w:rPr>
-        <w:t xml:space="preserve"> • Analytics: </w:t>
-      </w:r>
-      <w:r>
-        <w:rPr>
-          <w:rStyle w:val="Strong"/>
-          <w:rFonts w:ascii="Arial" w:hAnsi="Arial" w:cs="Arial"/>
-          <w:sz w:val="20"/>
+          <w:b/>
+          <w:sz w:val="18"/>
+        </w:rPr>
+        <w:t xml:space="preserve"> </w:t>
+      </w:r>
+      <w:r>
+        <w:rPr>
+          <w:rFonts w:ascii="Arial" w:hAnsi="Arial" w:cs="Arial"/>
+          <w:sz w:val="18"/>
+        </w:rPr>
+        <w:t xml:space="preserve">• </w:t>
+      </w:r>
+      <w:r>
+        <w:rPr>
+          <w:rFonts w:ascii="Arial" w:hAnsi="Arial" w:cs="Arial"/>
+          <w:b/>
+          <w:sz w:val="18"/>
+        </w:rPr>
+        <w:t>Analytics</w:t>
+      </w:r>
+      <w:r>
+        <w:rPr>
+          <w:rFonts w:ascii="Arial" w:hAnsi="Arial" w:cs="Arial"/>
+          <w:sz w:val="18"/>
+        </w:rPr>
+        <w:t xml:space="preserve">: </w:t>
+      </w:r>
+      <w:r>
+        <w:rPr>
+          <w:rStyle w:val="Strong"/>
+          <w:rFonts w:ascii="Arial" w:hAnsi="Arial" w:cs="Arial"/>
+          <w:b w:val="0"/>
+          <w:sz w:val="18"/>
         </w:rPr>
         <w:t xml:space="preserve">Redshift, </w:t>
       </w:r>
@@ -946,7 +1052,8 @@
         <w:rPr>
           <w:rStyle w:val="Strong"/>
           <w:rFonts w:ascii="Arial" w:hAnsi="Arial" w:cs="Arial"/>
-          <w:sz w:val="20"/>
+          <w:b w:val="0"/>
+          <w:sz w:val="18"/>
         </w:rPr>
         <w:t>BigQuery</w:t>
       </w:r>
@@ -962,14 +1069,15 @@
         <w:jc w:val="both"/>
         <w:rPr>
           <w:rFonts w:ascii="Arial" w:hAnsi="Arial" w:cs="Arial"/>
-          <w:sz w:val="20"/>
-        </w:rPr>
-      </w:pPr>
-      <w:r>
-        <w:rPr>
-          <w:rStyle w:val="Strong"/>
-          <w:rFonts w:ascii="Arial" w:hAnsi="Arial" w:cs="Arial"/>
-          <w:sz w:val="20"/>
+          <w:b/>
+          <w:sz w:val="18"/>
+        </w:rPr>
+      </w:pPr>
+      <w:r>
+        <w:rPr>
+          <w:rStyle w:val="Strong"/>
+          <w:rFonts w:ascii="Arial" w:hAnsi="Arial" w:cs="Arial"/>
+          <w:sz w:val="18"/>
         </w:rPr>
         <w:t xml:space="preserve">Cloud &amp; </w:t>
       </w:r>
@@ -978,7 +1086,7 @@
         <w:rPr>
           <w:rStyle w:val="Strong"/>
           <w:rFonts w:ascii="Arial" w:hAnsi="Arial" w:cs="Arial"/>
-          <w:sz w:val="20"/>
+          <w:sz w:val="18"/>
         </w:rPr>
         <w:t>DevOps</w:t>
       </w:r>
@@ -986,24 +1094,157 @@
       <w:r>
         <w:rPr>
           <w:rFonts w:ascii="Arial" w:hAnsi="Arial" w:cs="Arial"/>
-          <w:sz w:val="20"/>
+          <w:sz w:val="18"/>
         </w:rPr>
         <w:t xml:space="preserve"> — </w:t>
       </w:r>
-      <w:r>
-        <w:rPr>
-          <w:rStyle w:val="Strong"/>
-          <w:rFonts w:ascii="Arial" w:hAnsi="Arial" w:cs="Arial"/>
-          <w:sz w:val="20"/>
-        </w:rPr>
-        <w:t xml:space="preserve">AWS (primary): EKS, ECS, EC2, Lambda, API Gateway, S3, </w:t>
-      </w:r>
-      <w:proofErr w:type="spellStart"/>
-      <w:r>
-        <w:rPr>
-          <w:rStyle w:val="Strong"/>
-          <w:rFonts w:ascii="Arial" w:hAnsi="Arial" w:cs="Arial"/>
-          <w:sz w:val="20"/>
+      <w:proofErr w:type="spellStart"/>
+      <w:r>
+        <w:rPr>
+          <w:rStyle w:val="Strong"/>
+          <w:rFonts w:ascii="Arial" w:hAnsi="Arial" w:cs="Arial"/>
+          <w:b w:val="0"/>
+          <w:sz w:val="18"/>
+        </w:rPr>
+        <w:t>Docker</w:t>
+      </w:r>
+      <w:proofErr w:type="spellEnd"/>
+      <w:r>
+        <w:rPr>
+          <w:rStyle w:val="Strong"/>
+          <w:rFonts w:ascii="Arial" w:hAnsi="Arial" w:cs="Arial"/>
+          <w:b w:val="0"/>
+          <w:sz w:val="18"/>
+        </w:rPr>
+        <w:t xml:space="preserve">, </w:t>
+      </w:r>
+      <w:proofErr w:type="spellStart"/>
+      <w:r>
+        <w:rPr>
+          <w:rStyle w:val="Strong"/>
+          <w:rFonts w:ascii="Arial" w:hAnsi="Arial" w:cs="Arial"/>
+          <w:b w:val="0"/>
+          <w:sz w:val="18"/>
+        </w:rPr>
+        <w:t>Kubernetes</w:t>
+      </w:r>
+      <w:proofErr w:type="spellEnd"/>
+      <w:r>
+        <w:rPr>
+          <w:rStyle w:val="Strong"/>
+          <w:rFonts w:ascii="Arial" w:hAnsi="Arial" w:cs="Arial"/>
+          <w:b w:val="0"/>
+          <w:sz w:val="18"/>
+        </w:rPr>
+        <w:t xml:space="preserve">, Helm, Argo CD, </w:t>
+      </w:r>
+      <w:proofErr w:type="spellStart"/>
+      <w:r>
+        <w:rPr>
+          <w:rStyle w:val="Strong"/>
+          <w:rFonts w:ascii="Arial" w:hAnsi="Arial" w:cs="Arial"/>
+          <w:b w:val="0"/>
+          <w:sz w:val="18"/>
+        </w:rPr>
+        <w:t>GitOps</w:t>
+      </w:r>
+      <w:proofErr w:type="spellEnd"/>
+      <w:r>
+        <w:rPr>
+          <w:rStyle w:val="Strong"/>
+          <w:rFonts w:ascii="Arial" w:hAnsi="Arial" w:cs="Arial"/>
+          <w:b w:val="0"/>
+          <w:sz w:val="18"/>
+        </w:rPr>
+        <w:t xml:space="preserve">, </w:t>
+      </w:r>
+      <w:proofErr w:type="spellStart"/>
+      <w:r>
+        <w:rPr>
+          <w:rStyle w:val="Strong"/>
+          <w:rFonts w:ascii="Arial" w:hAnsi="Arial" w:cs="Arial"/>
+          <w:b w:val="0"/>
+          <w:sz w:val="18"/>
+        </w:rPr>
+        <w:t>Terraform</w:t>
+      </w:r>
+      <w:proofErr w:type="spellEnd"/>
+      <w:r>
+        <w:rPr>
+          <w:rStyle w:val="Strong"/>
+          <w:rFonts w:ascii="Arial" w:hAnsi="Arial" w:cs="Arial"/>
+          <w:b w:val="0"/>
+          <w:sz w:val="18"/>
+        </w:rPr>
+        <w:t xml:space="preserve">, </w:t>
+      </w:r>
+      <w:proofErr w:type="spellStart"/>
+      <w:r>
+        <w:rPr>
+          <w:rStyle w:val="Strong"/>
+          <w:rFonts w:ascii="Arial" w:hAnsi="Arial" w:cs="Arial"/>
+          <w:b w:val="0"/>
+          <w:sz w:val="18"/>
+        </w:rPr>
+        <w:t>CloudFormation</w:t>
+      </w:r>
+      <w:proofErr w:type="spellEnd"/>
+      <w:r>
+        <w:rPr>
+          <w:rStyle w:val="Strong"/>
+          <w:rFonts w:ascii="Arial" w:hAnsi="Arial" w:cs="Arial"/>
+          <w:sz w:val="18"/>
+        </w:rPr>
+        <w:t xml:space="preserve"> </w:t>
+      </w:r>
+      <w:r>
+        <w:rPr>
+          <w:rFonts w:ascii="Arial" w:hAnsi="Arial" w:cs="Arial"/>
+          <w:sz w:val="18"/>
+        </w:rPr>
+        <w:t xml:space="preserve">• </w:t>
+      </w:r>
+      <w:r>
+        <w:rPr>
+          <w:rStyle w:val="Strong"/>
+          <w:rFonts w:ascii="Arial" w:hAnsi="Arial" w:cs="Arial"/>
+          <w:sz w:val="18"/>
+        </w:rPr>
+        <w:t>AWS</w:t>
+      </w:r>
+      <w:r>
+        <w:rPr>
+          <w:rStyle w:val="Strong"/>
+          <w:rFonts w:ascii="Arial" w:hAnsi="Arial" w:cs="Arial"/>
+          <w:b w:val="0"/>
+          <w:sz w:val="18"/>
+        </w:rPr>
+        <w:t>:</w:t>
+      </w:r>
+      <w:r>
+        <w:rPr>
+          <w:rStyle w:val="Strong"/>
+          <w:rFonts w:ascii="Arial" w:hAnsi="Arial" w:cs="Arial"/>
+          <w:sz w:val="18"/>
+        </w:rPr>
+        <w:t xml:space="preserve"> </w:t>
+      </w:r>
+      <w:r>
+        <w:rPr>
+          <w:rStyle w:val="Strong"/>
+          <w:rFonts w:ascii="Arial" w:hAnsi="Arial" w:cs="Arial"/>
+          <w:b w:val="0"/>
+          <w:sz w:val="18"/>
+        </w:rPr>
+        <w:t xml:space="preserve">EKS, ECS, EC2, Lambda, API Gateway, S3, </w:t>
+      </w:r>
+      <w:proofErr w:type="spellStart"/>
+      <w:r>
+        <w:rPr>
+          <w:rStyle w:val="Strong"/>
+          <w:rFonts w:ascii="Arial" w:hAnsi="Arial" w:cs="Arial"/>
+          <w:b w:val="0"/>
+          <w:sz w:val="18"/>
         </w:rPr>
         <w:t>CloudFront</w:t>
       </w:r>
@@ -1012,7 +1253,8 @@
         <w:rPr>
           <w:rStyle w:val="Strong"/>
           <w:rFonts w:ascii="Arial" w:hAnsi="Arial" w:cs="Arial"/>
-          <w:sz w:val="20"/>
+          <w:b w:val="0"/>
+          <w:sz w:val="18"/>
         </w:rPr>
         <w:t xml:space="preserve">, RDS, </w:t>
       </w:r>
@@ -1021,7 +1263,8 @@
         <w:rPr>
           <w:rStyle w:val="Strong"/>
           <w:rFonts w:ascii="Arial" w:hAnsi="Arial" w:cs="Arial"/>
-          <w:sz w:val="20"/>
+          <w:b w:val="0"/>
+          <w:sz w:val="18"/>
         </w:rPr>
         <w:t>DynamoDB</w:t>
       </w:r>
@@ -1030,7 +1273,8 @@
         <w:rPr>
           <w:rStyle w:val="Strong"/>
           <w:rFonts w:ascii="Arial" w:hAnsi="Arial" w:cs="Arial"/>
-          <w:sz w:val="20"/>
+          <w:b w:val="0"/>
+          <w:sz w:val="18"/>
         </w:rPr>
         <w:t xml:space="preserve">, </w:t>
       </w:r>
@@ -1039,7 +1283,8 @@
         <w:rPr>
           <w:rStyle w:val="Strong"/>
           <w:rFonts w:ascii="Arial" w:hAnsi="Arial" w:cs="Arial"/>
-          <w:sz w:val="20"/>
+          <w:b w:val="0"/>
+          <w:sz w:val="18"/>
         </w:rPr>
         <w:t>ElastiCache</w:t>
       </w:r>
@@ -1048,7 +1293,8 @@
         <w:rPr>
           <w:rStyle w:val="Strong"/>
           <w:rFonts w:ascii="Arial" w:hAnsi="Arial" w:cs="Arial"/>
-          <w:sz w:val="20"/>
+          <w:b w:val="0"/>
+          <w:sz w:val="18"/>
         </w:rPr>
         <w:t xml:space="preserve">, </w:t>
       </w:r>
@@ -1057,7 +1303,8 @@
         <w:rPr>
           <w:rStyle w:val="Strong"/>
           <w:rFonts w:ascii="Arial" w:hAnsi="Arial" w:cs="Arial"/>
-          <w:sz w:val="20"/>
+          <w:b w:val="0"/>
+          <w:sz w:val="18"/>
         </w:rPr>
         <w:t>EventBridge</w:t>
       </w:r>
@@ -1066,37 +1313,78 @@
         <w:rPr>
           <w:rStyle w:val="Strong"/>
           <w:rFonts w:ascii="Arial" w:hAnsi="Arial" w:cs="Arial"/>
-          <w:sz w:val="20"/>
+          <w:b w:val="0"/>
+          <w:sz w:val="18"/>
         </w:rPr>
         <w:t>, Step Functions, IAM</w:t>
       </w:r>
       <w:r>
         <w:rPr>
           <w:rFonts w:ascii="Arial" w:hAnsi="Arial" w:cs="Arial"/>
-          <w:sz w:val="20"/>
-        </w:rPr>
-        <w:t xml:space="preserve"> • Azure: </w:t>
-      </w:r>
-      <w:r>
-        <w:rPr>
-          <w:rStyle w:val="Strong"/>
-          <w:rFonts w:ascii="Arial" w:hAnsi="Arial" w:cs="Arial"/>
-          <w:sz w:val="20"/>
+          <w:b/>
+          <w:sz w:val="18"/>
+        </w:rPr>
+        <w:t xml:space="preserve"> </w:t>
+      </w:r>
+      <w:r>
+        <w:rPr>
+          <w:rFonts w:ascii="Arial" w:hAnsi="Arial" w:cs="Arial"/>
+          <w:sz w:val="18"/>
+        </w:rPr>
+        <w:t xml:space="preserve">• </w:t>
+      </w:r>
+      <w:r>
+        <w:rPr>
+          <w:rFonts w:ascii="Arial" w:hAnsi="Arial" w:cs="Arial"/>
+          <w:b/>
+          <w:sz w:val="18"/>
+        </w:rPr>
+        <w:t>Azure</w:t>
+      </w:r>
+      <w:r>
+        <w:rPr>
+          <w:rFonts w:ascii="Arial" w:hAnsi="Arial" w:cs="Arial"/>
+          <w:sz w:val="18"/>
+        </w:rPr>
+        <w:t xml:space="preserve">: </w:t>
+      </w:r>
+      <w:r>
+        <w:rPr>
+          <w:rStyle w:val="Strong"/>
+          <w:rFonts w:ascii="Arial" w:hAnsi="Arial" w:cs="Arial"/>
+          <w:b w:val="0"/>
+          <w:sz w:val="18"/>
         </w:rPr>
         <w:t>AKS, App Service, Azure SQL, Service Bus, Key Vault, Application Insights</w:t>
       </w:r>
       <w:r>
         <w:rPr>
           <w:rFonts w:ascii="Arial" w:hAnsi="Arial" w:cs="Arial"/>
-          <w:sz w:val="20"/>
-        </w:rPr>
-        <w:t xml:space="preserve"> • GCP: </w:t>
-      </w:r>
-      <w:r>
-        <w:rPr>
-          <w:rStyle w:val="Strong"/>
-          <w:rFonts w:ascii="Arial" w:hAnsi="Arial" w:cs="Arial"/>
-          <w:sz w:val="20"/>
+          <w:sz w:val="18"/>
+        </w:rPr>
+        <w:t xml:space="preserve"> • </w:t>
+      </w:r>
+      <w:r>
+        <w:rPr>
+          <w:rFonts w:ascii="Arial" w:hAnsi="Arial" w:cs="Arial"/>
+          <w:b/>
+          <w:sz w:val="18"/>
+        </w:rPr>
+        <w:t>GCP</w:t>
+      </w:r>
+      <w:r>
+        <w:rPr>
+          <w:rFonts w:ascii="Arial" w:hAnsi="Arial" w:cs="Arial"/>
+          <w:sz w:val="18"/>
+        </w:rPr>
+        <w:t xml:space="preserve">: </w:t>
+      </w:r>
+      <w:r>
+        <w:rPr>
+          <w:rStyle w:val="Strong"/>
+          <w:rFonts w:ascii="Arial" w:hAnsi="Arial" w:cs="Arial"/>
+          <w:b w:val="0"/>
+          <w:sz w:val="18"/>
         </w:rPr>
         <w:t xml:space="preserve">GKE, Cloud Run, Pub/Sub, Cloud Storage, </w:t>
       </w:r>
@@ -1105,7 +1393,8 @@
         <w:rPr>
           <w:rStyle w:val="Strong"/>
           <w:rFonts w:ascii="Arial" w:hAnsi="Arial" w:cs="Arial"/>
-          <w:sz w:val="20"/>
+          <w:b w:val="0"/>
+          <w:sz w:val="18"/>
         </w:rPr>
         <w:t>BigQuery</w:t>
       </w:r>
@@ -1113,25 +1402,90 @@
       <w:r>
         <w:rPr>
           <w:rFonts w:ascii="Arial" w:hAnsi="Arial" w:cs="Arial"/>
-          <w:sz w:val="20"/>
-        </w:rPr>
-        <w:t xml:space="preserve"> • </w:t>
-      </w:r>
-      <w:proofErr w:type="spellStart"/>
-      <w:r>
-        <w:rPr>
-          <w:rStyle w:val="Strong"/>
-          <w:rFonts w:ascii="Arial" w:hAnsi="Arial" w:cs="Arial"/>
-          <w:sz w:val="20"/>
-        </w:rPr>
-        <w:t>Docker</w:t>
-      </w:r>
-      <w:proofErr w:type="spellEnd"/>
-      <w:r>
-        <w:rPr>
-          <w:rStyle w:val="Strong"/>
-          <w:rFonts w:ascii="Arial" w:hAnsi="Arial" w:cs="Arial"/>
-          <w:sz w:val="20"/>
+          <w:b/>
+          <w:sz w:val="18"/>
+        </w:rPr>
+        <w:t xml:space="preserve"> </w:t>
+      </w:r>
+      <w:r>
+        <w:rPr>
+          <w:rFonts w:ascii="Arial" w:hAnsi="Arial" w:cs="Arial"/>
+          <w:sz w:val="18"/>
+        </w:rPr>
+        <w:t xml:space="preserve">• </w:t>
+      </w:r>
+      <w:r>
+        <w:rPr>
+          <w:rFonts w:ascii="Arial" w:hAnsi="Arial" w:cs="Arial"/>
+          <w:b/>
+          <w:sz w:val="18"/>
+        </w:rPr>
+        <w:t>CI/CD</w:t>
+      </w:r>
+      <w:r>
+        <w:rPr>
+          <w:rFonts w:ascii="Arial" w:hAnsi="Arial" w:cs="Arial"/>
+          <w:sz w:val="18"/>
+        </w:rPr>
+        <w:t xml:space="preserve">: </w:t>
+      </w:r>
+      <w:proofErr w:type="spellStart"/>
+      <w:r>
+        <w:rPr>
+          <w:rStyle w:val="Strong"/>
+          <w:rFonts w:ascii="Arial" w:hAnsi="Arial" w:cs="Arial"/>
+          <w:b w:val="0"/>
+          <w:sz w:val="18"/>
+        </w:rPr>
+        <w:t>GitHub</w:t>
+      </w:r>
+      <w:proofErr w:type="spellEnd"/>
+      <w:r>
+        <w:rPr>
+          <w:rStyle w:val="Strong"/>
+          <w:rFonts w:ascii="Arial" w:hAnsi="Arial" w:cs="Arial"/>
+          <w:b w:val="0"/>
+          <w:sz w:val="18"/>
+        </w:rPr>
+        <w:t xml:space="preserve"> Actions, </w:t>
+      </w:r>
+      <w:proofErr w:type="spellStart"/>
+      <w:r>
+        <w:rPr>
+          <w:rStyle w:val="Strong"/>
+          <w:rFonts w:ascii="Arial" w:hAnsi="Arial" w:cs="Arial"/>
+          <w:b w:val="0"/>
+          <w:sz w:val="18"/>
+        </w:rPr>
+        <w:t>GitLab</w:t>
+      </w:r>
+      <w:proofErr w:type="spellEnd"/>
+      <w:r>
+        <w:rPr>
+          <w:rStyle w:val="Strong"/>
+          <w:rFonts w:ascii="Arial" w:hAnsi="Arial" w:cs="Arial"/>
+          <w:b w:val="0"/>
+          <w:sz w:val="18"/>
+        </w:rPr>
+        <w:t xml:space="preserve"> CI, Jenkins, Azure </w:t>
+      </w:r>
+      <w:proofErr w:type="spellStart"/>
+      <w:r>
+        <w:rPr>
+          <w:rStyle w:val="Strong"/>
+          <w:rFonts w:ascii="Arial" w:hAnsi="Arial" w:cs="Arial"/>
+          <w:b w:val="0"/>
+          <w:sz w:val="18"/>
+        </w:rPr>
+        <w:t>DevOps</w:t>
+      </w:r>
+      <w:proofErr w:type="spellEnd"/>
+      <w:r>
+        <w:rPr>
+          <w:rStyle w:val="Strong"/>
+          <w:rFonts w:ascii="Arial" w:hAnsi="Arial" w:cs="Arial"/>
+          <w:b w:val="0"/>
+          <w:sz w:val="18"/>
         </w:rPr>
         <w:t xml:space="preserve">, </w:t>
       </w:r>
@@ -1140,132 +1494,8 @@
         <w:rPr>
           <w:rStyle w:val="Strong"/>
           <w:rFonts w:ascii="Arial" w:hAnsi="Arial" w:cs="Arial"/>
-          <w:sz w:val="20"/>
-        </w:rPr>
-        <w:t>Kubernetes</w:t>
-      </w:r>
-      <w:proofErr w:type="spellEnd"/>
-      <w:r>
-        <w:rPr>
-          <w:rStyle w:val="Strong"/>
-          <w:rFonts w:ascii="Arial" w:hAnsi="Arial" w:cs="Arial"/>
-          <w:sz w:val="20"/>
-        </w:rPr>
-        <w:t xml:space="preserve">, Helm, Argo CD, </w:t>
-      </w:r>
-      <w:proofErr w:type="spellStart"/>
-      <w:r>
-        <w:rPr>
-          <w:rStyle w:val="Strong"/>
-          <w:rFonts w:ascii="Arial" w:hAnsi="Arial" w:cs="Arial"/>
-          <w:sz w:val="20"/>
-        </w:rPr>
-        <w:t>GitOps</w:t>
-      </w:r>
-      <w:proofErr w:type="spellEnd"/>
-      <w:r>
-        <w:rPr>
-          <w:rStyle w:val="Strong"/>
-          <w:rFonts w:ascii="Arial" w:hAnsi="Arial" w:cs="Arial"/>
-          <w:sz w:val="20"/>
-        </w:rPr>
-        <w:t xml:space="preserve">, </w:t>
-      </w:r>
-      <w:proofErr w:type="spellStart"/>
-      <w:r>
-        <w:rPr>
-          <w:rStyle w:val="Strong"/>
-          <w:rFonts w:ascii="Arial" w:hAnsi="Arial" w:cs="Arial"/>
-          <w:sz w:val="20"/>
-        </w:rPr>
-        <w:t>Terraform</w:t>
-      </w:r>
-      <w:proofErr w:type="spellEnd"/>
-      <w:r>
-        <w:rPr>
-          <w:rStyle w:val="Strong"/>
-          <w:rFonts w:ascii="Arial" w:hAnsi="Arial" w:cs="Arial"/>
-          <w:sz w:val="20"/>
-        </w:rPr>
-        <w:t xml:space="preserve">, </w:t>
-      </w:r>
-      <w:proofErr w:type="spellStart"/>
-      <w:r>
-        <w:rPr>
-          <w:rStyle w:val="Strong"/>
-          <w:rFonts w:ascii="Arial" w:hAnsi="Arial" w:cs="Arial"/>
-          <w:sz w:val="20"/>
-        </w:rPr>
-        <w:t>CloudFormation</w:t>
-      </w:r>
-      <w:proofErr w:type="spellEnd"/>
-      <w:r>
-        <w:rPr>
-          <w:rFonts w:ascii="Arial" w:hAnsi="Arial" w:cs="Arial"/>
-          <w:sz w:val="20"/>
-        </w:rPr>
-        <w:t xml:space="preserve"> • CI/CD: </w:t>
-      </w:r>
-      <w:proofErr w:type="spellStart"/>
-      <w:r>
-        <w:rPr>
-          <w:rStyle w:val="Strong"/>
-          <w:rFonts w:ascii="Arial" w:hAnsi="Arial" w:cs="Arial"/>
-          <w:sz w:val="20"/>
-        </w:rPr>
-        <w:t>GitHub</w:t>
-      </w:r>
-      <w:proofErr w:type="spellEnd"/>
-      <w:r>
-        <w:rPr>
-          <w:rStyle w:val="Strong"/>
-          <w:rFonts w:ascii="Arial" w:hAnsi="Arial" w:cs="Arial"/>
-          <w:sz w:val="20"/>
-        </w:rPr>
-        <w:t xml:space="preserve"> Actions, </w:t>
-      </w:r>
-      <w:proofErr w:type="spellStart"/>
-      <w:r>
-        <w:rPr>
-          <w:rStyle w:val="Strong"/>
-          <w:rFonts w:ascii="Arial" w:hAnsi="Arial" w:cs="Arial"/>
-          <w:sz w:val="20"/>
-        </w:rPr>
-        <w:t>GitLab</w:t>
-      </w:r>
-      <w:proofErr w:type="spellEnd"/>
-      <w:r>
-        <w:rPr>
-          <w:rStyle w:val="Strong"/>
-          <w:rFonts w:ascii="Arial" w:hAnsi="Arial" w:cs="Arial"/>
-          <w:sz w:val="20"/>
-        </w:rPr>
-        <w:t xml:space="preserve"> CI, Jenkins, Azure </w:t>
-      </w:r>
-      <w:proofErr w:type="spellStart"/>
-      <w:r>
-        <w:rPr>
-          <w:rStyle w:val="Strong"/>
-          <w:rFonts w:ascii="Arial" w:hAnsi="Arial" w:cs="Arial"/>
-          <w:sz w:val="20"/>
-        </w:rPr>
-        <w:t>DevOps</w:t>
-      </w:r>
-      <w:proofErr w:type="spellEnd"/>
-      <w:r>
-        <w:rPr>
-          <w:rStyle w:val="Strong"/>
-          <w:rFonts w:ascii="Arial" w:hAnsi="Arial" w:cs="Arial"/>
-          <w:sz w:val="20"/>
-        </w:rPr>
-        <w:t xml:space="preserve">, </w:t>
-      </w:r>
-      <w:proofErr w:type="spellStart"/>
-      <w:r>
-        <w:rPr>
-          <w:rStyle w:val="Strong"/>
-          <w:rFonts w:ascii="Arial" w:hAnsi="Arial" w:cs="Arial"/>
-          <w:sz w:val="20"/>
+          <w:b w:val="0"/>
+          <w:sz w:val="18"/>
         </w:rPr>
         <w:t>CircleCI</w:t>
       </w:r>
@@ -1281,15 +1511,15 @@
         <w:jc w:val="both"/>
         <w:rPr>
           <w:rFonts w:ascii="Arial" w:hAnsi="Arial" w:cs="Arial"/>
-          <w:sz w:val="20"/>
-        </w:rPr>
-      </w:pPr>
-      <w:proofErr w:type="spellStart"/>
-      <w:r>
-        <w:rPr>
-          <w:rStyle w:val="Strong"/>
-          <w:rFonts w:ascii="Arial" w:hAnsi="Arial" w:cs="Arial"/>
-          <w:sz w:val="20"/>
+          <w:sz w:val="18"/>
+        </w:rPr>
+      </w:pPr>
+      <w:proofErr w:type="spellStart"/>
+      <w:r>
+        <w:rPr>
+          <w:rStyle w:val="Strong"/>
+          <w:rFonts w:ascii="Arial" w:hAnsi="Arial" w:cs="Arial"/>
+          <w:sz w:val="18"/>
         </w:rPr>
         <w:t>Observability</w:t>
       </w:r>
@@ -1298,14 +1528,14 @@
         <w:rPr>
           <w:rStyle w:val="Strong"/>
           <w:rFonts w:ascii="Arial" w:hAnsi="Arial" w:cs="Arial"/>
-          <w:sz w:val="20"/>
+          <w:sz w:val="18"/>
         </w:rPr>
         <w:t>, Quality &amp; Security</w:t>
       </w:r>
       <w:r>
         <w:rPr>
           <w:rFonts w:ascii="Arial" w:hAnsi="Arial" w:cs="Arial"/>
-          <w:sz w:val="20"/>
+          <w:sz w:val="18"/>
         </w:rPr>
         <w:t xml:space="preserve"> — </w:t>
       </w:r>
@@ -1314,7 +1544,8 @@
         <w:rPr>
           <w:rStyle w:val="Strong"/>
           <w:rFonts w:ascii="Arial" w:hAnsi="Arial" w:cs="Arial"/>
-          <w:sz w:val="20"/>
+          <w:b w:val="0"/>
+          <w:sz w:val="18"/>
         </w:rPr>
         <w:t>OpenTelemetry</w:t>
       </w:r>
@@ -1323,7 +1554,8 @@
         <w:rPr>
           <w:rStyle w:val="Strong"/>
           <w:rFonts w:ascii="Arial" w:hAnsi="Arial" w:cs="Arial"/>
-          <w:sz w:val="20"/>
+          <w:b w:val="0"/>
+          <w:sz w:val="18"/>
         </w:rPr>
         <w:t xml:space="preserve">, </w:t>
       </w:r>
@@ -1332,7 +1564,8 @@
         <w:rPr>
           <w:rStyle w:val="Strong"/>
           <w:rFonts w:ascii="Arial" w:hAnsi="Arial" w:cs="Arial"/>
-          <w:sz w:val="20"/>
+          <w:b w:val="0"/>
+          <w:sz w:val="18"/>
         </w:rPr>
         <w:t>Datadog</w:t>
       </w:r>
@@ -1341,7 +1574,8 @@
         <w:rPr>
           <w:rStyle w:val="Strong"/>
           <w:rFonts w:ascii="Arial" w:hAnsi="Arial" w:cs="Arial"/>
-          <w:sz w:val="20"/>
+          <w:b w:val="0"/>
+          <w:sz w:val="18"/>
         </w:rPr>
         <w:t xml:space="preserve">, Prometheus, </w:t>
       </w:r>
@@ -1350,7 +1584,8 @@
         <w:rPr>
           <w:rStyle w:val="Strong"/>
           <w:rFonts w:ascii="Arial" w:hAnsi="Arial" w:cs="Arial"/>
-          <w:sz w:val="20"/>
+          <w:b w:val="0"/>
+          <w:sz w:val="18"/>
         </w:rPr>
         <w:t>Grafana</w:t>
       </w:r>
@@ -1359,7 +1594,8 @@
         <w:rPr>
           <w:rStyle w:val="Strong"/>
           <w:rFonts w:ascii="Arial" w:hAnsi="Arial" w:cs="Arial"/>
-          <w:sz w:val="20"/>
+          <w:b w:val="0"/>
+          <w:sz w:val="18"/>
         </w:rPr>
         <w:t xml:space="preserve">, ELK/EFK, </w:t>
       </w:r>
@@ -1368,7 +1604,8 @@
         <w:rPr>
           <w:rStyle w:val="Strong"/>
           <w:rFonts w:ascii="Arial" w:hAnsi="Arial" w:cs="Arial"/>
-          <w:sz w:val="20"/>
+          <w:b w:val="0"/>
+          <w:sz w:val="18"/>
         </w:rPr>
         <w:t>CloudWatch</w:t>
       </w:r>
@@ -1376,30 +1613,70 @@
       <w:r>
         <w:rPr>
           <w:rFonts w:ascii="Arial" w:hAnsi="Arial" w:cs="Arial"/>
-          <w:sz w:val="20"/>
-        </w:rPr>
-        <w:t xml:space="preserve">, structured logging • Testing: </w:t>
-      </w:r>
-      <w:r>
-        <w:rPr>
-          <w:rStyle w:val="Strong"/>
-          <w:rFonts w:ascii="Arial" w:hAnsi="Arial" w:cs="Arial"/>
-          <w:sz w:val="20"/>
+          <w:sz w:val="18"/>
+        </w:rPr>
+        <w:t xml:space="preserve">, structured logging • </w:t>
+      </w:r>
+      <w:r>
+        <w:rPr>
+          <w:rFonts w:ascii="Arial" w:hAnsi="Arial" w:cs="Arial"/>
+          <w:b/>
+          <w:sz w:val="18"/>
+        </w:rPr>
+        <w:t>Testing</w:t>
+      </w:r>
+      <w:r>
+        <w:rPr>
+          <w:rFonts w:ascii="Arial" w:hAnsi="Arial" w:cs="Arial"/>
+          <w:sz w:val="18"/>
+        </w:rPr>
+        <w:t xml:space="preserve">: </w:t>
+      </w:r>
+      <w:r>
+        <w:rPr>
+          <w:rStyle w:val="Strong"/>
+          <w:rFonts w:ascii="Arial" w:hAnsi="Arial" w:cs="Arial"/>
+          <w:b w:val="0"/>
+          <w:sz w:val="18"/>
         </w:rPr>
         <w:t>Jest, Mocha, Chai, React Testing Library, Cypress, Playwright</w:t>
       </w:r>
       <w:r>
         <w:rPr>
           <w:rFonts w:ascii="Arial" w:hAnsi="Arial" w:cs="Arial"/>
-          <w:sz w:val="20"/>
-        </w:rPr>
-        <w:t xml:space="preserve">, API contract tests (Pact-style) • Security: </w:t>
-      </w:r>
-      <w:r>
-        <w:rPr>
-          <w:rStyle w:val="Strong"/>
-          <w:rFonts w:ascii="Arial" w:hAnsi="Arial" w:cs="Arial"/>
-          <w:sz w:val="20"/>
+          <w:b/>
+          <w:sz w:val="18"/>
+        </w:rPr>
+        <w:t xml:space="preserve">, </w:t>
+      </w:r>
+      <w:r>
+        <w:rPr>
+          <w:rFonts w:ascii="Arial" w:hAnsi="Arial" w:cs="Arial"/>
+          <w:sz w:val="18"/>
+        </w:rPr>
+        <w:t xml:space="preserve">API contract tests (Pact-style) • </w:t>
+      </w:r>
+      <w:r>
+        <w:rPr>
+          <w:rFonts w:ascii="Arial" w:hAnsi="Arial" w:cs="Arial"/>
+          <w:b/>
+          <w:sz w:val="18"/>
+        </w:rPr>
+        <w:t>Security</w:t>
+      </w:r>
+      <w:r>
+        <w:rPr>
+          <w:rFonts w:ascii="Arial" w:hAnsi="Arial" w:cs="Arial"/>
+          <w:sz w:val="18"/>
+        </w:rPr>
+        <w:t xml:space="preserve">: </w:t>
+      </w:r>
+      <w:r>
+        <w:rPr>
+          <w:rStyle w:val="Strong"/>
+          <w:rFonts w:ascii="Arial" w:hAnsi="Arial" w:cs="Arial"/>
+          <w:b w:val="0"/>
+          <w:sz w:val="18"/>
         </w:rPr>
         <w:t xml:space="preserve">OAuth2, </w:t>
       </w:r>
@@ -1408,7 +1685,8 @@
         <w:rPr>
           <w:rStyle w:val="Strong"/>
           <w:rFonts w:ascii="Arial" w:hAnsi="Arial" w:cs="Arial"/>
-          <w:sz w:val="20"/>
+          <w:b w:val="0"/>
+          <w:sz w:val="18"/>
         </w:rPr>
         <w:t>OpenID</w:t>
       </w:r>
@@ -1417,7 +1695,8 @@
         <w:rPr>
           <w:rStyle w:val="Strong"/>
           <w:rFonts w:ascii="Arial" w:hAnsi="Arial" w:cs="Arial"/>
-          <w:sz w:val="20"/>
+          <w:b w:val="0"/>
+          <w:sz w:val="18"/>
         </w:rPr>
         <w:t xml:space="preserve"> Connect, JWT, </w:t>
       </w:r>
@@ -1426,7 +1705,8 @@
         <w:rPr>
           <w:rStyle w:val="Strong"/>
           <w:rFonts w:ascii="Arial" w:hAnsi="Arial" w:cs="Arial"/>
-          <w:sz w:val="20"/>
+          <w:b w:val="0"/>
+          <w:sz w:val="18"/>
         </w:rPr>
         <w:t>Okta</w:t>
       </w:r>
@@ -1435,7 +1715,8 @@
         <w:rPr>
           <w:rStyle w:val="Strong"/>
           <w:rFonts w:ascii="Arial" w:hAnsi="Arial" w:cs="Arial"/>
-          <w:sz w:val="20"/>
+          <w:b w:val="0"/>
+          <w:sz w:val="18"/>
         </w:rPr>
         <w:t xml:space="preserve">, Auth0, AWS </w:t>
       </w:r>
@@ -1444,7 +1725,8 @@
         <w:rPr>
           <w:rStyle w:val="Strong"/>
           <w:rFonts w:ascii="Arial" w:hAnsi="Arial" w:cs="Arial"/>
-          <w:sz w:val="20"/>
+          <w:b w:val="0"/>
+          <w:sz w:val="18"/>
         </w:rPr>
         <w:t>Cognito</w:t>
       </w:r>
@@ -1452,7 +1734,7 @@
       <w:r>
         <w:rPr>
           <w:rFonts w:ascii="Arial" w:hAnsi="Arial" w:cs="Arial"/>
-          <w:sz w:val="20"/>
+          <w:sz w:val="18"/>
         </w:rPr>
         <w:t xml:space="preserve">, rate limiting, </w:t>
       </w:r>
@@ -1460,14 +1742,15 @@
         <w:rPr>
           <w:rStyle w:val="Strong"/>
           <w:rFonts w:ascii="Arial" w:hAnsi="Arial" w:cs="Arial"/>
-          <w:sz w:val="20"/>
+          <w:b w:val="0"/>
+          <w:sz w:val="18"/>
         </w:rPr>
         <w:t>RBAC/ABAC</w:t>
       </w:r>
       <w:r>
         <w:rPr>
           <w:rFonts w:ascii="Arial" w:hAnsi="Arial" w:cs="Arial"/>
-          <w:sz w:val="20"/>
+          <w:sz w:val="18"/>
         </w:rPr>
         <w:t>, audit logging</w:t>
       </w:r>
@@ -1546,13 +1829,13 @@
         <w:jc w:val="both"/>
         <w:rPr>
           <w:rFonts w:ascii="Arial" w:hAnsi="Arial" w:cs="Arial"/>
-          <w:sz w:val="20"/>
-        </w:rPr>
-      </w:pPr>
-      <w:r>
-        <w:rPr>
-          <w:rFonts w:ascii="Arial" w:hAnsi="Arial" w:cs="Arial"/>
-          <w:sz w:val="20"/>
+          <w:sz w:val="18"/>
+        </w:rPr>
+      </w:pPr>
+      <w:r>
+        <w:rPr>
+          <w:rFonts w:ascii="Arial" w:hAnsi="Arial" w:cs="Arial"/>
+          <w:sz w:val="18"/>
         </w:rPr>
         <w:t xml:space="preserve">Owned end-to-end delivery across </w:t>
       </w:r>
@@ -1561,7 +1844,7 @@
         <w:rPr>
           <w:rStyle w:val="Strong"/>
           <w:rFonts w:ascii="Arial" w:hAnsi="Arial" w:cs="Arial"/>
-          <w:sz w:val="20"/>
+          <w:sz w:val="18"/>
         </w:rPr>
         <w:t>iOS</w:t>
       </w:r>
@@ -1570,14 +1853,24 @@
         <w:rPr>
           <w:rStyle w:val="Strong"/>
           <w:rFonts w:ascii="Arial" w:hAnsi="Arial" w:cs="Arial"/>
-          <w:sz w:val="20"/>
-        </w:rPr>
-        <w:t xml:space="preserve"> + web</w:t>
-      </w:r>
-      <w:r>
-        <w:rPr>
-          <w:rFonts w:ascii="Arial" w:hAnsi="Arial" w:cs="Arial"/>
-          <w:sz w:val="20"/>
+          <w:sz w:val="18"/>
+        </w:rPr>
+        <w:t xml:space="preserve"> </w:t>
+      </w:r>
+      <w:bookmarkStart w:id="0" w:name="_GoBack"/>
+      <w:bookmarkEnd w:id="0"/>
+      <w:r>
+        <w:rPr>
+          <w:rStyle w:val="Strong"/>
+          <w:rFonts w:ascii="Arial" w:hAnsi="Arial" w:cs="Arial"/>
+          <w:sz w:val="18"/>
+        </w:rPr>
+        <w:t>+ web</w:t>
+      </w:r>
+      <w:r>
+        <w:rPr>
+          <w:rFonts w:ascii="Arial" w:hAnsi="Arial" w:cs="Arial"/>
+          <w:sz w:val="18"/>
         </w:rPr>
         <w:t xml:space="preserve"> surfaces, aligning </w:t>
       </w:r>
@@ -1585,14 +1878,14 @@
         <w:rPr>
           <w:rStyle w:val="Strong"/>
           <w:rFonts w:ascii="Arial" w:hAnsi="Arial" w:cs="Arial"/>
-          <w:sz w:val="20"/>
+          <w:sz w:val="18"/>
         </w:rPr>
         <w:t>client behavior</w:t>
       </w:r>
       <w:r>
         <w:rPr>
           <w:rFonts w:ascii="Arial" w:hAnsi="Arial" w:cs="Arial"/>
-          <w:sz w:val="20"/>
+          <w:sz w:val="18"/>
         </w:rPr>
         <w:t xml:space="preserve"> with </w:t>
       </w:r>
@@ -1600,14 +1893,14 @@
         <w:rPr>
           <w:rStyle w:val="Strong"/>
           <w:rFonts w:ascii="Arial" w:hAnsi="Arial" w:cs="Arial"/>
-          <w:sz w:val="20"/>
+          <w:sz w:val="18"/>
         </w:rPr>
         <w:t>backend contracts</w:t>
       </w:r>
       <w:r>
         <w:rPr>
           <w:rFonts w:ascii="Arial" w:hAnsi="Arial" w:cs="Arial"/>
-          <w:sz w:val="20"/>
+          <w:sz w:val="18"/>
         </w:rPr>
         <w:t xml:space="preserve"> for predictable releases and safer change management.</w:t>
       </w:r>
@@ -1622,13 +1915,13 @@
         <w:jc w:val="both"/>
         <w:rPr>
           <w:rFonts w:ascii="Arial" w:hAnsi="Arial" w:cs="Arial"/>
-          <w:sz w:val="20"/>
-        </w:rPr>
-      </w:pPr>
-      <w:r>
-        <w:rPr>
-          <w:rFonts w:ascii="Arial" w:hAnsi="Arial" w:cs="Arial"/>
-          <w:sz w:val="20"/>
+          <w:sz w:val="18"/>
+        </w:rPr>
+      </w:pPr>
+      <w:r>
+        <w:rPr>
+          <w:rFonts w:ascii="Arial" w:hAnsi="Arial" w:cs="Arial"/>
+          <w:sz w:val="18"/>
         </w:rPr>
         <w:t xml:space="preserve">Reworked client networking with consistent </w:t>
       </w:r>
@@ -1636,7 +1929,7 @@
         <w:rPr>
           <w:rStyle w:val="Strong"/>
           <w:rFonts w:ascii="Arial" w:hAnsi="Arial" w:cs="Arial"/>
-          <w:sz w:val="20"/>
+          <w:sz w:val="18"/>
         </w:rPr>
         <w:t>retry/</w:t>
       </w:r>
@@ -1645,7 +1938,7 @@
         <w:rPr>
           <w:rStyle w:val="Strong"/>
           <w:rFonts w:ascii="Arial" w:hAnsi="Arial" w:cs="Arial"/>
-          <w:sz w:val="20"/>
+          <w:sz w:val="18"/>
         </w:rPr>
         <w:t>backoff</w:t>
       </w:r>
@@ -1653,7 +1946,7 @@
       <w:r>
         <w:rPr>
           <w:rFonts w:ascii="Arial" w:hAnsi="Arial" w:cs="Arial"/>
-          <w:sz w:val="20"/>
+          <w:sz w:val="18"/>
         </w:rPr>
         <w:t xml:space="preserve">, timeout policies, and request </w:t>
       </w:r>
@@ -1661,7 +1954,7 @@
       <w:r>
         <w:rPr>
           <w:rFonts w:ascii="Arial" w:hAnsi="Arial" w:cs="Arial"/>
-          <w:sz w:val="20"/>
+          <w:sz w:val="18"/>
         </w:rPr>
         <w:t>deduplication</w:t>
       </w:r>
@@ -1669,7 +1962,7 @@
       <w:r>
         <w:rPr>
           <w:rFonts w:ascii="Arial" w:hAnsi="Arial" w:cs="Arial"/>
-          <w:sz w:val="20"/>
+          <w:sz w:val="18"/>
         </w:rPr>
         <w:t xml:space="preserve"> to reduce redundant calls and stabilize real-world mobile connectivity.</w:t>
       </w:r>
@@ -1684,13 +1977,13 @@
         <w:jc w:val="both"/>
         <w:rPr>
           <w:rFonts w:ascii="Arial" w:hAnsi="Arial" w:cs="Arial"/>
-          <w:sz w:val="20"/>
-        </w:rPr>
-      </w:pPr>
-      <w:r>
-        <w:rPr>
-          <w:rFonts w:ascii="Arial" w:hAnsi="Arial" w:cs="Arial"/>
-          <w:sz w:val="20"/>
+          <w:sz w:val="18"/>
+        </w:rPr>
+      </w:pPr>
+      <w:r>
+        <w:rPr>
+          <w:rFonts w:ascii="Arial" w:hAnsi="Arial" w:cs="Arial"/>
+          <w:sz w:val="18"/>
         </w:rPr>
         <w:t xml:space="preserve">Built an internal </w:t>
       </w:r>
@@ -1698,14 +1991,14 @@
         <w:rPr>
           <w:rStyle w:val="Strong"/>
           <w:rFonts w:ascii="Arial" w:hAnsi="Arial" w:cs="Arial"/>
-          <w:sz w:val="20"/>
+          <w:sz w:val="18"/>
         </w:rPr>
         <w:t>BFF layer</w:t>
       </w:r>
       <w:r>
         <w:rPr>
           <w:rFonts w:ascii="Arial" w:hAnsi="Arial" w:cs="Arial"/>
-          <w:sz w:val="20"/>
+          <w:sz w:val="18"/>
         </w:rPr>
         <w:t xml:space="preserve"> using </w:t>
       </w:r>
@@ -1713,14 +2006,14 @@
         <w:rPr>
           <w:rStyle w:val="Strong"/>
           <w:rFonts w:ascii="Arial" w:hAnsi="Arial" w:cs="Arial"/>
-          <w:sz w:val="20"/>
+          <w:sz w:val="18"/>
         </w:rPr>
         <w:t>Node.js</w:t>
       </w:r>
       <w:r>
         <w:rPr>
           <w:rFonts w:ascii="Arial" w:hAnsi="Arial" w:cs="Arial"/>
-          <w:sz w:val="20"/>
+          <w:sz w:val="18"/>
         </w:rPr>
         <w:t xml:space="preserve">, </w:t>
       </w:r>
@@ -1728,14 +2021,14 @@
         <w:rPr>
           <w:rStyle w:val="Strong"/>
           <w:rFonts w:ascii="Arial" w:hAnsi="Arial" w:cs="Arial"/>
-          <w:sz w:val="20"/>
+          <w:sz w:val="18"/>
         </w:rPr>
         <w:t>Express</w:t>
       </w:r>
       <w:r>
         <w:rPr>
           <w:rFonts w:ascii="Arial" w:hAnsi="Arial" w:cs="Arial"/>
-          <w:sz w:val="20"/>
+          <w:sz w:val="18"/>
         </w:rPr>
         <w:t xml:space="preserve">, and </w:t>
       </w:r>
@@ -1744,7 +2037,7 @@
         <w:rPr>
           <w:rStyle w:val="Strong"/>
           <w:rFonts w:ascii="Arial" w:hAnsi="Arial" w:cs="Arial"/>
-          <w:sz w:val="20"/>
+          <w:sz w:val="18"/>
         </w:rPr>
         <w:t>NestJS</w:t>
       </w:r>
@@ -1752,7 +2045,7 @@
       <w:r>
         <w:rPr>
           <w:rFonts w:ascii="Arial" w:hAnsi="Arial" w:cs="Arial"/>
-          <w:sz w:val="20"/>
+          <w:sz w:val="18"/>
         </w:rPr>
         <w:t xml:space="preserve">, enforcing </w:t>
       </w:r>
@@ -1761,7 +2054,7 @@
         <w:rPr>
           <w:rStyle w:val="Strong"/>
           <w:rFonts w:ascii="Arial" w:hAnsi="Arial" w:cs="Arial"/>
-          <w:sz w:val="20"/>
+          <w:sz w:val="18"/>
         </w:rPr>
         <w:t>idempotency</w:t>
       </w:r>
@@ -1769,7 +2062,7 @@
       <w:r>
         <w:rPr>
           <w:rFonts w:ascii="Arial" w:hAnsi="Arial" w:cs="Arial"/>
-          <w:sz w:val="20"/>
+          <w:sz w:val="18"/>
         </w:rPr>
         <w:t>, pagination rules, and response normalization to keep clients stable while services evolved.</w:t>
       </w:r>
@@ -1784,13 +2077,13 @@
         <w:jc w:val="both"/>
         <w:rPr>
           <w:rFonts w:ascii="Arial" w:hAnsi="Arial" w:cs="Arial"/>
-          <w:sz w:val="20"/>
-        </w:rPr>
-      </w:pPr>
-      <w:r>
-        <w:rPr>
-          <w:rFonts w:ascii="Arial" w:hAnsi="Arial" w:cs="Arial"/>
-          <w:sz w:val="20"/>
+          <w:sz w:val="18"/>
+        </w:rPr>
+      </w:pPr>
+      <w:r>
+        <w:rPr>
+          <w:rFonts w:ascii="Arial" w:hAnsi="Arial" w:cs="Arial"/>
+          <w:sz w:val="18"/>
         </w:rPr>
         <w:t xml:space="preserve">Implemented secure </w:t>
       </w:r>
@@ -1798,7 +2091,7 @@
         <w:rPr>
           <w:rStyle w:val="Strong"/>
           <w:rFonts w:ascii="Arial" w:hAnsi="Arial" w:cs="Arial"/>
-          <w:sz w:val="20"/>
+          <w:sz w:val="18"/>
         </w:rPr>
         <w:t xml:space="preserve">OAuth2 / </w:t>
       </w:r>
@@ -1807,7 +2100,7 @@
         <w:rPr>
           <w:rStyle w:val="Strong"/>
           <w:rFonts w:ascii="Arial" w:hAnsi="Arial" w:cs="Arial"/>
-          <w:sz w:val="20"/>
+          <w:sz w:val="18"/>
         </w:rPr>
         <w:t>OpenID</w:t>
       </w:r>
@@ -1816,14 +2109,14 @@
         <w:rPr>
           <w:rStyle w:val="Strong"/>
           <w:rFonts w:ascii="Arial" w:hAnsi="Arial" w:cs="Arial"/>
-          <w:sz w:val="20"/>
+          <w:sz w:val="18"/>
         </w:rPr>
         <w:t xml:space="preserve"> Connect</w:t>
       </w:r>
       <w:r>
         <w:rPr>
           <w:rFonts w:ascii="Arial" w:hAnsi="Arial" w:cs="Arial"/>
-          <w:sz w:val="20"/>
+          <w:sz w:val="18"/>
         </w:rPr>
         <w:t xml:space="preserve"> flows with </w:t>
       </w:r>
@@ -1831,14 +2124,14 @@
         <w:rPr>
           <w:rStyle w:val="Strong"/>
           <w:rFonts w:ascii="Arial" w:hAnsi="Arial" w:cs="Arial"/>
-          <w:sz w:val="20"/>
+          <w:sz w:val="18"/>
         </w:rPr>
         <w:t>JWT</w:t>
       </w:r>
       <w:r>
         <w:rPr>
           <w:rFonts w:ascii="Arial" w:hAnsi="Arial" w:cs="Arial"/>
-          <w:sz w:val="20"/>
+          <w:sz w:val="18"/>
         </w:rPr>
         <w:t xml:space="preserve"> handling, integrating </w:t>
       </w:r>
@@ -1847,7 +2140,7 @@
         <w:rPr>
           <w:rStyle w:val="Strong"/>
           <w:rFonts w:ascii="Arial" w:hAnsi="Arial" w:cs="Arial"/>
-          <w:sz w:val="20"/>
+          <w:sz w:val="18"/>
         </w:rPr>
         <w:t>Okta</w:t>
       </w:r>
@@ -1855,7 +2148,7 @@
       <w:r>
         <w:rPr>
           <w:rFonts w:ascii="Arial" w:hAnsi="Arial" w:cs="Arial"/>
-          <w:sz w:val="20"/>
+          <w:sz w:val="18"/>
         </w:rPr>
         <w:t xml:space="preserve">, </w:t>
       </w:r>
@@ -1863,14 +2156,14 @@
         <w:rPr>
           <w:rStyle w:val="Strong"/>
           <w:rFonts w:ascii="Arial" w:hAnsi="Arial" w:cs="Arial"/>
-          <w:sz w:val="20"/>
+          <w:sz w:val="18"/>
         </w:rPr>
         <w:t>Auth0</w:t>
       </w:r>
       <w:r>
         <w:rPr>
           <w:rFonts w:ascii="Arial" w:hAnsi="Arial" w:cs="Arial"/>
-          <w:sz w:val="20"/>
+          <w:sz w:val="18"/>
         </w:rPr>
         <w:t xml:space="preserve">, and </w:t>
       </w:r>
@@ -1878,7 +2171,7 @@
         <w:rPr>
           <w:rStyle w:val="Strong"/>
           <w:rFonts w:ascii="Arial" w:hAnsi="Arial" w:cs="Arial"/>
-          <w:sz w:val="20"/>
+          <w:sz w:val="18"/>
         </w:rPr>
         <w:t xml:space="preserve">AWS </w:t>
       </w:r>
@@ -1887,7 +2180,7 @@
         <w:rPr>
           <w:rStyle w:val="Strong"/>
           <w:rFonts w:ascii="Arial" w:hAnsi="Arial" w:cs="Arial"/>
-          <w:sz w:val="20"/>
+          <w:sz w:val="18"/>
         </w:rPr>
         <w:t>Cognito</w:t>
       </w:r>
@@ -1895,7 +2188,7 @@
       <w:r>
         <w:rPr>
           <w:rFonts w:ascii="Arial" w:hAnsi="Arial" w:cs="Arial"/>
-          <w:sz w:val="20"/>
+          <w:sz w:val="18"/>
         </w:rPr>
         <w:t xml:space="preserve"> patterns for session renewal and reduced lockouts.</w:t>
       </w:r>
@@ -1910,13 +2203,13 @@
         <w:jc w:val="both"/>
         <w:rPr>
           <w:rFonts w:ascii="Arial" w:hAnsi="Arial" w:cs="Arial"/>
-          <w:sz w:val="20"/>
-        </w:rPr>
-      </w:pPr>
-      <w:r>
-        <w:rPr>
-          <w:rFonts w:ascii="Arial" w:hAnsi="Arial" w:cs="Arial"/>
-          <w:sz w:val="20"/>
+          <w:sz w:val="18"/>
+        </w:rPr>
+      </w:pPr>
+      <w:r>
+        <w:rPr>
+          <w:rFonts w:ascii="Arial" w:hAnsi="Arial" w:cs="Arial"/>
+          <w:sz w:val="18"/>
         </w:rPr>
         <w:t xml:space="preserve">Delivered component-driven UI for complex workflows using </w:t>
       </w:r>
@@ -1925,7 +2218,7 @@
         <w:rPr>
           <w:rStyle w:val="Strong"/>
           <w:rFonts w:ascii="Arial" w:hAnsi="Arial" w:cs="Arial"/>
-          <w:sz w:val="20"/>
+          <w:sz w:val="18"/>
         </w:rPr>
         <w:t>UIKit</w:t>
       </w:r>
@@ -1933,7 +2226,7 @@
       <w:r>
         <w:rPr>
           <w:rFonts w:ascii="Arial" w:hAnsi="Arial" w:cs="Arial"/>
-          <w:sz w:val="20"/>
+          <w:sz w:val="18"/>
         </w:rPr>
         <w:t xml:space="preserve"> and targeted </w:t>
       </w:r>
@@ -1942,7 +2235,7 @@
         <w:rPr>
           <w:rStyle w:val="Strong"/>
           <w:rFonts w:ascii="Arial" w:hAnsi="Arial" w:cs="Arial"/>
-          <w:sz w:val="20"/>
+          <w:sz w:val="18"/>
         </w:rPr>
         <w:t>SwiftUI</w:t>
       </w:r>
@@ -1950,7 +2243,7 @@
       <w:r>
         <w:rPr>
           <w:rFonts w:ascii="Arial" w:hAnsi="Arial" w:cs="Arial"/>
-          <w:sz w:val="20"/>
+          <w:sz w:val="18"/>
         </w:rPr>
         <w:t xml:space="preserve"> modules, improving maintainability while avoiding risky large-scale rewrites.</w:t>
       </w:r>
@@ -1965,13 +2258,13 @@
         <w:jc w:val="both"/>
         <w:rPr>
           <w:rFonts w:ascii="Arial" w:hAnsi="Arial" w:cs="Arial"/>
-          <w:sz w:val="20"/>
-        </w:rPr>
-      </w:pPr>
-      <w:r>
-        <w:rPr>
-          <w:rFonts w:ascii="Arial" w:hAnsi="Arial" w:cs="Arial"/>
-          <w:sz w:val="20"/>
+          <w:sz w:val="18"/>
+        </w:rPr>
+      </w:pPr>
+      <w:r>
+        <w:rPr>
+          <w:rFonts w:ascii="Arial" w:hAnsi="Arial" w:cs="Arial"/>
+          <w:sz w:val="18"/>
         </w:rPr>
         <w:t xml:space="preserve">Improved app performance via </w:t>
       </w:r>
@@ -1979,14 +2272,14 @@
         <w:rPr>
           <w:rStyle w:val="Strong"/>
           <w:rFonts w:ascii="Arial" w:hAnsi="Arial" w:cs="Arial"/>
-          <w:sz w:val="20"/>
+          <w:sz w:val="18"/>
         </w:rPr>
         <w:t>Instruments</w:t>
       </w:r>
       <w:r>
         <w:rPr>
           <w:rFonts w:ascii="Arial" w:hAnsi="Arial" w:cs="Arial"/>
-          <w:sz w:val="20"/>
+          <w:sz w:val="18"/>
         </w:rPr>
         <w:t xml:space="preserve"> profiling, reducing layout thrash, memory churn, and expensive render paths that caused stutters on list-heavy screens.</w:t>
       </w:r>
@@ -2001,13 +2294,13 @@
         <w:jc w:val="both"/>
         <w:rPr>
           <w:rFonts w:ascii="Arial" w:hAnsi="Arial" w:cs="Arial"/>
-          <w:sz w:val="20"/>
-        </w:rPr>
-      </w:pPr>
-      <w:r>
-        <w:rPr>
-          <w:rFonts w:ascii="Arial" w:hAnsi="Arial" w:cs="Arial"/>
-          <w:sz w:val="20"/>
+          <w:sz w:val="18"/>
+        </w:rPr>
+      </w:pPr>
+      <w:r>
+        <w:rPr>
+          <w:rFonts w:ascii="Arial" w:hAnsi="Arial" w:cs="Arial"/>
+          <w:sz w:val="18"/>
         </w:rPr>
         <w:t xml:space="preserve">Standardized analytics and event schemas with validation, streaming product events into </w:t>
       </w:r>
@@ -2015,14 +2308,14 @@
         <w:rPr>
           <w:rStyle w:val="Strong"/>
           <w:rFonts w:ascii="Arial" w:hAnsi="Arial" w:cs="Arial"/>
-          <w:sz w:val="20"/>
+          <w:sz w:val="18"/>
         </w:rPr>
         <w:t>Redshift</w:t>
       </w:r>
       <w:r>
         <w:rPr>
           <w:rFonts w:ascii="Arial" w:hAnsi="Arial" w:cs="Arial"/>
-          <w:sz w:val="20"/>
+          <w:sz w:val="18"/>
         </w:rPr>
         <w:t xml:space="preserve"> and </w:t>
       </w:r>
@@ -2031,7 +2324,7 @@
         <w:rPr>
           <w:rStyle w:val="Strong"/>
           <w:rFonts w:ascii="Arial" w:hAnsi="Arial" w:cs="Arial"/>
-          <w:sz w:val="20"/>
+          <w:sz w:val="18"/>
         </w:rPr>
         <w:t>BigQuery</w:t>
       </w:r>
@@ -2039,7 +2332,7 @@
       <w:r>
         <w:rPr>
           <w:rFonts w:ascii="Arial" w:hAnsi="Arial" w:cs="Arial"/>
-          <w:sz w:val="20"/>
+          <w:sz w:val="18"/>
         </w:rPr>
         <w:t xml:space="preserve"> via event/analytics pipelines for trusted reporting.</w:t>
       </w:r>
@@ -2054,29 +2347,28 @@
         <w:jc w:val="both"/>
         <w:rPr>
           <w:rFonts w:ascii="Arial" w:hAnsi="Arial" w:cs="Arial"/>
-          <w:sz w:val="20"/>
-        </w:rPr>
-      </w:pPr>
-      <w:r>
-        <w:rPr>
-          <w:rFonts w:ascii="Arial" w:hAnsi="Arial" w:cs="Arial"/>
-          <w:sz w:val="20"/>
-        </w:rPr>
-        <w:lastRenderedPageBreak/>
+          <w:sz w:val="18"/>
+        </w:rPr>
+      </w:pPr>
+      <w:r>
+        <w:rPr>
+          <w:rFonts w:ascii="Arial" w:hAnsi="Arial" w:cs="Arial"/>
+          <w:sz w:val="18"/>
+        </w:rPr>
         <w:t xml:space="preserve">Introduced event-driven workflows using </w:t>
       </w:r>
       <w:r>
         <w:rPr>
           <w:rStyle w:val="Strong"/>
           <w:rFonts w:ascii="Arial" w:hAnsi="Arial" w:cs="Arial"/>
-          <w:sz w:val="20"/>
+          <w:sz w:val="18"/>
         </w:rPr>
         <w:t>AWS SQS/SNS</w:t>
       </w:r>
       <w:r>
         <w:rPr>
           <w:rFonts w:ascii="Arial" w:hAnsi="Arial" w:cs="Arial"/>
-          <w:sz w:val="20"/>
+          <w:sz w:val="18"/>
         </w:rPr>
         <w:t xml:space="preserve">, </w:t>
       </w:r>
@@ -2084,14 +2376,14 @@
         <w:rPr>
           <w:rStyle w:val="Strong"/>
           <w:rFonts w:ascii="Arial" w:hAnsi="Arial" w:cs="Arial"/>
-          <w:sz w:val="20"/>
+          <w:sz w:val="18"/>
         </w:rPr>
         <w:t>Kafka</w:t>
       </w:r>
       <w:r>
         <w:rPr>
           <w:rFonts w:ascii="Arial" w:hAnsi="Arial" w:cs="Arial"/>
-          <w:sz w:val="20"/>
+          <w:sz w:val="18"/>
         </w:rPr>
         <w:t xml:space="preserve">, and </w:t>
       </w:r>
@@ -2100,7 +2392,7 @@
         <w:rPr>
           <w:rStyle w:val="Strong"/>
           <w:rFonts w:ascii="Arial" w:hAnsi="Arial" w:cs="Arial"/>
-          <w:sz w:val="20"/>
+          <w:sz w:val="18"/>
         </w:rPr>
         <w:t>RabbitMQ</w:t>
       </w:r>
@@ -2108,7 +2400,7 @@
       <w:r>
         <w:rPr>
           <w:rFonts w:ascii="Arial" w:hAnsi="Arial" w:cs="Arial"/>
-          <w:sz w:val="20"/>
+          <w:sz w:val="18"/>
         </w:rPr>
         <w:t xml:space="preserve"> for background processing, with DLQ patterns and replay safety for long-running tasks.</w:t>
       </w:r>
@@ -2123,13 +2415,13 @@
         <w:jc w:val="both"/>
         <w:rPr>
           <w:rFonts w:ascii="Arial" w:hAnsi="Arial" w:cs="Arial"/>
-          <w:sz w:val="20"/>
-        </w:rPr>
-      </w:pPr>
-      <w:r>
-        <w:rPr>
-          <w:rFonts w:ascii="Arial" w:hAnsi="Arial" w:cs="Arial"/>
-          <w:sz w:val="20"/>
+          <w:sz w:val="18"/>
+        </w:rPr>
+      </w:pPr>
+      <w:r>
+        <w:rPr>
+          <w:rFonts w:ascii="Arial" w:hAnsi="Arial" w:cs="Arial"/>
+          <w:sz w:val="18"/>
         </w:rPr>
         <w:t xml:space="preserve">Designed data access and caching strategies using </w:t>
       </w:r>
@@ -2138,7 +2430,7 @@
         <w:rPr>
           <w:rStyle w:val="Strong"/>
           <w:rFonts w:ascii="Arial" w:hAnsi="Arial" w:cs="Arial"/>
-          <w:sz w:val="20"/>
+          <w:sz w:val="18"/>
         </w:rPr>
         <w:t>PostgreSQL</w:t>
       </w:r>
@@ -2146,7 +2438,7 @@
       <w:r>
         <w:rPr>
           <w:rFonts w:ascii="Arial" w:hAnsi="Arial" w:cs="Arial"/>
-          <w:sz w:val="20"/>
+          <w:sz w:val="18"/>
         </w:rPr>
         <w:t xml:space="preserve"> and </w:t>
       </w:r>
@@ -2155,7 +2447,7 @@
         <w:rPr>
           <w:rStyle w:val="Strong"/>
           <w:rFonts w:ascii="Arial" w:hAnsi="Arial" w:cs="Arial"/>
-          <w:sz w:val="20"/>
+          <w:sz w:val="18"/>
         </w:rPr>
         <w:t>Redis</w:t>
       </w:r>
@@ -2163,7 +2455,7 @@
       <w:r>
         <w:rPr>
           <w:rFonts w:ascii="Arial" w:hAnsi="Arial" w:cs="Arial"/>
-          <w:sz w:val="20"/>
+          <w:sz w:val="18"/>
         </w:rPr>
         <w:t>, tuning indexes and query patterns to improve p95 latency on high-traffic endpoints.</w:t>
       </w:r>
@@ -2178,13 +2470,13 @@
         <w:jc w:val="both"/>
         <w:rPr>
           <w:rFonts w:ascii="Arial" w:hAnsi="Arial" w:cs="Arial"/>
-          <w:sz w:val="20"/>
-        </w:rPr>
-      </w:pPr>
-      <w:r>
-        <w:rPr>
-          <w:rFonts w:ascii="Arial" w:hAnsi="Arial" w:cs="Arial"/>
-          <w:sz w:val="20"/>
+          <w:sz w:val="18"/>
+        </w:rPr>
+      </w:pPr>
+      <w:r>
+        <w:rPr>
+          <w:rFonts w:ascii="Arial" w:hAnsi="Arial" w:cs="Arial"/>
+          <w:sz w:val="18"/>
         </w:rPr>
         <w:t xml:space="preserve">Integrated file/media handling through </w:t>
       </w:r>
@@ -2192,14 +2484,14 @@
         <w:rPr>
           <w:rStyle w:val="Strong"/>
           <w:rFonts w:ascii="Arial" w:hAnsi="Arial" w:cs="Arial"/>
-          <w:sz w:val="20"/>
+          <w:sz w:val="18"/>
         </w:rPr>
         <w:t>S3</w:t>
       </w:r>
       <w:r>
         <w:rPr>
           <w:rFonts w:ascii="Arial" w:hAnsi="Arial" w:cs="Arial"/>
-          <w:sz w:val="20"/>
+          <w:sz w:val="18"/>
         </w:rPr>
         <w:t xml:space="preserve"> and </w:t>
       </w:r>
@@ -2208,7 +2500,7 @@
         <w:rPr>
           <w:rStyle w:val="Strong"/>
           <w:rFonts w:ascii="Arial" w:hAnsi="Arial" w:cs="Arial"/>
-          <w:sz w:val="20"/>
+          <w:sz w:val="18"/>
         </w:rPr>
         <w:t>CloudFront</w:t>
       </w:r>
@@ -2216,7 +2508,7 @@
       <w:r>
         <w:rPr>
           <w:rFonts w:ascii="Arial" w:hAnsi="Arial" w:cs="Arial"/>
-          <w:sz w:val="20"/>
+          <w:sz w:val="18"/>
         </w:rPr>
         <w:t>, using signed URLs and lifecycle controls for predictable cost and secure artifact delivery.</w:t>
       </w:r>
@@ -2231,13 +2523,13 @@
         <w:jc w:val="both"/>
         <w:rPr>
           <w:rFonts w:ascii="Arial" w:hAnsi="Arial" w:cs="Arial"/>
-          <w:sz w:val="20"/>
-        </w:rPr>
-      </w:pPr>
-      <w:r>
-        <w:rPr>
-          <w:rFonts w:ascii="Arial" w:hAnsi="Arial" w:cs="Arial"/>
-          <w:sz w:val="20"/>
+          <w:sz w:val="18"/>
+        </w:rPr>
+      </w:pPr>
+      <w:r>
+        <w:rPr>
+          <w:rFonts w:ascii="Arial" w:hAnsi="Arial" w:cs="Arial"/>
+          <w:sz w:val="18"/>
         </w:rPr>
         <w:t xml:space="preserve">Supported production operations with </w:t>
       </w:r>
@@ -2246,7 +2538,7 @@
         <w:rPr>
           <w:rStyle w:val="Strong"/>
           <w:rFonts w:ascii="Arial" w:hAnsi="Arial" w:cs="Arial"/>
-          <w:sz w:val="20"/>
+          <w:sz w:val="18"/>
         </w:rPr>
         <w:t>OpenTelemetry</w:t>
       </w:r>
@@ -2254,7 +2546,7 @@
       <w:r>
         <w:rPr>
           <w:rFonts w:ascii="Arial" w:hAnsi="Arial" w:cs="Arial"/>
-          <w:sz w:val="20"/>
+          <w:sz w:val="18"/>
         </w:rPr>
         <w:t xml:space="preserve"> tracing + structured logs, exporting signals into </w:t>
       </w:r>
@@ -2263,7 +2555,7 @@
         <w:rPr>
           <w:rStyle w:val="Strong"/>
           <w:rFonts w:ascii="Arial" w:hAnsi="Arial" w:cs="Arial"/>
-          <w:sz w:val="20"/>
+          <w:sz w:val="18"/>
         </w:rPr>
         <w:t>Datadog</w:t>
       </w:r>
@@ -2271,7 +2563,7 @@
       <w:r>
         <w:rPr>
           <w:rFonts w:ascii="Arial" w:hAnsi="Arial" w:cs="Arial"/>
-          <w:sz w:val="20"/>
+          <w:sz w:val="18"/>
         </w:rPr>
         <w:t xml:space="preserve">, </w:t>
       </w:r>
@@ -2280,7 +2572,7 @@
         <w:rPr>
           <w:rStyle w:val="Strong"/>
           <w:rFonts w:ascii="Arial" w:hAnsi="Arial" w:cs="Arial"/>
-          <w:sz w:val="20"/>
+          <w:sz w:val="18"/>
         </w:rPr>
         <w:t>Grafana</w:t>
       </w:r>
@@ -2288,7 +2580,7 @@
       <w:r>
         <w:rPr>
           <w:rFonts w:ascii="Arial" w:hAnsi="Arial" w:cs="Arial"/>
-          <w:sz w:val="20"/>
+          <w:sz w:val="18"/>
         </w:rPr>
         <w:t xml:space="preserve">, </w:t>
       </w:r>
@@ -2297,7 +2589,7 @@
         <w:rPr>
           <w:rStyle w:val="Strong"/>
           <w:rFonts w:ascii="Arial" w:hAnsi="Arial" w:cs="Arial"/>
-          <w:sz w:val="20"/>
+          <w:sz w:val="18"/>
         </w:rPr>
         <w:t>CloudWatch</w:t>
       </w:r>
@@ -2305,7 +2597,7 @@
       <w:r>
         <w:rPr>
           <w:rFonts w:ascii="Arial" w:hAnsi="Arial" w:cs="Arial"/>
-          <w:sz w:val="20"/>
+          <w:sz w:val="18"/>
         </w:rPr>
         <w:t xml:space="preserve">, and </w:t>
       </w:r>
@@ -2313,14 +2605,14 @@
         <w:rPr>
           <w:rStyle w:val="Strong"/>
           <w:rFonts w:ascii="Arial" w:hAnsi="Arial" w:cs="Arial"/>
-          <w:sz w:val="20"/>
+          <w:sz w:val="18"/>
         </w:rPr>
         <w:t>ELK/EFK</w:t>
       </w:r>
       <w:r>
         <w:rPr>
           <w:rFonts w:ascii="Arial" w:hAnsi="Arial" w:cs="Arial"/>
-          <w:sz w:val="20"/>
+          <w:sz w:val="18"/>
         </w:rPr>
         <w:t xml:space="preserve"> for faster incident triage.</w:t>
       </w:r>
@@ -2335,14 +2627,15 @@
         <w:jc w:val="both"/>
         <w:rPr>
           <w:rFonts w:ascii="Arial" w:hAnsi="Arial" w:cs="Arial"/>
-          <w:sz w:val="20"/>
-        </w:rPr>
-      </w:pPr>
-      <w:r>
-        <w:rPr>
-          <w:rFonts w:ascii="Arial" w:hAnsi="Arial" w:cs="Arial"/>
-          <w:sz w:val="20"/>
-        </w:rPr>
+          <w:sz w:val="18"/>
+        </w:rPr>
+      </w:pPr>
+      <w:r>
+        <w:rPr>
+          <w:rFonts w:ascii="Arial" w:hAnsi="Arial" w:cs="Arial"/>
+          <w:sz w:val="18"/>
+        </w:rPr>
+        <w:lastRenderedPageBreak/>
         <w:t xml:space="preserve">Automated infrastructure and delivery using </w:t>
       </w:r>
       <w:proofErr w:type="spellStart"/>
@@ -2350,7 +2643,7 @@
         <w:rPr>
           <w:rStyle w:val="Strong"/>
           <w:rFonts w:ascii="Arial" w:hAnsi="Arial" w:cs="Arial"/>
-          <w:sz w:val="20"/>
+          <w:sz w:val="18"/>
         </w:rPr>
         <w:t>Terraform</w:t>
       </w:r>
@@ -2358,7 +2651,7 @@
       <w:r>
         <w:rPr>
           <w:rFonts w:ascii="Arial" w:hAnsi="Arial" w:cs="Arial"/>
-          <w:sz w:val="20"/>
+          <w:sz w:val="18"/>
         </w:rPr>
         <w:t xml:space="preserve"> and </w:t>
       </w:r>
@@ -2367,7 +2660,7 @@
         <w:rPr>
           <w:rStyle w:val="Strong"/>
           <w:rFonts w:ascii="Arial" w:hAnsi="Arial" w:cs="Arial"/>
-          <w:sz w:val="20"/>
+          <w:sz w:val="18"/>
         </w:rPr>
         <w:t>CloudFormation</w:t>
       </w:r>
@@ -2375,7 +2668,7 @@
       <w:r>
         <w:rPr>
           <w:rFonts w:ascii="Arial" w:hAnsi="Arial" w:cs="Arial"/>
-          <w:sz w:val="20"/>
+          <w:sz w:val="18"/>
         </w:rPr>
         <w:t xml:space="preserve">, deploying services onto </w:t>
       </w:r>
@@ -2383,14 +2676,14 @@
         <w:rPr>
           <w:rStyle w:val="Strong"/>
           <w:rFonts w:ascii="Arial" w:hAnsi="Arial" w:cs="Arial"/>
-          <w:sz w:val="20"/>
+          <w:sz w:val="18"/>
         </w:rPr>
         <w:t>EKS</w:t>
       </w:r>
       <w:r>
         <w:rPr>
           <w:rFonts w:ascii="Arial" w:hAnsi="Arial" w:cs="Arial"/>
-          <w:sz w:val="20"/>
+          <w:sz w:val="18"/>
         </w:rPr>
         <w:t xml:space="preserve">, </w:t>
       </w:r>
@@ -2398,14 +2691,14 @@
         <w:rPr>
           <w:rStyle w:val="Strong"/>
           <w:rFonts w:ascii="Arial" w:hAnsi="Arial" w:cs="Arial"/>
-          <w:sz w:val="20"/>
+          <w:sz w:val="18"/>
         </w:rPr>
         <w:t>ECS</w:t>
       </w:r>
       <w:r>
         <w:rPr>
           <w:rFonts w:ascii="Arial" w:hAnsi="Arial" w:cs="Arial"/>
-          <w:sz w:val="20"/>
+          <w:sz w:val="18"/>
         </w:rPr>
         <w:t xml:space="preserve">, </w:t>
       </w:r>
@@ -2413,14 +2706,14 @@
         <w:rPr>
           <w:rStyle w:val="Strong"/>
           <w:rFonts w:ascii="Arial" w:hAnsi="Arial" w:cs="Arial"/>
-          <w:sz w:val="20"/>
+          <w:sz w:val="18"/>
         </w:rPr>
         <w:t>EC2</w:t>
       </w:r>
       <w:r>
         <w:rPr>
           <w:rFonts w:ascii="Arial" w:hAnsi="Arial" w:cs="Arial"/>
-          <w:sz w:val="20"/>
+          <w:sz w:val="18"/>
         </w:rPr>
         <w:t xml:space="preserve">, and </w:t>
       </w:r>
@@ -2428,14 +2721,14 @@
         <w:rPr>
           <w:rStyle w:val="Strong"/>
           <w:rFonts w:ascii="Arial" w:hAnsi="Arial" w:cs="Arial"/>
-          <w:sz w:val="20"/>
+          <w:sz w:val="18"/>
         </w:rPr>
         <w:t>Lambda</w:t>
       </w:r>
       <w:r>
         <w:rPr>
           <w:rFonts w:ascii="Arial" w:hAnsi="Arial" w:cs="Arial"/>
-          <w:sz w:val="20"/>
+          <w:sz w:val="18"/>
         </w:rPr>
         <w:t xml:space="preserve"> behind </w:t>
       </w:r>
@@ -2443,14 +2736,14 @@
         <w:rPr>
           <w:rStyle w:val="Strong"/>
           <w:rFonts w:ascii="Arial" w:hAnsi="Arial" w:cs="Arial"/>
-          <w:sz w:val="20"/>
+          <w:sz w:val="18"/>
         </w:rPr>
         <w:t>API Gateway</w:t>
       </w:r>
       <w:r>
         <w:rPr>
           <w:rFonts w:ascii="Arial" w:hAnsi="Arial" w:cs="Arial"/>
-          <w:sz w:val="20"/>
+          <w:sz w:val="18"/>
         </w:rPr>
         <w:t xml:space="preserve"> with least-privilege </w:t>
       </w:r>
@@ -2458,14 +2751,14 @@
         <w:rPr>
           <w:rStyle w:val="Strong"/>
           <w:rFonts w:ascii="Arial" w:hAnsi="Arial" w:cs="Arial"/>
-          <w:sz w:val="20"/>
+          <w:sz w:val="18"/>
         </w:rPr>
         <w:t>IAM</w:t>
       </w:r>
       <w:r>
         <w:rPr>
           <w:rFonts w:ascii="Arial" w:hAnsi="Arial" w:cs="Arial"/>
-          <w:sz w:val="20"/>
+          <w:sz w:val="18"/>
         </w:rPr>
         <w:t>.</w:t>
       </w:r>
@@ -2480,13 +2773,13 @@
         <w:jc w:val="both"/>
         <w:rPr>
           <w:rFonts w:ascii="Arial" w:hAnsi="Arial" w:cs="Arial"/>
-          <w:sz w:val="20"/>
-        </w:rPr>
-      </w:pPr>
-      <w:r>
-        <w:rPr>
-          <w:rFonts w:ascii="Arial" w:hAnsi="Arial" w:cs="Arial"/>
-          <w:sz w:val="20"/>
+          <w:sz w:val="18"/>
+        </w:rPr>
+      </w:pPr>
+      <w:r>
+        <w:rPr>
+          <w:rFonts w:ascii="Arial" w:hAnsi="Arial" w:cs="Arial"/>
+          <w:sz w:val="18"/>
         </w:rPr>
         <w:t>Implemented staged rollouts and feature flags with measurable guardrails, using SLO-driven alerts to reduce rollout risk and improve release confidence.</w:t>
       </w:r>
@@ -2501,13 +2794,13 @@
         <w:jc w:val="both"/>
         <w:rPr>
           <w:rFonts w:ascii="Arial" w:hAnsi="Arial" w:cs="Arial"/>
-          <w:sz w:val="20"/>
-        </w:rPr>
-      </w:pPr>
-      <w:r>
-        <w:rPr>
-          <w:rFonts w:ascii="Arial" w:hAnsi="Arial" w:cs="Arial"/>
-          <w:sz w:val="20"/>
+          <w:sz w:val="18"/>
+        </w:rPr>
+      </w:pPr>
+      <w:r>
+        <w:rPr>
+          <w:rFonts w:ascii="Arial" w:hAnsi="Arial" w:cs="Arial"/>
+          <w:sz w:val="18"/>
         </w:rPr>
         <w:t xml:space="preserve">Strengthened quality gates with </w:t>
       </w:r>
@@ -2515,14 +2808,14 @@
         <w:rPr>
           <w:rStyle w:val="Strong"/>
           <w:rFonts w:ascii="Arial" w:hAnsi="Arial" w:cs="Arial"/>
-          <w:sz w:val="20"/>
+          <w:sz w:val="18"/>
         </w:rPr>
         <w:t>Jest</w:t>
       </w:r>
       <w:r>
         <w:rPr>
           <w:rFonts w:ascii="Arial" w:hAnsi="Arial" w:cs="Arial"/>
-          <w:sz w:val="20"/>
+          <w:sz w:val="18"/>
         </w:rPr>
         <w:t xml:space="preserve">, </w:t>
       </w:r>
@@ -2530,14 +2823,14 @@
         <w:rPr>
           <w:rStyle w:val="Strong"/>
           <w:rFonts w:ascii="Arial" w:hAnsi="Arial" w:cs="Arial"/>
-          <w:sz w:val="20"/>
+          <w:sz w:val="18"/>
         </w:rPr>
         <w:t>Mocha/Chai</w:t>
       </w:r>
       <w:r>
         <w:rPr>
           <w:rFonts w:ascii="Arial" w:hAnsi="Arial" w:cs="Arial"/>
-          <w:sz w:val="20"/>
+          <w:sz w:val="18"/>
         </w:rPr>
         <w:t xml:space="preserve">, </w:t>
       </w:r>
@@ -2545,14 +2838,14 @@
         <w:rPr>
           <w:rStyle w:val="Strong"/>
           <w:rFonts w:ascii="Arial" w:hAnsi="Arial" w:cs="Arial"/>
-          <w:sz w:val="20"/>
+          <w:sz w:val="18"/>
         </w:rPr>
         <w:t>React Testing Library</w:t>
       </w:r>
       <w:r>
         <w:rPr>
           <w:rFonts w:ascii="Arial" w:hAnsi="Arial" w:cs="Arial"/>
-          <w:sz w:val="20"/>
+          <w:sz w:val="18"/>
         </w:rPr>
         <w:t xml:space="preserve">, </w:t>
       </w:r>
@@ -2560,14 +2853,14 @@
         <w:rPr>
           <w:rStyle w:val="Strong"/>
           <w:rFonts w:ascii="Arial" w:hAnsi="Arial" w:cs="Arial"/>
-          <w:sz w:val="20"/>
+          <w:sz w:val="18"/>
         </w:rPr>
         <w:t>Cypress</w:t>
       </w:r>
       <w:r>
         <w:rPr>
           <w:rFonts w:ascii="Arial" w:hAnsi="Arial" w:cs="Arial"/>
-          <w:sz w:val="20"/>
+          <w:sz w:val="18"/>
         </w:rPr>
         <w:t xml:space="preserve">, </w:t>
       </w:r>
@@ -2575,14 +2868,14 @@
         <w:rPr>
           <w:rStyle w:val="Strong"/>
           <w:rFonts w:ascii="Arial" w:hAnsi="Arial" w:cs="Arial"/>
-          <w:sz w:val="20"/>
+          <w:sz w:val="18"/>
         </w:rPr>
         <w:t>Playwright</w:t>
       </w:r>
       <w:r>
         <w:rPr>
           <w:rFonts w:ascii="Arial" w:hAnsi="Arial" w:cs="Arial"/>
-          <w:sz w:val="20"/>
+          <w:sz w:val="18"/>
         </w:rPr>
         <w:t xml:space="preserve">, and Pact-style </w:t>
       </w:r>
@@ -2590,14 +2883,14 @@
         <w:rPr>
           <w:rStyle w:val="Strong"/>
           <w:rFonts w:ascii="Arial" w:hAnsi="Arial" w:cs="Arial"/>
-          <w:sz w:val="20"/>
+          <w:sz w:val="18"/>
         </w:rPr>
         <w:t>API contract tests</w:t>
       </w:r>
       <w:r>
         <w:rPr>
           <w:rFonts w:ascii="Arial" w:hAnsi="Arial" w:cs="Arial"/>
-          <w:sz w:val="20"/>
+          <w:sz w:val="18"/>
         </w:rPr>
         <w:t xml:space="preserve"> to prevent breaking client flows.</w:t>
       </w:r>
@@ -2612,13 +2905,13 @@
         <w:jc w:val="both"/>
         <w:rPr>
           <w:rFonts w:ascii="Arial" w:hAnsi="Arial" w:cs="Arial"/>
-          <w:sz w:val="20"/>
-        </w:rPr>
-      </w:pPr>
-      <w:r>
-        <w:rPr>
-          <w:rFonts w:ascii="Arial" w:hAnsi="Arial" w:cs="Arial"/>
-          <w:sz w:val="20"/>
+          <w:sz w:val="18"/>
+        </w:rPr>
+      </w:pPr>
+      <w:r>
+        <w:rPr>
+          <w:rFonts w:ascii="Arial" w:hAnsi="Arial" w:cs="Arial"/>
+          <w:sz w:val="18"/>
         </w:rPr>
         <w:t xml:space="preserve">Mentored engineers through design reviews, PR coaching, and </w:t>
       </w:r>
@@ -2626,7 +2919,7 @@
       <w:r>
         <w:rPr>
           <w:rFonts w:ascii="Arial" w:hAnsi="Arial" w:cs="Arial"/>
-          <w:sz w:val="20"/>
+          <w:sz w:val="18"/>
         </w:rPr>
         <w:t>runbook</w:t>
       </w:r>
@@ -2634,7 +2927,7 @@
       <w:r>
         <w:rPr>
           <w:rFonts w:ascii="Arial" w:hAnsi="Arial" w:cs="Arial"/>
-          <w:sz w:val="20"/>
+          <w:sz w:val="18"/>
         </w:rPr>
         <w:t xml:space="preserve"> authoring, improving code health, ownership clarity, and the team’s day-to-day delivery cadence.</w:t>
       </w:r>
@@ -2693,13 +2986,13 @@
         <w:jc w:val="both"/>
         <w:rPr>
           <w:rFonts w:ascii="Arial" w:hAnsi="Arial" w:cs="Arial"/>
-          <w:sz w:val="20"/>
-        </w:rPr>
-      </w:pPr>
-      <w:r>
-        <w:rPr>
-          <w:rFonts w:ascii="Arial" w:hAnsi="Arial" w:cs="Arial"/>
-          <w:sz w:val="20"/>
+          <w:sz w:val="18"/>
+        </w:rPr>
+      </w:pPr>
+      <w:r>
+        <w:rPr>
+          <w:rFonts w:ascii="Arial" w:hAnsi="Arial" w:cs="Arial"/>
+          <w:sz w:val="18"/>
         </w:rPr>
         <w:t xml:space="preserve">Delivered high-reliability </w:t>
       </w:r>
@@ -2708,7 +3001,7 @@
         <w:rPr>
           <w:rStyle w:val="Strong"/>
           <w:rFonts w:ascii="Arial" w:hAnsi="Arial" w:cs="Arial"/>
-          <w:sz w:val="20"/>
+          <w:sz w:val="18"/>
         </w:rPr>
         <w:t>iOS</w:t>
       </w:r>
@@ -2716,7 +3009,7 @@
       <w:r>
         <w:rPr>
           <w:rFonts w:ascii="Arial" w:hAnsi="Arial" w:cs="Arial"/>
-          <w:sz w:val="20"/>
+          <w:sz w:val="18"/>
         </w:rPr>
         <w:t xml:space="preserve"> features using </w:t>
       </w:r>
@@ -2725,7 +3018,7 @@
         <w:rPr>
           <w:rStyle w:val="Strong"/>
           <w:rFonts w:ascii="Arial" w:hAnsi="Arial" w:cs="Arial"/>
-          <w:sz w:val="20"/>
+          <w:sz w:val="18"/>
         </w:rPr>
         <w:t>UIKit</w:t>
       </w:r>
@@ -2733,7 +3026,7 @@
       <w:r>
         <w:rPr>
           <w:rFonts w:ascii="Arial" w:hAnsi="Arial" w:cs="Arial"/>
-          <w:sz w:val="20"/>
+          <w:sz w:val="18"/>
         </w:rPr>
         <w:t xml:space="preserve"> and Objective-C/Swift interoperability for operational workflows with strict uptime expectations.</w:t>
       </w:r>
@@ -2748,13 +3041,13 @@
         <w:jc w:val="both"/>
         <w:rPr>
           <w:rFonts w:ascii="Arial" w:hAnsi="Arial" w:cs="Arial"/>
-          <w:sz w:val="20"/>
-        </w:rPr>
-      </w:pPr>
-      <w:r>
-        <w:rPr>
-          <w:rFonts w:ascii="Arial" w:hAnsi="Arial" w:cs="Arial"/>
-          <w:sz w:val="20"/>
+          <w:sz w:val="18"/>
+        </w:rPr>
+      </w:pPr>
+      <w:r>
+        <w:rPr>
+          <w:rFonts w:ascii="Arial" w:hAnsi="Arial" w:cs="Arial"/>
+          <w:sz w:val="18"/>
         </w:rPr>
         <w:t>Implemented robust forms and local validation logic to reduce server round-trips, improving UX responsiveness and lowering backend validation failures.</w:t>
       </w:r>
@@ -2769,13 +3062,13 @@
         <w:jc w:val="both"/>
         <w:rPr>
           <w:rFonts w:ascii="Arial" w:hAnsi="Arial" w:cs="Arial"/>
-          <w:sz w:val="20"/>
-        </w:rPr>
-      </w:pPr>
-      <w:r>
-        <w:rPr>
-          <w:rFonts w:ascii="Arial" w:hAnsi="Arial" w:cs="Arial"/>
-          <w:sz w:val="20"/>
+          <w:sz w:val="18"/>
+        </w:rPr>
+      </w:pPr>
+      <w:r>
+        <w:rPr>
+          <w:rFonts w:ascii="Arial" w:hAnsi="Arial" w:cs="Arial"/>
+          <w:sz w:val="18"/>
         </w:rPr>
         <w:t>Improved network resilience with consistent error mapping, retries, and offline-safe UI states, reducing support cases tied to transient connectivity.</w:t>
       </w:r>
@@ -2790,13 +3083,13 @@
         <w:jc w:val="both"/>
         <w:rPr>
           <w:rFonts w:ascii="Arial" w:hAnsi="Arial" w:cs="Arial"/>
-          <w:sz w:val="20"/>
-        </w:rPr>
-      </w:pPr>
-      <w:r>
-        <w:rPr>
-          <w:rFonts w:ascii="Arial" w:hAnsi="Arial" w:cs="Arial"/>
-          <w:sz w:val="20"/>
+          <w:sz w:val="18"/>
+        </w:rPr>
+      </w:pPr>
+      <w:r>
+        <w:rPr>
+          <w:rFonts w:ascii="Arial" w:hAnsi="Arial" w:cs="Arial"/>
+          <w:sz w:val="18"/>
         </w:rPr>
         <w:t>Partnered with backend teams to formalize pagination, filtering, and sorting semantics, keeping lists and search results consistent across sessions.</w:t>
       </w:r>
@@ -2811,13 +3104,13 @@
         <w:jc w:val="both"/>
         <w:rPr>
           <w:rFonts w:ascii="Arial" w:hAnsi="Arial" w:cs="Arial"/>
-          <w:sz w:val="20"/>
-        </w:rPr>
-      </w:pPr>
-      <w:r>
-        <w:rPr>
-          <w:rFonts w:ascii="Arial" w:hAnsi="Arial" w:cs="Arial"/>
-          <w:sz w:val="20"/>
+          <w:sz w:val="18"/>
+        </w:rPr>
+      </w:pPr>
+      <w:r>
+        <w:rPr>
+          <w:rFonts w:ascii="Arial" w:hAnsi="Arial" w:cs="Arial"/>
+          <w:sz w:val="18"/>
         </w:rPr>
         <w:t xml:space="preserve">Built reusable UI patterns (tables, filters, empty states) and accessibility improvements (Dynamic Type, </w:t>
       </w:r>
@@ -2825,7 +3118,7 @@
       <w:r>
         <w:rPr>
           <w:rFonts w:ascii="Arial" w:hAnsi="Arial" w:cs="Arial"/>
-          <w:sz w:val="20"/>
+          <w:sz w:val="18"/>
         </w:rPr>
         <w:t>VoiceOver</w:t>
       </w:r>
@@ -2833,7 +3126,7 @@
       <w:r>
         <w:rPr>
           <w:rFonts w:ascii="Arial" w:hAnsi="Arial" w:cs="Arial"/>
-          <w:sz w:val="20"/>
+          <w:sz w:val="18"/>
         </w:rPr>
         <w:t xml:space="preserve"> labeling) to raise overall product quality.</w:t>
       </w:r>
@@ -2848,13 +3141,13 @@
         <w:jc w:val="both"/>
         <w:rPr>
           <w:rFonts w:ascii="Arial" w:hAnsi="Arial" w:cs="Arial"/>
-          <w:sz w:val="20"/>
-        </w:rPr>
-      </w:pPr>
-      <w:r>
-        <w:rPr>
-          <w:rFonts w:ascii="Arial" w:hAnsi="Arial" w:cs="Arial"/>
-          <w:sz w:val="20"/>
+          <w:sz w:val="18"/>
+        </w:rPr>
+      </w:pPr>
+      <w:r>
+        <w:rPr>
+          <w:rFonts w:ascii="Arial" w:hAnsi="Arial" w:cs="Arial"/>
+          <w:sz w:val="18"/>
         </w:rPr>
         <w:t xml:space="preserve">Implemented secure credential handling with </w:t>
       </w:r>
@@ -2862,14 +3155,14 @@
         <w:rPr>
           <w:rStyle w:val="Strong"/>
           <w:rFonts w:ascii="Arial" w:hAnsi="Arial" w:cs="Arial"/>
-          <w:sz w:val="20"/>
+          <w:sz w:val="18"/>
         </w:rPr>
         <w:t>Keychain</w:t>
       </w:r>
       <w:r>
         <w:rPr>
           <w:rFonts w:ascii="Arial" w:hAnsi="Arial" w:cs="Arial"/>
-          <w:sz w:val="20"/>
+          <w:sz w:val="18"/>
         </w:rPr>
         <w:t xml:space="preserve"> hygiene and safer logging rules, reducing accidental exposure risk during debugging.</w:t>
       </w:r>
@@ -2884,13 +3177,13 @@
         <w:jc w:val="both"/>
         <w:rPr>
           <w:rFonts w:ascii="Arial" w:hAnsi="Arial" w:cs="Arial"/>
-          <w:sz w:val="20"/>
-        </w:rPr>
-      </w:pPr>
-      <w:r>
-        <w:rPr>
-          <w:rFonts w:ascii="Arial" w:hAnsi="Arial" w:cs="Arial"/>
-          <w:sz w:val="20"/>
+          <w:sz w:val="18"/>
+        </w:rPr>
+      </w:pPr>
+      <w:r>
+        <w:rPr>
+          <w:rFonts w:ascii="Arial" w:hAnsi="Arial" w:cs="Arial"/>
+          <w:sz w:val="18"/>
         </w:rPr>
         <w:t xml:space="preserve">Supported event-driven integrations using </w:t>
       </w:r>
@@ -2898,14 +3191,14 @@
         <w:rPr>
           <w:rStyle w:val="Strong"/>
           <w:rFonts w:ascii="Arial" w:hAnsi="Arial" w:cs="Arial"/>
-          <w:sz w:val="20"/>
+          <w:sz w:val="18"/>
         </w:rPr>
         <w:t>AWS SQS/SNS</w:t>
       </w:r>
       <w:r>
         <w:rPr>
           <w:rFonts w:ascii="Arial" w:hAnsi="Arial" w:cs="Arial"/>
-          <w:sz w:val="20"/>
+          <w:sz w:val="18"/>
         </w:rPr>
         <w:t xml:space="preserve"> and </w:t>
       </w:r>
@@ -2914,7 +3207,7 @@
         <w:rPr>
           <w:rStyle w:val="Strong"/>
           <w:rFonts w:ascii="Arial" w:hAnsi="Arial" w:cs="Arial"/>
-          <w:sz w:val="20"/>
+          <w:sz w:val="18"/>
         </w:rPr>
         <w:t>RabbitMQ</w:t>
       </w:r>
@@ -2922,7 +3215,7 @@
       <w:r>
         <w:rPr>
           <w:rFonts w:ascii="Arial" w:hAnsi="Arial" w:cs="Arial"/>
-          <w:sz w:val="20"/>
+          <w:sz w:val="18"/>
         </w:rPr>
         <w:t>, ensuring mobile-triggered actions were processed asynchronously without UI blocking.</w:t>
       </w:r>
@@ -2937,13 +3230,13 @@
         <w:jc w:val="both"/>
         <w:rPr>
           <w:rFonts w:ascii="Arial" w:hAnsi="Arial" w:cs="Arial"/>
-          <w:sz w:val="20"/>
-        </w:rPr>
-      </w:pPr>
-      <w:r>
-        <w:rPr>
-          <w:rFonts w:ascii="Arial" w:hAnsi="Arial" w:cs="Arial"/>
-          <w:sz w:val="20"/>
+          <w:sz w:val="18"/>
+        </w:rPr>
+      </w:pPr>
+      <w:r>
+        <w:rPr>
+          <w:rFonts w:ascii="Arial" w:hAnsi="Arial" w:cs="Arial"/>
+          <w:sz w:val="18"/>
         </w:rPr>
         <w:t xml:space="preserve">Contributed to services and internal tools using </w:t>
       </w:r>
@@ -2951,14 +3244,14 @@
         <w:rPr>
           <w:rStyle w:val="Strong"/>
           <w:rFonts w:ascii="Arial" w:hAnsi="Arial" w:cs="Arial"/>
-          <w:sz w:val="20"/>
+          <w:sz w:val="18"/>
         </w:rPr>
         <w:t>Node.js</w:t>
       </w:r>
       <w:r>
         <w:rPr>
           <w:rFonts w:ascii="Arial" w:hAnsi="Arial" w:cs="Arial"/>
-          <w:sz w:val="20"/>
+          <w:sz w:val="18"/>
         </w:rPr>
         <w:t xml:space="preserve">, </w:t>
       </w:r>
@@ -2966,14 +3259,14 @@
         <w:rPr>
           <w:rStyle w:val="Strong"/>
           <w:rFonts w:ascii="Arial" w:hAnsi="Arial" w:cs="Arial"/>
-          <w:sz w:val="20"/>
+          <w:sz w:val="18"/>
         </w:rPr>
         <w:t>Express</w:t>
       </w:r>
       <w:r>
         <w:rPr>
           <w:rFonts w:ascii="Arial" w:hAnsi="Arial" w:cs="Arial"/>
-          <w:sz w:val="20"/>
+          <w:sz w:val="18"/>
         </w:rPr>
         <w:t xml:space="preserve">, and </w:t>
       </w:r>
@@ -2981,14 +3274,14 @@
         <w:rPr>
           <w:rStyle w:val="Strong"/>
           <w:rFonts w:ascii="Arial" w:hAnsi="Arial" w:cs="Arial"/>
-          <w:sz w:val="20"/>
+          <w:sz w:val="18"/>
         </w:rPr>
         <w:t>REST</w:t>
       </w:r>
       <w:r>
         <w:rPr>
           <w:rFonts w:ascii="Arial" w:hAnsi="Arial" w:cs="Arial"/>
-          <w:sz w:val="20"/>
+          <w:sz w:val="18"/>
         </w:rPr>
         <w:t xml:space="preserve"> patterns, applying rate limiting, retries, and </w:t>
       </w:r>
@@ -2996,7 +3289,7 @@
       <w:r>
         <w:rPr>
           <w:rFonts w:ascii="Arial" w:hAnsi="Arial" w:cs="Arial"/>
-          <w:sz w:val="20"/>
+          <w:sz w:val="18"/>
         </w:rPr>
         <w:t>webhook</w:t>
       </w:r>
@@ -3004,7 +3297,7 @@
       <w:r>
         <w:rPr>
           <w:rFonts w:ascii="Arial" w:hAnsi="Arial" w:cs="Arial"/>
-          <w:sz w:val="20"/>
+          <w:sz w:val="18"/>
         </w:rPr>
         <w:t xml:space="preserve"> verification where needed.</w:t>
       </w:r>
@@ -3019,13 +3312,13 @@
         <w:jc w:val="both"/>
         <w:rPr>
           <w:rFonts w:ascii="Arial" w:hAnsi="Arial" w:cs="Arial"/>
-          <w:sz w:val="20"/>
-        </w:rPr>
-      </w:pPr>
-      <w:r>
-        <w:rPr>
-          <w:rFonts w:ascii="Arial" w:hAnsi="Arial" w:cs="Arial"/>
-          <w:sz w:val="20"/>
+          <w:sz w:val="18"/>
+        </w:rPr>
+      </w:pPr>
+      <w:r>
+        <w:rPr>
+          <w:rFonts w:ascii="Arial" w:hAnsi="Arial" w:cs="Arial"/>
+          <w:sz w:val="18"/>
         </w:rPr>
         <w:t xml:space="preserve">Tuned persistence and caching strategies using </w:t>
       </w:r>
@@ -3034,7 +3327,7 @@
         <w:rPr>
           <w:rStyle w:val="Strong"/>
           <w:rFonts w:ascii="Arial" w:hAnsi="Arial" w:cs="Arial"/>
-          <w:sz w:val="20"/>
+          <w:sz w:val="18"/>
         </w:rPr>
         <w:t>PostgreSQL</w:t>
       </w:r>
@@ -3042,7 +3335,7 @@
       <w:r>
         <w:rPr>
           <w:rFonts w:ascii="Arial" w:hAnsi="Arial" w:cs="Arial"/>
-          <w:sz w:val="20"/>
+          <w:sz w:val="18"/>
         </w:rPr>
         <w:t xml:space="preserve">, </w:t>
       </w:r>
@@ -3050,14 +3343,14 @@
         <w:rPr>
           <w:rStyle w:val="Strong"/>
           <w:rFonts w:ascii="Arial" w:hAnsi="Arial" w:cs="Arial"/>
-          <w:sz w:val="20"/>
+          <w:sz w:val="18"/>
         </w:rPr>
         <w:t>MySQL</w:t>
       </w:r>
       <w:r>
         <w:rPr>
           <w:rFonts w:ascii="Arial" w:hAnsi="Arial" w:cs="Arial"/>
-          <w:sz w:val="20"/>
+          <w:sz w:val="18"/>
         </w:rPr>
         <w:t xml:space="preserve">, and </w:t>
       </w:r>
@@ -3066,7 +3359,7 @@
         <w:rPr>
           <w:rStyle w:val="Strong"/>
           <w:rFonts w:ascii="Arial" w:hAnsi="Arial" w:cs="Arial"/>
-          <w:sz w:val="20"/>
+          <w:sz w:val="18"/>
         </w:rPr>
         <w:t>Redis</w:t>
       </w:r>
@@ -3074,7 +3367,7 @@
       <w:r>
         <w:rPr>
           <w:rFonts w:ascii="Arial" w:hAnsi="Arial" w:cs="Arial"/>
-          <w:sz w:val="20"/>
+          <w:sz w:val="18"/>
         </w:rPr>
         <w:t>, improving responsiveness and reducing UI freezes caused by main-thread work.</w:t>
       </w:r>
@@ -3089,13 +3382,13 @@
         <w:jc w:val="both"/>
         <w:rPr>
           <w:rFonts w:ascii="Arial" w:hAnsi="Arial" w:cs="Arial"/>
-          <w:sz w:val="20"/>
-        </w:rPr>
-      </w:pPr>
-      <w:r>
-        <w:rPr>
-          <w:rFonts w:ascii="Arial" w:hAnsi="Arial" w:cs="Arial"/>
-          <w:sz w:val="20"/>
+          <w:sz w:val="18"/>
+        </w:rPr>
+      </w:pPr>
+      <w:r>
+        <w:rPr>
+          <w:rFonts w:ascii="Arial" w:hAnsi="Arial" w:cs="Arial"/>
+          <w:sz w:val="18"/>
         </w:rPr>
         <w:t xml:space="preserve">Established operational visibility with structured logging and dashboards using </w:t>
       </w:r>
@@ -3103,14 +3396,14 @@
         <w:rPr>
           <w:rStyle w:val="Strong"/>
           <w:rFonts w:ascii="Arial" w:hAnsi="Arial" w:cs="Arial"/>
-          <w:sz w:val="20"/>
+          <w:sz w:val="18"/>
         </w:rPr>
         <w:t>Prometheus</w:t>
       </w:r>
       <w:r>
         <w:rPr>
           <w:rFonts w:ascii="Arial" w:hAnsi="Arial" w:cs="Arial"/>
-          <w:sz w:val="20"/>
+          <w:sz w:val="18"/>
         </w:rPr>
         <w:t xml:space="preserve">, </w:t>
       </w:r>
@@ -3119,7 +3412,7 @@
         <w:rPr>
           <w:rStyle w:val="Strong"/>
           <w:rFonts w:ascii="Arial" w:hAnsi="Arial" w:cs="Arial"/>
-          <w:sz w:val="20"/>
+          <w:sz w:val="18"/>
         </w:rPr>
         <w:t>Grafana</w:t>
       </w:r>
@@ -3127,7 +3420,7 @@
       <w:r>
         <w:rPr>
           <w:rFonts w:ascii="Arial" w:hAnsi="Arial" w:cs="Arial"/>
-          <w:sz w:val="20"/>
+          <w:sz w:val="18"/>
         </w:rPr>
         <w:t xml:space="preserve">, </w:t>
       </w:r>
@@ -3136,7 +3429,7 @@
         <w:rPr>
           <w:rStyle w:val="Strong"/>
           <w:rFonts w:ascii="Arial" w:hAnsi="Arial" w:cs="Arial"/>
-          <w:sz w:val="20"/>
+          <w:sz w:val="18"/>
         </w:rPr>
         <w:t>Datadog</w:t>
       </w:r>
@@ -3144,7 +3437,7 @@
       <w:r>
         <w:rPr>
           <w:rFonts w:ascii="Arial" w:hAnsi="Arial" w:cs="Arial"/>
-          <w:sz w:val="20"/>
+          <w:sz w:val="18"/>
         </w:rPr>
         <w:t xml:space="preserve">, and </w:t>
       </w:r>
@@ -3153,7 +3446,7 @@
         <w:rPr>
           <w:rStyle w:val="Strong"/>
           <w:rFonts w:ascii="Arial" w:hAnsi="Arial" w:cs="Arial"/>
-          <w:sz w:val="20"/>
+          <w:sz w:val="18"/>
         </w:rPr>
         <w:t>CloudWatch</w:t>
       </w:r>
@@ -3161,7 +3454,7 @@
       <w:r>
         <w:rPr>
           <w:rFonts w:ascii="Arial" w:hAnsi="Arial" w:cs="Arial"/>
-          <w:sz w:val="20"/>
+          <w:sz w:val="18"/>
         </w:rPr>
         <w:t xml:space="preserve"> to shorten time-to-resolution.</w:t>
       </w:r>
@@ -3176,13 +3469,13 @@
         <w:jc w:val="both"/>
         <w:rPr>
           <w:rFonts w:ascii="Arial" w:hAnsi="Arial" w:cs="Arial"/>
-          <w:sz w:val="20"/>
-        </w:rPr>
-      </w:pPr>
-      <w:r>
-        <w:rPr>
-          <w:rFonts w:ascii="Arial" w:hAnsi="Arial" w:cs="Arial"/>
-          <w:sz w:val="20"/>
+          <w:sz w:val="18"/>
+        </w:rPr>
+      </w:pPr>
+      <w:r>
+        <w:rPr>
+          <w:rFonts w:ascii="Arial" w:hAnsi="Arial" w:cs="Arial"/>
+          <w:sz w:val="18"/>
         </w:rPr>
         <w:t xml:space="preserve">Containerized key components with </w:t>
       </w:r>
@@ -3191,7 +3484,7 @@
         <w:rPr>
           <w:rStyle w:val="Strong"/>
           <w:rFonts w:ascii="Arial" w:hAnsi="Arial" w:cs="Arial"/>
-          <w:sz w:val="20"/>
+          <w:sz w:val="18"/>
         </w:rPr>
         <w:t>Docker</w:t>
       </w:r>
@@ -3199,7 +3492,7 @@
       <w:r>
         <w:rPr>
           <w:rFonts w:ascii="Arial" w:hAnsi="Arial" w:cs="Arial"/>
-          <w:sz w:val="20"/>
+          <w:sz w:val="18"/>
         </w:rPr>
         <w:t xml:space="preserve"> and deployed to </w:t>
       </w:r>
@@ -3208,7 +3501,7 @@
         <w:rPr>
           <w:rStyle w:val="Strong"/>
           <w:rFonts w:ascii="Arial" w:hAnsi="Arial" w:cs="Arial"/>
-          <w:sz w:val="20"/>
+          <w:sz w:val="18"/>
         </w:rPr>
         <w:t>Kubernetes</w:t>
       </w:r>
@@ -3216,7 +3509,7 @@
       <w:r>
         <w:rPr>
           <w:rFonts w:ascii="Arial" w:hAnsi="Arial" w:cs="Arial"/>
-          <w:sz w:val="20"/>
+          <w:sz w:val="18"/>
         </w:rPr>
         <w:t xml:space="preserve"> platforms including </w:t>
       </w:r>
@@ -3224,14 +3517,14 @@
         <w:rPr>
           <w:rStyle w:val="Strong"/>
           <w:rFonts w:ascii="Arial" w:hAnsi="Arial" w:cs="Arial"/>
-          <w:sz w:val="20"/>
+          <w:sz w:val="18"/>
         </w:rPr>
         <w:t>AKS</w:t>
       </w:r>
       <w:r>
         <w:rPr>
           <w:rFonts w:ascii="Arial" w:hAnsi="Arial" w:cs="Arial"/>
-          <w:sz w:val="20"/>
+          <w:sz w:val="18"/>
         </w:rPr>
         <w:t>, improving environment parity and reducing “works on my machine” drift.</w:t>
       </w:r>
@@ -3246,13 +3539,13 @@
         <w:jc w:val="both"/>
         <w:rPr>
           <w:rFonts w:ascii="Arial" w:hAnsi="Arial" w:cs="Arial"/>
-          <w:sz w:val="20"/>
-        </w:rPr>
-      </w:pPr>
-      <w:r>
-        <w:rPr>
-          <w:rFonts w:ascii="Arial" w:hAnsi="Arial" w:cs="Arial"/>
-          <w:sz w:val="20"/>
+          <w:sz w:val="18"/>
+        </w:rPr>
+      </w:pPr>
+      <w:r>
+        <w:rPr>
+          <w:rFonts w:ascii="Arial" w:hAnsi="Arial" w:cs="Arial"/>
+          <w:sz w:val="18"/>
         </w:rPr>
         <w:t xml:space="preserve">Built CI/CD workflows with </w:t>
       </w:r>
@@ -3260,14 +3553,14 @@
         <w:rPr>
           <w:rStyle w:val="Strong"/>
           <w:rFonts w:ascii="Arial" w:hAnsi="Arial" w:cs="Arial"/>
-          <w:sz w:val="20"/>
+          <w:sz w:val="18"/>
         </w:rPr>
         <w:t>Jenkins</w:t>
       </w:r>
       <w:r>
         <w:rPr>
           <w:rFonts w:ascii="Arial" w:hAnsi="Arial" w:cs="Arial"/>
-          <w:sz w:val="20"/>
+          <w:sz w:val="18"/>
         </w:rPr>
         <w:t xml:space="preserve">, </w:t>
       </w:r>
@@ -3275,7 +3568,7 @@
         <w:rPr>
           <w:rStyle w:val="Strong"/>
           <w:rFonts w:ascii="Arial" w:hAnsi="Arial" w:cs="Arial"/>
-          <w:sz w:val="20"/>
+          <w:sz w:val="18"/>
         </w:rPr>
         <w:t xml:space="preserve">Azure </w:t>
       </w:r>
@@ -3284,7 +3577,7 @@
         <w:rPr>
           <w:rStyle w:val="Strong"/>
           <w:rFonts w:ascii="Arial" w:hAnsi="Arial" w:cs="Arial"/>
-          <w:sz w:val="20"/>
+          <w:sz w:val="18"/>
         </w:rPr>
         <w:t>DevOps</w:t>
       </w:r>
@@ -3292,7 +3585,7 @@
       <w:r>
         <w:rPr>
           <w:rFonts w:ascii="Arial" w:hAnsi="Arial" w:cs="Arial"/>
-          <w:sz w:val="20"/>
+          <w:sz w:val="18"/>
         </w:rPr>
         <w:t xml:space="preserve">, and </w:t>
       </w:r>
@@ -3301,7 +3594,7 @@
         <w:rPr>
           <w:rStyle w:val="Strong"/>
           <w:rFonts w:ascii="Arial" w:hAnsi="Arial" w:cs="Arial"/>
-          <w:sz w:val="20"/>
+          <w:sz w:val="18"/>
         </w:rPr>
         <w:t>GitHub</w:t>
       </w:r>
@@ -3310,14 +3603,14 @@
         <w:rPr>
           <w:rStyle w:val="Strong"/>
           <w:rFonts w:ascii="Arial" w:hAnsi="Arial" w:cs="Arial"/>
-          <w:sz w:val="20"/>
+          <w:sz w:val="18"/>
         </w:rPr>
         <w:t xml:space="preserve"> Actions</w:t>
       </w:r>
       <w:r>
         <w:rPr>
           <w:rFonts w:ascii="Arial" w:hAnsi="Arial" w:cs="Arial"/>
-          <w:sz w:val="20"/>
+          <w:sz w:val="18"/>
         </w:rPr>
         <w:t>, adding automated tests and release gates to reduce regression frequency.</w:t>
       </w:r>
@@ -3332,13 +3625,13 @@
         <w:jc w:val="both"/>
         <w:rPr>
           <w:rFonts w:ascii="Arial" w:hAnsi="Arial" w:cs="Arial"/>
-          <w:sz w:val="20"/>
-        </w:rPr>
-      </w:pPr>
-      <w:r>
-        <w:rPr>
-          <w:rFonts w:ascii="Arial" w:hAnsi="Arial" w:cs="Arial"/>
-          <w:sz w:val="20"/>
+          <w:sz w:val="18"/>
+        </w:rPr>
+      </w:pPr>
+      <w:r>
+        <w:rPr>
+          <w:rFonts w:ascii="Arial" w:hAnsi="Arial" w:cs="Arial"/>
+          <w:sz w:val="18"/>
         </w:rPr>
         <w:t xml:space="preserve">Strengthened authorization patterns using </w:t>
       </w:r>
@@ -3346,14 +3639,14 @@
         <w:rPr>
           <w:rStyle w:val="Strong"/>
           <w:rFonts w:ascii="Arial" w:hAnsi="Arial" w:cs="Arial"/>
-          <w:sz w:val="20"/>
+          <w:sz w:val="18"/>
         </w:rPr>
         <w:t>RBAC/ABAC</w:t>
       </w:r>
       <w:r>
         <w:rPr>
           <w:rFonts w:ascii="Arial" w:hAnsi="Arial" w:cs="Arial"/>
-          <w:sz w:val="20"/>
+          <w:sz w:val="18"/>
         </w:rPr>
         <w:t xml:space="preserve">, audit logging, and secure token flows aligned with </w:t>
       </w:r>
@@ -3361,14 +3654,14 @@
         <w:rPr>
           <w:rStyle w:val="Strong"/>
           <w:rFonts w:ascii="Arial" w:hAnsi="Arial" w:cs="Arial"/>
-          <w:sz w:val="20"/>
+          <w:sz w:val="18"/>
         </w:rPr>
         <w:t>OAuth2</w:t>
       </w:r>
       <w:r>
         <w:rPr>
           <w:rFonts w:ascii="Arial" w:hAnsi="Arial" w:cs="Arial"/>
-          <w:sz w:val="20"/>
+          <w:sz w:val="18"/>
         </w:rPr>
         <w:t xml:space="preserve"> and </w:t>
       </w:r>
@@ -3376,14 +3669,14 @@
         <w:rPr>
           <w:rStyle w:val="Strong"/>
           <w:rFonts w:ascii="Arial" w:hAnsi="Arial" w:cs="Arial"/>
-          <w:sz w:val="20"/>
+          <w:sz w:val="18"/>
         </w:rPr>
         <w:t>JWT</w:t>
       </w:r>
       <w:r>
         <w:rPr>
           <w:rFonts w:ascii="Arial" w:hAnsi="Arial" w:cs="Arial"/>
-          <w:sz w:val="20"/>
+          <w:sz w:val="18"/>
         </w:rPr>
         <w:t xml:space="preserve"> best practices.</w:t>
       </w:r>
@@ -3453,13 +3746,13 @@
         <w:jc w:val="both"/>
         <w:rPr>
           <w:rFonts w:ascii="Arial" w:hAnsi="Arial" w:cs="Arial"/>
-          <w:sz w:val="20"/>
-        </w:rPr>
-      </w:pPr>
-      <w:r>
-        <w:rPr>
-          <w:rFonts w:ascii="Arial" w:hAnsi="Arial" w:cs="Arial"/>
-          <w:sz w:val="20"/>
+          <w:sz w:val="18"/>
+        </w:rPr>
+      </w:pPr>
+      <w:r>
+        <w:rPr>
+          <w:rFonts w:ascii="Arial" w:hAnsi="Arial" w:cs="Arial"/>
+          <w:sz w:val="18"/>
         </w:rPr>
         <w:t xml:space="preserve">Implemented core </w:t>
       </w:r>
@@ -3467,7 +3760,7 @@
       <w:r>
         <w:rPr>
           <w:rFonts w:ascii="Arial" w:hAnsi="Arial" w:cs="Arial"/>
-          <w:sz w:val="20"/>
+          <w:sz w:val="18"/>
         </w:rPr>
         <w:t>iOS</w:t>
       </w:r>
@@ -3475,7 +3768,7 @@
       <w:r>
         <w:rPr>
           <w:rFonts w:ascii="Arial" w:hAnsi="Arial" w:cs="Arial"/>
-          <w:sz w:val="20"/>
+          <w:sz w:val="18"/>
         </w:rPr>
         <w:t xml:space="preserve"> client features and navigation flows using </w:t>
       </w:r>
@@ -3484,7 +3777,7 @@
         <w:rPr>
           <w:rStyle w:val="Strong"/>
           <w:rFonts w:ascii="Arial" w:hAnsi="Arial" w:cs="Arial"/>
-          <w:sz w:val="20"/>
+          <w:sz w:val="18"/>
         </w:rPr>
         <w:t>UIKit</w:t>
       </w:r>
@@ -3492,7 +3785,7 @@
       <w:r>
         <w:rPr>
           <w:rFonts w:ascii="Arial" w:hAnsi="Arial" w:cs="Arial"/>
-          <w:sz w:val="20"/>
+          <w:sz w:val="18"/>
         </w:rPr>
         <w:t>, replacing manual processes with consistent mobile-first workflows.</w:t>
       </w:r>
@@ -3507,13 +3800,13 @@
         <w:jc w:val="both"/>
         <w:rPr>
           <w:rFonts w:ascii="Arial" w:hAnsi="Arial" w:cs="Arial"/>
-          <w:sz w:val="20"/>
-        </w:rPr>
-      </w:pPr>
-      <w:r>
-        <w:rPr>
-          <w:rFonts w:ascii="Arial" w:hAnsi="Arial" w:cs="Arial"/>
-          <w:sz w:val="20"/>
+          <w:sz w:val="18"/>
+        </w:rPr>
+      </w:pPr>
+      <w:r>
+        <w:rPr>
+          <w:rFonts w:ascii="Arial" w:hAnsi="Arial" w:cs="Arial"/>
+          <w:sz w:val="18"/>
         </w:rPr>
         <w:t>Built and maintained API integrations with defensive parsing, backward-compatible payload handling, and safer error states to reduce crash frequency during backend changes.</w:t>
       </w:r>
@@ -3528,13 +3821,13 @@
         <w:jc w:val="both"/>
         <w:rPr>
           <w:rFonts w:ascii="Arial" w:hAnsi="Arial" w:cs="Arial"/>
-          <w:sz w:val="20"/>
-        </w:rPr>
-      </w:pPr>
-      <w:r>
-        <w:rPr>
-          <w:rFonts w:ascii="Arial" w:hAnsi="Arial" w:cs="Arial"/>
-          <w:sz w:val="20"/>
+          <w:sz w:val="18"/>
+        </w:rPr>
+      </w:pPr>
+      <w:r>
+        <w:rPr>
+          <w:rFonts w:ascii="Arial" w:hAnsi="Arial" w:cs="Arial"/>
+          <w:sz w:val="18"/>
         </w:rPr>
         <w:t>Improved performance on list-heavy screens by reducing cell reconfiguration work, caching computed layouts, and avoiding redundant main-thread decoding.</w:t>
       </w:r>
@@ -3549,13 +3842,13 @@
         <w:jc w:val="both"/>
         <w:rPr>
           <w:rFonts w:ascii="Arial" w:hAnsi="Arial" w:cs="Arial"/>
-          <w:sz w:val="20"/>
-        </w:rPr>
-      </w:pPr>
-      <w:r>
-        <w:rPr>
-          <w:rFonts w:ascii="Arial" w:hAnsi="Arial" w:cs="Arial"/>
-          <w:sz w:val="20"/>
+          <w:sz w:val="18"/>
+        </w:rPr>
+      </w:pPr>
+      <w:r>
+        <w:rPr>
+          <w:rFonts w:ascii="Arial" w:hAnsi="Arial" w:cs="Arial"/>
+          <w:sz w:val="18"/>
         </w:rPr>
         <w:t>Introduced lightweight view-model separation to reduce coupling between UI and domain logic, improving testability and iteration speed.</w:t>
       </w:r>
@@ -3570,15 +3863,14 @@
         <w:jc w:val="both"/>
         <w:rPr>
           <w:rFonts w:ascii="Arial" w:hAnsi="Arial" w:cs="Arial"/>
-          <w:sz w:val="20"/>
-        </w:rPr>
-      </w:pPr>
-      <w:r>
-        <w:rPr>
-          <w:rFonts w:ascii="Arial" w:hAnsi="Arial" w:cs="Arial"/>
-          <w:sz w:val="20"/>
-        </w:rPr>
-        <w:lastRenderedPageBreak/>
+          <w:sz w:val="18"/>
+        </w:rPr>
+      </w:pPr>
+      <w:r>
+        <w:rPr>
+          <w:rFonts w:ascii="Arial" w:hAnsi="Arial" w:cs="Arial"/>
+          <w:sz w:val="18"/>
+        </w:rPr>
         <w:t>Implemented offline-tolerant storage and sync behaviors using local persistence patterns, improving reliability for field usage under poor connectivity.</w:t>
       </w:r>
     </w:p>
@@ -3592,13 +3884,13 @@
         <w:jc w:val="both"/>
         <w:rPr>
           <w:rFonts w:ascii="Arial" w:hAnsi="Arial" w:cs="Arial"/>
-          <w:sz w:val="20"/>
-        </w:rPr>
-      </w:pPr>
-      <w:r>
-        <w:rPr>
-          <w:rFonts w:ascii="Arial" w:hAnsi="Arial" w:cs="Arial"/>
-          <w:sz w:val="20"/>
+          <w:sz w:val="18"/>
+        </w:rPr>
+      </w:pPr>
+      <w:r>
+        <w:rPr>
+          <w:rFonts w:ascii="Arial" w:hAnsi="Arial" w:cs="Arial"/>
+          <w:sz w:val="18"/>
         </w:rPr>
         <w:t>Collaborated with backend engineers to refine filtering and ordering behavior, reducing user confusion from inconsistent results across devices.</w:t>
       </w:r>
@@ -3613,13 +3905,13 @@
         <w:jc w:val="both"/>
         <w:rPr>
           <w:rFonts w:ascii="Arial" w:hAnsi="Arial" w:cs="Arial"/>
-          <w:sz w:val="20"/>
-        </w:rPr>
-      </w:pPr>
-      <w:r>
-        <w:rPr>
-          <w:rFonts w:ascii="Arial" w:hAnsi="Arial" w:cs="Arial"/>
-          <w:sz w:val="20"/>
+          <w:sz w:val="18"/>
+        </w:rPr>
+      </w:pPr>
+      <w:r>
+        <w:rPr>
+          <w:rFonts w:ascii="Arial" w:hAnsi="Arial" w:cs="Arial"/>
+          <w:sz w:val="18"/>
         </w:rPr>
         <w:t xml:space="preserve">Supported server-side work using </w:t>
       </w:r>
@@ -3627,14 +3919,14 @@
         <w:rPr>
           <w:rStyle w:val="Strong"/>
           <w:rFonts w:ascii="Arial" w:hAnsi="Arial" w:cs="Arial"/>
-          <w:sz w:val="20"/>
+          <w:sz w:val="18"/>
         </w:rPr>
         <w:t>Node.js</w:t>
       </w:r>
       <w:r>
         <w:rPr>
           <w:rFonts w:ascii="Arial" w:hAnsi="Arial" w:cs="Arial"/>
-          <w:sz w:val="20"/>
+          <w:sz w:val="18"/>
         </w:rPr>
         <w:t xml:space="preserve"> and REST patterns, introducing idempotent write behavior to prevent duplicate side effects during retries.</w:t>
       </w:r>
@@ -3649,13 +3941,13 @@
         <w:jc w:val="both"/>
         <w:rPr>
           <w:rFonts w:ascii="Arial" w:hAnsi="Arial" w:cs="Arial"/>
-          <w:sz w:val="20"/>
-        </w:rPr>
-      </w:pPr>
-      <w:r>
-        <w:rPr>
-          <w:rFonts w:ascii="Arial" w:hAnsi="Arial" w:cs="Arial"/>
-          <w:sz w:val="20"/>
+          <w:sz w:val="18"/>
+        </w:rPr>
+      </w:pPr>
+      <w:r>
+        <w:rPr>
+          <w:rFonts w:ascii="Arial" w:hAnsi="Arial" w:cs="Arial"/>
+          <w:sz w:val="18"/>
         </w:rPr>
         <w:t xml:space="preserve">Worked with relational stores including </w:t>
       </w:r>
@@ -3663,14 +3955,14 @@
         <w:rPr>
           <w:rStyle w:val="Strong"/>
           <w:rFonts w:ascii="Arial" w:hAnsi="Arial" w:cs="Arial"/>
-          <w:sz w:val="20"/>
+          <w:sz w:val="18"/>
         </w:rPr>
         <w:t>SQL Server</w:t>
       </w:r>
       <w:r>
         <w:rPr>
           <w:rFonts w:ascii="Arial" w:hAnsi="Arial" w:cs="Arial"/>
-          <w:sz w:val="20"/>
+          <w:sz w:val="18"/>
         </w:rPr>
         <w:t xml:space="preserve"> and </w:t>
       </w:r>
@@ -3678,14 +3970,14 @@
         <w:rPr>
           <w:rStyle w:val="Strong"/>
           <w:rFonts w:ascii="Arial" w:hAnsi="Arial" w:cs="Arial"/>
-          <w:sz w:val="20"/>
+          <w:sz w:val="18"/>
         </w:rPr>
         <w:t>MySQL</w:t>
       </w:r>
       <w:r>
         <w:rPr>
           <w:rFonts w:ascii="Arial" w:hAnsi="Arial" w:cs="Arial"/>
-          <w:sz w:val="20"/>
+          <w:sz w:val="18"/>
         </w:rPr>
         <w:t>, improving indexing and query patterns for stable performance under growth.</w:t>
       </w:r>
@@ -3700,13 +3992,13 @@
         <w:jc w:val="both"/>
         <w:rPr>
           <w:rFonts w:ascii="Arial" w:hAnsi="Arial" w:cs="Arial"/>
-          <w:sz w:val="20"/>
-        </w:rPr>
-      </w:pPr>
-      <w:r>
-        <w:rPr>
-          <w:rFonts w:ascii="Arial" w:hAnsi="Arial" w:cs="Arial"/>
-          <w:sz w:val="20"/>
+          <w:sz w:val="18"/>
+        </w:rPr>
+      </w:pPr>
+      <w:r>
+        <w:rPr>
+          <w:rFonts w:ascii="Arial" w:hAnsi="Arial" w:cs="Arial"/>
+          <w:sz w:val="18"/>
         </w:rPr>
         <w:t xml:space="preserve">Introduced search-driven screens backed by </w:t>
       </w:r>
@@ -3715,7 +4007,7 @@
         <w:rPr>
           <w:rStyle w:val="Strong"/>
           <w:rFonts w:ascii="Arial" w:hAnsi="Arial" w:cs="Arial"/>
-          <w:sz w:val="20"/>
+          <w:sz w:val="18"/>
         </w:rPr>
         <w:t>Elasticsearch</w:t>
       </w:r>
@@ -3723,7 +4015,7 @@
       <w:r>
         <w:rPr>
           <w:rFonts w:ascii="Arial" w:hAnsi="Arial" w:cs="Arial"/>
-          <w:sz w:val="20"/>
+          <w:sz w:val="18"/>
         </w:rPr>
         <w:t>, improving discoverability and reducing time-to-find for high-volume lists.</w:t>
       </w:r>
@@ -3738,13 +4030,13 @@
         <w:jc w:val="both"/>
         <w:rPr>
           <w:rFonts w:ascii="Arial" w:hAnsi="Arial" w:cs="Arial"/>
-          <w:sz w:val="20"/>
-        </w:rPr>
-      </w:pPr>
-      <w:r>
-        <w:rPr>
-          <w:rFonts w:ascii="Arial" w:hAnsi="Arial" w:cs="Arial"/>
-          <w:sz w:val="20"/>
+          <w:sz w:val="18"/>
+        </w:rPr>
+      </w:pPr>
+      <w:r>
+        <w:rPr>
+          <w:rFonts w:ascii="Arial" w:hAnsi="Arial" w:cs="Arial"/>
+          <w:sz w:val="18"/>
         </w:rPr>
         <w:t xml:space="preserve">Added focused automated testing using </w:t>
       </w:r>
@@ -3753,7 +4045,7 @@
         <w:rPr>
           <w:rStyle w:val="Strong"/>
           <w:rFonts w:ascii="Arial" w:hAnsi="Arial" w:cs="Arial"/>
-          <w:sz w:val="20"/>
+          <w:sz w:val="18"/>
         </w:rPr>
         <w:t>XCTest</w:t>
       </w:r>
@@ -3761,7 +4053,7 @@
       <w:r>
         <w:rPr>
           <w:rFonts w:ascii="Arial" w:hAnsi="Arial" w:cs="Arial"/>
-          <w:sz w:val="20"/>
+          <w:sz w:val="18"/>
         </w:rPr>
         <w:t xml:space="preserve"> and targeted integration checks, improving stability of onboarding and profile update flows.</w:t>
       </w:r>
@@ -3776,13 +4068,13 @@
         <w:jc w:val="both"/>
         <w:rPr>
           <w:rFonts w:ascii="Arial" w:hAnsi="Arial" w:cs="Arial"/>
-          <w:sz w:val="20"/>
-        </w:rPr>
-      </w:pPr>
-      <w:r>
-        <w:rPr>
-          <w:rFonts w:ascii="Arial" w:hAnsi="Arial" w:cs="Arial"/>
-          <w:sz w:val="20"/>
+          <w:sz w:val="18"/>
+        </w:rPr>
+      </w:pPr>
+      <w:r>
+        <w:rPr>
+          <w:rFonts w:ascii="Arial" w:hAnsi="Arial" w:cs="Arial"/>
+          <w:sz w:val="18"/>
         </w:rPr>
         <w:t xml:space="preserve">Improved build and release hygiene with CI practices via </w:t>
       </w:r>
@@ -3790,14 +4082,14 @@
         <w:rPr>
           <w:rStyle w:val="Strong"/>
           <w:rFonts w:ascii="Arial" w:hAnsi="Arial" w:cs="Arial"/>
-          <w:sz w:val="20"/>
+          <w:sz w:val="18"/>
         </w:rPr>
         <w:t>Jenkins</w:t>
       </w:r>
       <w:r>
         <w:rPr>
           <w:rFonts w:ascii="Arial" w:hAnsi="Arial" w:cs="Arial"/>
-          <w:sz w:val="20"/>
+          <w:sz w:val="18"/>
         </w:rPr>
         <w:t xml:space="preserve"> and containerized tooling using </w:t>
       </w:r>
@@ -3806,7 +4098,7 @@
         <w:rPr>
           <w:rStyle w:val="Strong"/>
           <w:rFonts w:ascii="Arial" w:hAnsi="Arial" w:cs="Arial"/>
-          <w:sz w:val="20"/>
+          <w:sz w:val="18"/>
         </w:rPr>
         <w:t>Docker</w:t>
       </w:r>
@@ -3814,7 +4106,7 @@
       <w:r>
         <w:rPr>
           <w:rFonts w:ascii="Arial" w:hAnsi="Arial" w:cs="Arial"/>
-          <w:sz w:val="20"/>
+          <w:sz w:val="18"/>
         </w:rPr>
         <w:t>, speeding onboarding and reducing build noise.</w:t>
       </w:r>
@@ -3829,6 +4121,7 @@
           <w:sz w:val="25"/>
           <w:szCs w:val="25"/>
         </w:rPr>
+        <w:lastRenderedPageBreak/>
         <w:t>Software Engineer Intern</w:t>
       </w:r>
     </w:p>
@@ -3864,13 +4157,13 @@
         <w:jc w:val="both"/>
         <w:rPr>
           <w:rFonts w:ascii="Arial" w:hAnsi="Arial" w:cs="Arial"/>
-          <w:sz w:val="20"/>
-        </w:rPr>
-      </w:pPr>
-      <w:r>
-        <w:rPr>
-          <w:rFonts w:ascii="Arial" w:hAnsi="Arial" w:cs="Arial"/>
-          <w:sz w:val="20"/>
+          <w:sz w:val="18"/>
+        </w:rPr>
+      </w:pPr>
+      <w:r>
+        <w:rPr>
+          <w:rFonts w:ascii="Arial" w:hAnsi="Arial" w:cs="Arial"/>
+          <w:sz w:val="18"/>
         </w:rPr>
         <w:t xml:space="preserve">Shipped scoped features behind review gates with strong focus on </w:t>
       </w:r>
@@ -3878,14 +4171,14 @@
         <w:rPr>
           <w:rStyle w:val="Strong"/>
           <w:rFonts w:ascii="Arial" w:hAnsi="Arial" w:cs="Arial"/>
-          <w:sz w:val="20"/>
+          <w:sz w:val="18"/>
         </w:rPr>
         <w:t>correctness</w:t>
       </w:r>
       <w:r>
         <w:rPr>
           <w:rFonts w:ascii="Arial" w:hAnsi="Arial" w:cs="Arial"/>
-          <w:sz w:val="20"/>
+          <w:sz w:val="18"/>
         </w:rPr>
         <w:t xml:space="preserve">, </w:t>
       </w:r>
@@ -3893,14 +4186,14 @@
         <w:rPr>
           <w:rStyle w:val="Strong"/>
           <w:rFonts w:ascii="Arial" w:hAnsi="Arial" w:cs="Arial"/>
-          <w:sz w:val="20"/>
+          <w:sz w:val="18"/>
         </w:rPr>
         <w:t>maintainability</w:t>
       </w:r>
       <w:r>
         <w:rPr>
           <w:rFonts w:ascii="Arial" w:hAnsi="Arial" w:cs="Arial"/>
-          <w:sz w:val="20"/>
+          <w:sz w:val="18"/>
         </w:rPr>
         <w:t>, and clear documentation.</w:t>
       </w:r>
@@ -3915,13 +4208,13 @@
         <w:jc w:val="both"/>
         <w:rPr>
           <w:rFonts w:ascii="Arial" w:hAnsi="Arial" w:cs="Arial"/>
-          <w:sz w:val="20"/>
-        </w:rPr>
-      </w:pPr>
-      <w:r>
-        <w:rPr>
-          <w:rFonts w:ascii="Arial" w:hAnsi="Arial" w:cs="Arial"/>
-          <w:sz w:val="20"/>
+          <w:sz w:val="18"/>
+        </w:rPr>
+      </w:pPr>
+      <w:r>
+        <w:rPr>
+          <w:rFonts w:ascii="Arial" w:hAnsi="Arial" w:cs="Arial"/>
+          <w:sz w:val="18"/>
         </w:rPr>
         <w:t>Implemented UI enhancements and reliability fixes by addressing edge cases and improving error handling across supported environments.</w:t>
       </w:r>
@@ -3936,13 +4229,13 @@
         <w:jc w:val="both"/>
         <w:rPr>
           <w:rFonts w:ascii="Arial" w:hAnsi="Arial" w:cs="Arial"/>
-          <w:sz w:val="20"/>
-        </w:rPr>
-      </w:pPr>
-      <w:r>
-        <w:rPr>
-          <w:rFonts w:ascii="Arial" w:hAnsi="Arial" w:cs="Arial"/>
-          <w:sz w:val="20"/>
+          <w:sz w:val="18"/>
+        </w:rPr>
+      </w:pPr>
+      <w:r>
+        <w:rPr>
+          <w:rFonts w:ascii="Arial" w:hAnsi="Arial" w:cs="Arial"/>
+          <w:sz w:val="18"/>
         </w:rPr>
         <w:t>Broke down ambiguous requirements into small deliverables, producing incremental PRs that were easy to review and safe to deploy.</w:t>
       </w:r>
@@ -3957,13 +4250,13 @@
         <w:jc w:val="both"/>
         <w:rPr>
           <w:rFonts w:ascii="Arial" w:hAnsi="Arial" w:cs="Arial"/>
-          <w:sz w:val="20"/>
-        </w:rPr>
-      </w:pPr>
-      <w:r>
-        <w:rPr>
-          <w:rFonts w:ascii="Arial" w:hAnsi="Arial" w:cs="Arial"/>
-          <w:sz w:val="20"/>
+          <w:sz w:val="18"/>
+        </w:rPr>
+      </w:pPr>
+      <w:r>
+        <w:rPr>
+          <w:rFonts w:ascii="Arial" w:hAnsi="Arial" w:cs="Arial"/>
+          <w:sz w:val="18"/>
         </w:rPr>
         <w:t>Added targeted logging and diagnostic context to speed up debugging and reduce time spent reproducing issues.</w:t>
       </w:r>
@@ -3978,13 +4271,13 @@
         <w:jc w:val="both"/>
         <w:rPr>
           <w:rFonts w:ascii="Arial" w:hAnsi="Arial" w:cs="Arial"/>
-          <w:sz w:val="20"/>
-        </w:rPr>
-      </w:pPr>
-      <w:r>
-        <w:rPr>
-          <w:rFonts w:ascii="Arial" w:hAnsi="Arial" w:cs="Arial"/>
-          <w:sz w:val="20"/>
+          <w:sz w:val="18"/>
+        </w:rPr>
+      </w:pPr>
+      <w:r>
+        <w:rPr>
+          <w:rFonts w:ascii="Arial" w:hAnsi="Arial" w:cs="Arial"/>
+          <w:sz w:val="18"/>
         </w:rPr>
         <w:t>Wrote utilities with predictable input validation and output contracts, improving internal developer experience for downstream consumers.</w:t>
       </w:r>
@@ -3999,13 +4292,13 @@
         <w:jc w:val="both"/>
         <w:rPr>
           <w:rFonts w:ascii="Arial" w:hAnsi="Arial" w:cs="Arial"/>
-          <w:sz w:val="20"/>
-        </w:rPr>
-      </w:pPr>
-      <w:r>
-        <w:rPr>
-          <w:rFonts w:ascii="Arial" w:hAnsi="Arial" w:cs="Arial"/>
-          <w:sz w:val="20"/>
+          <w:sz w:val="18"/>
+        </w:rPr>
+      </w:pPr>
+      <w:r>
+        <w:rPr>
+          <w:rFonts w:ascii="Arial" w:hAnsi="Arial" w:cs="Arial"/>
+          <w:sz w:val="18"/>
         </w:rPr>
         <w:t>Partnered with senior engineers to validate fixes using regression checks and lightweight test coverage.</w:t>
       </w:r>
@@ -4018,11 +4311,14 @@
           <w:numId w:val="10"/>
         </w:numPr>
         <w:jc w:val="both"/>
-      </w:pPr>
-      <w:r>
-        <w:rPr>
-          <w:rFonts w:ascii="Arial" w:hAnsi="Arial" w:cs="Arial"/>
-          <w:sz w:val="20"/>
+        <w:rPr>
+          <w:sz w:val="22"/>
+        </w:rPr>
+      </w:pPr>
+      <w:r>
+        <w:rPr>
+          <w:rFonts w:ascii="Arial" w:hAnsi="Arial" w:cs="Arial"/>
+          <w:sz w:val="18"/>
         </w:rPr>
         <w:t xml:space="preserve">Practiced production-minded engineering habits through code reviews and incident </w:t>
       </w:r>
@@ -4030,7 +4326,7 @@
       <w:r>
         <w:rPr>
           <w:rFonts w:ascii="Arial" w:hAnsi="Arial" w:cs="Arial"/>
-          <w:sz w:val="20"/>
+          <w:sz w:val="18"/>
         </w:rPr>
         <w:t>learnings</w:t>
       </w:r>
@@ -4038,7 +4334,7 @@
       <w:r>
         <w:rPr>
           <w:rFonts w:ascii="Arial" w:hAnsi="Arial" w:cs="Arial"/>
-          <w:sz w:val="20"/>
+          <w:sz w:val="18"/>
         </w:rPr>
         <w:t>, applying feedback to raise quality over time.</w:t>
       </w:r>
@@ -4142,11 +4438,13 @@
         <w:jc w:val="both"/>
         <w:rPr>
           <w:rFonts w:ascii="Arial" w:hAnsi="Arial" w:cs="Arial"/>
-        </w:rPr>
-      </w:pPr>
-      <w:r>
-        <w:rPr>
-          <w:rFonts w:ascii="Arial" w:hAnsi="Arial" w:cs="Arial"/>
+          <w:sz w:val="18"/>
+        </w:rPr>
+      </w:pPr>
+      <w:r>
+        <w:rPr>
+          <w:rFonts w:ascii="Arial" w:hAnsi="Arial" w:cs="Arial"/>
+          <w:sz w:val="18"/>
         </w:rPr>
         <w:t xml:space="preserve">Completed a rigorous CS curriculum emphasizing </w:t>
       </w:r>
@@ -4154,12 +4452,14 @@
         <w:rPr>
           <w:rStyle w:val="Strong"/>
           <w:rFonts w:ascii="Arial" w:hAnsi="Arial" w:cs="Arial"/>
+          <w:sz w:val="18"/>
         </w:rPr>
         <w:t>systems</w:t>
       </w:r>
       <w:r>
         <w:rPr>
           <w:rFonts w:ascii="Arial" w:hAnsi="Arial" w:cs="Arial"/>
+          <w:sz w:val="18"/>
         </w:rPr>
         <w:t xml:space="preserve">, </w:t>
       </w:r>
@@ -4167,12 +4467,14 @@
         <w:rPr>
           <w:rStyle w:val="Strong"/>
           <w:rFonts w:ascii="Arial" w:hAnsi="Arial" w:cs="Arial"/>
+          <w:sz w:val="18"/>
         </w:rPr>
         <w:t>data structures</w:t>
       </w:r>
       <w:r>
         <w:rPr>
           <w:rFonts w:ascii="Arial" w:hAnsi="Arial" w:cs="Arial"/>
+          <w:sz w:val="18"/>
         </w:rPr>
         <w:t xml:space="preserve">, and </w:t>
       </w:r>
@@ -4180,12 +4482,14 @@
         <w:rPr>
           <w:rStyle w:val="Strong"/>
           <w:rFonts w:ascii="Arial" w:hAnsi="Arial" w:cs="Arial"/>
+          <w:sz w:val="18"/>
         </w:rPr>
         <w:t>software engineering</w:t>
       </w:r>
       <w:r>
         <w:rPr>
           <w:rFonts w:ascii="Arial" w:hAnsi="Arial" w:cs="Arial"/>
+          <w:sz w:val="18"/>
         </w:rPr>
         <w:t>, with sustained project work that strengthened practical delivery habits and long-term code maintainability.</w:t>
       </w:r>
@@ -4223,7 +4527,7 @@
         <w:rPr>
           <w:rFonts w:ascii="Arial" w:hAnsi="Arial" w:cs="Arial"/>
           <w:color w:val="auto"/>
-          <w:sz w:val="20"/>
+          <w:sz w:val="18"/>
         </w:rPr>
       </w:pPr>
       <w:r>
@@ -4232,7 +4536,7 @@
           <w:rFonts w:ascii="Arial" w:hAnsi="Arial" w:cs="Arial"/>
           <w:bCs w:val="0"/>
           <w:color w:val="auto"/>
-          <w:sz w:val="20"/>
+          <w:sz w:val="18"/>
         </w:rPr>
         <w:t xml:space="preserve">Mobile-to-Platform </w:t>
       </w:r>
@@ -4243,7 +4547,7 @@
           <w:rFonts w:ascii="Arial" w:hAnsi="Arial" w:cs="Arial"/>
           <w:bCs w:val="0"/>
           <w:color w:val="auto"/>
-          <w:sz w:val="20"/>
+          <w:sz w:val="18"/>
         </w:rPr>
         <w:t>Observability</w:t>
       </w:r>
@@ -4254,7 +4558,7 @@
           <w:rFonts w:ascii="Arial" w:hAnsi="Arial" w:cs="Arial"/>
           <w:bCs w:val="0"/>
           <w:color w:val="auto"/>
-          <w:sz w:val="20"/>
+          <w:sz w:val="18"/>
         </w:rPr>
         <w:t xml:space="preserve"> &amp; Contract Reliability</w:t>
       </w:r>
@@ -4269,13 +4573,13 @@
         <w:jc w:val="both"/>
         <w:rPr>
           <w:rFonts w:ascii="Arial" w:hAnsi="Arial" w:cs="Arial"/>
-          <w:sz w:val="20"/>
-        </w:rPr>
-      </w:pPr>
-      <w:r>
-        <w:rPr>
-          <w:rFonts w:ascii="Arial" w:hAnsi="Arial" w:cs="Arial"/>
-          <w:sz w:val="20"/>
+          <w:sz w:val="18"/>
+        </w:rPr>
+      </w:pPr>
+      <w:r>
+        <w:rPr>
+          <w:rFonts w:ascii="Arial" w:hAnsi="Arial" w:cs="Arial"/>
+          <w:sz w:val="18"/>
         </w:rPr>
         <w:t xml:space="preserve">Built an end-to-end reliability layer that correlated mobile requests with backend traces using </w:t>
       </w:r>
@@ -4284,7 +4588,7 @@
         <w:rPr>
           <w:rStyle w:val="Strong"/>
           <w:rFonts w:ascii="Arial" w:hAnsi="Arial" w:cs="Arial"/>
-          <w:sz w:val="20"/>
+          <w:sz w:val="18"/>
         </w:rPr>
         <w:t>OpenTelemetry</w:t>
       </w:r>
@@ -4292,7 +4596,7 @@
       <w:r>
         <w:rPr>
           <w:rFonts w:ascii="Arial" w:hAnsi="Arial" w:cs="Arial"/>
-          <w:sz w:val="20"/>
+          <w:sz w:val="18"/>
         </w:rPr>
         <w:t xml:space="preserve"> and structured logging, pushing signals into </w:t>
       </w:r>
@@ -4301,7 +4605,7 @@
         <w:rPr>
           <w:rStyle w:val="Strong"/>
           <w:rFonts w:ascii="Arial" w:hAnsi="Arial" w:cs="Arial"/>
-          <w:sz w:val="20"/>
+          <w:sz w:val="18"/>
         </w:rPr>
         <w:t>Datadog</w:t>
       </w:r>
@@ -4309,7 +4613,7 @@
       <w:r>
         <w:rPr>
           <w:rFonts w:ascii="Arial" w:hAnsi="Arial" w:cs="Arial"/>
-          <w:sz w:val="20"/>
+          <w:sz w:val="18"/>
         </w:rPr>
         <w:t xml:space="preserve">, </w:t>
       </w:r>
@@ -4318,7 +4622,7 @@
         <w:rPr>
           <w:rStyle w:val="Strong"/>
           <w:rFonts w:ascii="Arial" w:hAnsi="Arial" w:cs="Arial"/>
-          <w:sz w:val="20"/>
+          <w:sz w:val="18"/>
         </w:rPr>
         <w:t>Grafana</w:t>
       </w:r>
@@ -4326,7 +4630,7 @@
       <w:r>
         <w:rPr>
           <w:rFonts w:ascii="Arial" w:hAnsi="Arial" w:cs="Arial"/>
-          <w:sz w:val="20"/>
+          <w:sz w:val="18"/>
         </w:rPr>
         <w:t xml:space="preserve">, and </w:t>
       </w:r>
@@ -4335,7 +4639,7 @@
         <w:rPr>
           <w:rStyle w:val="Strong"/>
           <w:rFonts w:ascii="Arial" w:hAnsi="Arial" w:cs="Arial"/>
-          <w:sz w:val="20"/>
+          <w:sz w:val="18"/>
         </w:rPr>
         <w:t>CloudWatch</w:t>
       </w:r>
@@ -4343,7 +4647,7 @@
       <w:r>
         <w:rPr>
           <w:rFonts w:ascii="Arial" w:hAnsi="Arial" w:cs="Arial"/>
-          <w:sz w:val="20"/>
+          <w:sz w:val="18"/>
         </w:rPr>
         <w:t xml:space="preserve"> for rapid triage. Added Pact-style </w:t>
       </w:r>
@@ -4351,14 +4655,14 @@
         <w:rPr>
           <w:rStyle w:val="Strong"/>
           <w:rFonts w:ascii="Arial" w:hAnsi="Arial" w:cs="Arial"/>
-          <w:sz w:val="20"/>
+          <w:sz w:val="18"/>
         </w:rPr>
         <w:t>API contract tests</w:t>
       </w:r>
       <w:r>
         <w:rPr>
           <w:rFonts w:ascii="Arial" w:hAnsi="Arial" w:cs="Arial"/>
-          <w:sz w:val="20"/>
+          <w:sz w:val="18"/>
         </w:rPr>
         <w:t xml:space="preserve"> plus </w:t>
       </w:r>
@@ -4366,24 +4670,15 @@
       <w:r>
         <w:rPr>
           <w:rFonts w:ascii="Arial" w:hAnsi="Arial" w:cs="Arial"/>
-          <w:sz w:val="20"/>
-        </w:rPr>
-        <w:t>idempo</w:t>
-      </w:r>
-      <w:bookmarkStart w:id="0" w:name="_GoBack"/>
-      <w:bookmarkEnd w:id="0"/>
-      <w:r>
-        <w:rPr>
-          <w:rFonts w:ascii="Arial" w:hAnsi="Arial" w:cs="Arial"/>
-          <w:sz w:val="20"/>
-        </w:rPr>
-        <w:t>tency</w:t>
-      </w:r>
-      <w:proofErr w:type="spellEnd"/>
-      <w:r>
-        <w:rPr>
-          <w:rFonts w:ascii="Arial" w:hAnsi="Arial" w:cs="Arial"/>
-          <w:sz w:val="20"/>
+          <w:sz w:val="18"/>
+        </w:rPr>
+        <w:t>idempotency</w:t>
+      </w:r>
+      <w:proofErr w:type="spellEnd"/>
+      <w:r>
+        <w:rPr>
+          <w:rFonts w:ascii="Arial" w:hAnsi="Arial" w:cs="Arial"/>
+          <w:sz w:val="18"/>
         </w:rPr>
         <w:t xml:space="preserve"> rules in a </w:t>
       </w:r>
@@ -4391,7 +4686,7 @@
         <w:rPr>
           <w:rStyle w:val="Strong"/>
           <w:rFonts w:ascii="Arial" w:hAnsi="Arial" w:cs="Arial"/>
-          <w:sz w:val="20"/>
+          <w:sz w:val="18"/>
         </w:rPr>
         <w:t>Node.js (</w:t>
       </w:r>
@@ -4400,7 +4695,7 @@
         <w:rPr>
           <w:rStyle w:val="Strong"/>
           <w:rFonts w:ascii="Arial" w:hAnsi="Arial" w:cs="Arial"/>
-          <w:sz w:val="20"/>
+          <w:sz w:val="18"/>
         </w:rPr>
         <w:t>NestJS</w:t>
       </w:r>
@@ -4409,14 +4704,14 @@
         <w:rPr>
           <w:rStyle w:val="Strong"/>
           <w:rFonts w:ascii="Arial" w:hAnsi="Arial" w:cs="Arial"/>
-          <w:sz w:val="20"/>
+          <w:sz w:val="18"/>
         </w:rPr>
         <w:t>/Express)</w:t>
       </w:r>
       <w:r>
         <w:rPr>
           <w:rFonts w:ascii="Arial" w:hAnsi="Arial" w:cs="Arial"/>
-          <w:sz w:val="20"/>
+          <w:sz w:val="18"/>
         </w:rPr>
         <w:t xml:space="preserve"> gateway, reducing breaking changes and stabilizing retries under flaky networks while preserving secure </w:t>
       </w:r>
@@ -4424,14 +4719,14 @@
         <w:rPr>
           <w:rStyle w:val="Strong"/>
           <w:rFonts w:ascii="Arial" w:hAnsi="Arial" w:cs="Arial"/>
-          <w:sz w:val="20"/>
+          <w:sz w:val="18"/>
         </w:rPr>
         <w:t>OAuth2/OIDC</w:t>
       </w:r>
       <w:r>
         <w:rPr>
           <w:rFonts w:ascii="Arial" w:hAnsi="Arial" w:cs="Arial"/>
-          <w:sz w:val="20"/>
+          <w:sz w:val="18"/>
         </w:rPr>
         <w:t xml:space="preserve"> and </w:t>
       </w:r>
@@ -4439,14 +4734,14 @@
         <w:rPr>
           <w:rStyle w:val="Strong"/>
           <w:rFonts w:ascii="Arial" w:hAnsi="Arial" w:cs="Arial"/>
-          <w:sz w:val="20"/>
+          <w:sz w:val="18"/>
         </w:rPr>
         <w:t>JWT</w:t>
       </w:r>
       <w:r>
         <w:rPr>
           <w:rFonts w:ascii="Arial" w:hAnsi="Arial" w:cs="Arial"/>
-          <w:sz w:val="20"/>
+          <w:sz w:val="18"/>
         </w:rPr>
         <w:t xml:space="preserve"> flows.</w:t>
       </w:r>
@@ -4458,7 +4753,7 @@
         <w:rPr>
           <w:rFonts w:ascii="Arial" w:hAnsi="Arial" w:cs="Arial"/>
           <w:color w:val="auto"/>
-          <w:sz w:val="20"/>
+          <w:sz w:val="18"/>
         </w:rPr>
       </w:pPr>
       <w:r>
@@ -4467,7 +4762,7 @@
           <w:rFonts w:ascii="Arial" w:hAnsi="Arial" w:cs="Arial"/>
           <w:bCs w:val="0"/>
           <w:color w:val="auto"/>
-          <w:sz w:val="20"/>
+          <w:sz w:val="18"/>
         </w:rPr>
         <w:t>Event-Driven Export &amp; Search Pipeline</w:t>
       </w:r>
@@ -4482,13 +4777,13 @@
         <w:jc w:val="both"/>
         <w:rPr>
           <w:rFonts w:ascii="Arial" w:hAnsi="Arial" w:cs="Arial"/>
-          <w:sz w:val="20"/>
-        </w:rPr>
-      </w:pPr>
-      <w:r>
-        <w:rPr>
-          <w:rFonts w:ascii="Arial" w:hAnsi="Arial" w:cs="Arial"/>
-          <w:sz w:val="20"/>
+          <w:sz w:val="18"/>
+        </w:rPr>
+      </w:pPr>
+      <w:r>
+        <w:rPr>
+          <w:rFonts w:ascii="Arial" w:hAnsi="Arial" w:cs="Arial"/>
+          <w:sz w:val="18"/>
         </w:rPr>
         <w:t xml:space="preserve">Implemented an asynchronous export pipeline using </w:t>
       </w:r>
@@ -4496,14 +4791,14 @@
         <w:rPr>
           <w:rStyle w:val="Strong"/>
           <w:rFonts w:ascii="Arial" w:hAnsi="Arial" w:cs="Arial"/>
-          <w:sz w:val="20"/>
+          <w:sz w:val="18"/>
         </w:rPr>
         <w:t>AWS SQS/SNS</w:t>
       </w:r>
       <w:r>
         <w:rPr>
           <w:rFonts w:ascii="Arial" w:hAnsi="Arial" w:cs="Arial"/>
-          <w:sz w:val="20"/>
+          <w:sz w:val="18"/>
         </w:rPr>
         <w:t xml:space="preserve">, </w:t>
       </w:r>
@@ -4511,14 +4806,14 @@
         <w:rPr>
           <w:rStyle w:val="Strong"/>
           <w:rFonts w:ascii="Arial" w:hAnsi="Arial" w:cs="Arial"/>
-          <w:sz w:val="20"/>
+          <w:sz w:val="18"/>
         </w:rPr>
         <w:t>Kafka</w:t>
       </w:r>
       <w:r>
         <w:rPr>
           <w:rFonts w:ascii="Arial" w:hAnsi="Arial" w:cs="Arial"/>
-          <w:sz w:val="20"/>
+          <w:sz w:val="18"/>
         </w:rPr>
         <w:t xml:space="preserve">, and </w:t>
       </w:r>
@@ -4527,7 +4822,7 @@
         <w:rPr>
           <w:rStyle w:val="Strong"/>
           <w:rFonts w:ascii="Arial" w:hAnsi="Arial" w:cs="Arial"/>
-          <w:sz w:val="20"/>
+          <w:sz w:val="18"/>
         </w:rPr>
         <w:t>RabbitMQ</w:t>
       </w:r>
@@ -4535,7 +4830,7 @@
       <w:r>
         <w:rPr>
           <w:rFonts w:ascii="Arial" w:hAnsi="Arial" w:cs="Arial"/>
-          <w:sz w:val="20"/>
+          <w:sz w:val="18"/>
         </w:rPr>
         <w:t xml:space="preserve"> workers to generate large artifacts stored in </w:t>
       </w:r>
@@ -4543,14 +4838,14 @@
         <w:rPr>
           <w:rStyle w:val="Strong"/>
           <w:rFonts w:ascii="Arial" w:hAnsi="Arial" w:cs="Arial"/>
-          <w:sz w:val="20"/>
+          <w:sz w:val="18"/>
         </w:rPr>
         <w:t>S3</w:t>
       </w:r>
       <w:r>
         <w:rPr>
           <w:rFonts w:ascii="Arial" w:hAnsi="Arial" w:cs="Arial"/>
-          <w:sz w:val="20"/>
+          <w:sz w:val="18"/>
         </w:rPr>
         <w:t xml:space="preserve"> and delivered through </w:t>
       </w:r>
@@ -4559,7 +4854,7 @@
         <w:rPr>
           <w:rStyle w:val="Strong"/>
           <w:rFonts w:ascii="Arial" w:hAnsi="Arial" w:cs="Arial"/>
-          <w:sz w:val="20"/>
+          <w:sz w:val="18"/>
         </w:rPr>
         <w:t>CloudFront</w:t>
       </w:r>
@@ -4567,7 +4862,7 @@
       <w:r>
         <w:rPr>
           <w:rFonts w:ascii="Arial" w:hAnsi="Arial" w:cs="Arial"/>
-          <w:sz w:val="20"/>
+          <w:sz w:val="18"/>
         </w:rPr>
         <w:t xml:space="preserve"> signed URLs. Indexed export metadata and content into </w:t>
       </w:r>
@@ -4576,7 +4871,7 @@
         <w:rPr>
           <w:rStyle w:val="Strong"/>
           <w:rFonts w:ascii="Arial" w:hAnsi="Arial" w:cs="Arial"/>
-          <w:sz w:val="20"/>
+          <w:sz w:val="18"/>
         </w:rPr>
         <w:t>Elasticsearch</w:t>
       </w:r>
@@ -4585,14 +4880,14 @@
         <w:rPr>
           <w:rStyle w:val="Strong"/>
           <w:rFonts w:ascii="Arial" w:hAnsi="Arial" w:cs="Arial"/>
-          <w:sz w:val="20"/>
+          <w:sz w:val="18"/>
         </w:rPr>
         <w:t>/OpenSearch</w:t>
       </w:r>
       <w:r>
         <w:rPr>
           <w:rFonts w:ascii="Arial" w:hAnsi="Arial" w:cs="Arial"/>
-          <w:sz w:val="20"/>
+          <w:sz w:val="18"/>
         </w:rPr>
         <w:t xml:space="preserve">, persisted operational state in </w:t>
       </w:r>
@@ -4601,7 +4896,7 @@
         <w:rPr>
           <w:rStyle w:val="Strong"/>
           <w:rFonts w:ascii="Arial" w:hAnsi="Arial" w:cs="Arial"/>
-          <w:sz w:val="20"/>
+          <w:sz w:val="18"/>
         </w:rPr>
         <w:t>PostgreSQL</w:t>
       </w:r>
@@ -4610,7 +4905,7 @@
         <w:rPr>
           <w:rStyle w:val="Strong"/>
           <w:rFonts w:ascii="Arial" w:hAnsi="Arial" w:cs="Arial"/>
-          <w:sz w:val="20"/>
+          <w:sz w:val="18"/>
         </w:rPr>
         <w:t>/</w:t>
       </w:r>
@@ -4619,7 +4914,7 @@
         <w:rPr>
           <w:rStyle w:val="Strong"/>
           <w:rFonts w:ascii="Arial" w:hAnsi="Arial" w:cs="Arial"/>
-          <w:sz w:val="20"/>
+          <w:sz w:val="18"/>
         </w:rPr>
         <w:t>DynamoDB</w:t>
       </w:r>
@@ -4627,7 +4922,7 @@
       <w:r>
         <w:rPr>
           <w:rFonts w:ascii="Arial" w:hAnsi="Arial" w:cs="Arial"/>
-          <w:sz w:val="20"/>
+          <w:sz w:val="18"/>
         </w:rPr>
         <w:t xml:space="preserve">, and streamed analytics into </w:t>
       </w:r>
@@ -4635,7 +4930,7 @@
         <w:rPr>
           <w:rStyle w:val="Strong"/>
           <w:rFonts w:ascii="Arial" w:hAnsi="Arial" w:cs="Arial"/>
-          <w:sz w:val="20"/>
+          <w:sz w:val="18"/>
         </w:rPr>
         <w:t>Redshift/</w:t>
       </w:r>
@@ -4644,7 +4939,7 @@
         <w:rPr>
           <w:rStyle w:val="Strong"/>
           <w:rFonts w:ascii="Arial" w:hAnsi="Arial" w:cs="Arial"/>
-          <w:sz w:val="20"/>
+          <w:sz w:val="18"/>
         </w:rPr>
         <w:t>BigQuery</w:t>
       </w:r>
@@ -4652,7 +4947,7 @@
       <w:r>
         <w:rPr>
           <w:rFonts w:ascii="Arial" w:hAnsi="Arial" w:cs="Arial"/>
-          <w:sz w:val="20"/>
+          <w:sz w:val="18"/>
         </w:rPr>
         <w:t xml:space="preserve"> to enable auditing, performance tracking, and repeatable investigations.</w:t>
       </w:r>

--- a/idris/IOS/Idris_Sadiq.docx
+++ b/idris/IOS/Idris_Sadiq.docx
@@ -50,7 +50,6 @@
               <w:spacing w:after="40"/>
               <w:jc w:val="center"/>
             </w:pPr>
-            <w:proofErr w:type="spellStart"/>
             <w:r>
               <w:rPr>
                 <w:rFonts w:ascii="Arial" w:eastAsia="Arial" w:hAnsi="Arial" w:cs="Arial"/>
@@ -60,33 +59,8 @@
                 <w:sz w:val="48"/>
                 <w:szCs w:val="48"/>
               </w:rPr>
-              <w:t>Idris</w:t>
+              <w:t>Idris Sadiq</w:t>
             </w:r>
-            <w:proofErr w:type="spellEnd"/>
-            <w:r>
-              <w:rPr>
-                <w:rFonts w:ascii="Arial" w:eastAsia="Arial" w:hAnsi="Arial" w:cs="Arial"/>
-                <w:b/>
-                <w:bCs/>
-                <w:color w:val="FFFFFF"/>
-                <w:sz w:val="48"/>
-                <w:szCs w:val="48"/>
-              </w:rPr>
-              <w:t xml:space="preserve"> </w:t>
-            </w:r>
-            <w:proofErr w:type="spellStart"/>
-            <w:r>
-              <w:rPr>
-                <w:rFonts w:ascii="Arial" w:eastAsia="Arial" w:hAnsi="Arial" w:cs="Arial"/>
-                <w:b/>
-                <w:bCs/>
-                <w:color w:val="FFFFFF"/>
-                <w:sz w:val="48"/>
-                <w:szCs w:val="48"/>
-              </w:rPr>
-              <w:t>Sadiq</w:t>
-            </w:r>
-            <w:proofErr w:type="spellEnd"/>
           </w:p>
           <w:p>
             <w:pPr>
@@ -107,41 +81,27 @@
             <w:pPr>
               <w:spacing w:after="40"/>
               <w:jc w:val="center"/>
+              <w:rPr>
+                <w:rFonts w:ascii="Arial" w:eastAsia="Arial" w:hAnsi="Arial" w:cs="Arial"/>
+                <w:color w:val="BBBBBB"/>
+              </w:rPr>
             </w:pPr>
             <w:r>
               <w:rPr>
                 <w:rFonts w:ascii="Arial" w:eastAsia="Arial" w:hAnsi="Arial" w:cs="Arial"/>
                 <w:color w:val="BBBBBB"/>
               </w:rPr>
-              <w:t xml:space="preserve">Idrissadiq.pro@outlook.com  </w:t>
+              <w:t>Idrissdev@outlook.com | +1 (424) 458-6548 | Spring Valley, California, United States</w:t>
+            </w:r>
+            <w:r>
+              <w:t xml:space="preserve"> </w:t>
             </w:r>
             <w:r>
               <w:rPr>
                 <w:rFonts w:ascii="Arial" w:eastAsia="Arial" w:hAnsi="Arial" w:cs="Arial"/>
                 <w:color w:val="BBBBBB"/>
               </w:rPr>
-              <w:t>+1 (424) 458-6548</w:t>
-            </w:r>
-            <w:r>
-              <w:rPr>
-                <w:rFonts w:ascii="Arial" w:eastAsia="Arial" w:hAnsi="Arial" w:cs="Arial"/>
-                <w:color w:val="BBBBBB"/>
-              </w:rPr>
-              <w:t xml:space="preserve">|  </w:t>
-            </w:r>
-            <w:r>
-              <w:rPr>
-                <w:rFonts w:ascii="Arial" w:eastAsia="Arial" w:hAnsi="Arial" w:cs="Arial"/>
-                <w:color w:val="BBBBBB"/>
-              </w:rPr>
-              <w:t>Spring Valley</w:t>
-            </w:r>
-            <w:r>
-              <w:rPr>
-                <w:rFonts w:ascii="Arial" w:eastAsia="Arial" w:hAnsi="Arial" w:cs="Arial"/>
-                <w:color w:val="BBBBBB"/>
-              </w:rPr>
-              <w:t>, California, United States</w:t>
+              <w:t xml:space="preserve">https://www.linkedin.com/in/idris-sadiq-1b824b3b4 </w:t>
             </w:r>
           </w:p>
           <w:p>
@@ -153,15 +113,10 @@
                 <w:rFonts w:ascii="Arial" w:eastAsia="Arial" w:hAnsi="Arial" w:cs="Arial"/>
                 <w:color w:val="BBBBBB"/>
               </w:rPr>
-              <w:t xml:space="preserve">LinkedIn: </w:t>
+              <w:t>US citizen | White | English (Native)</w:t>
             </w:r>
-            <w:r>
-              <w:rPr>
-                <w:rFonts w:ascii="Arial" w:eastAsia="Arial" w:hAnsi="Arial" w:cs="Arial"/>
-                <w:color w:val="BBBBBB"/>
-              </w:rPr>
-              <w:t>https://www.linkedin.com/in/idris-sadiq-0640ab3b4/</w:t>
-            </w:r>
+            <w:bookmarkStart w:id="0" w:name="_GoBack"/>
+            <w:bookmarkEnd w:id="0"/>
           </w:p>
         </w:tc>
       </w:tr>
@@ -236,21 +191,12 @@
         </w:rPr>
         <w:t xml:space="preserve"> end-to-end, pairing strong </w:t>
       </w:r>
-      <w:proofErr w:type="spellStart"/>
-      <w:r>
-        <w:rPr>
-          <w:rStyle w:val="Strong"/>
-          <w:rFonts w:ascii="Arial" w:hAnsi="Arial" w:cs="Arial"/>
-        </w:rPr>
-        <w:t>iOS</w:t>
-      </w:r>
-      <w:proofErr w:type="spellEnd"/>
-      <w:r>
-        <w:rPr>
-          <w:rStyle w:val="Strong"/>
-          <w:rFonts w:ascii="Arial" w:hAnsi="Arial" w:cs="Arial"/>
-        </w:rPr>
-        <w:t xml:space="preserve"> foundations</w:t>
+      <w:r>
+        <w:rPr>
+          <w:rStyle w:val="Strong"/>
+          <w:rFonts w:ascii="Arial" w:hAnsi="Arial" w:cs="Arial"/>
+        </w:rPr>
+        <w:t>iOS foundations</w:t>
       </w:r>
       <w:r>
         <w:rPr>
@@ -282,14 +228,7 @@
         <w:rPr>
           <w:rFonts w:ascii="Arial" w:hAnsi="Arial" w:cs="Arial"/>
         </w:rPr>
-        <w:t xml:space="preserve"> delivery. </w:t>
-      </w:r>
-      <w:proofErr w:type="gramStart"/>
-      <w:r>
-        <w:rPr>
-          <w:rFonts w:ascii="Arial" w:hAnsi="Arial" w:cs="Arial"/>
-        </w:rPr>
-        <w:t xml:space="preserve">Proven in shipping </w:t>
+        <w:t xml:space="preserve"> delivery. Proven in shipping </w:t>
       </w:r>
       <w:r>
         <w:rPr>
@@ -341,14 +280,7 @@
         <w:rPr>
           <w:rFonts w:ascii="Arial" w:hAnsi="Arial" w:cs="Arial"/>
         </w:rPr>
-        <w:t xml:space="preserve"> that stay stable under real-world network conditions.</w:t>
-      </w:r>
-      <w:proofErr w:type="gramEnd"/>
-      <w:r>
-        <w:rPr>
-          <w:rFonts w:ascii="Arial" w:hAnsi="Arial" w:cs="Arial"/>
-        </w:rPr>
-        <w:t xml:space="preserve"> Comfortable modernizing </w:t>
+        <w:t xml:space="preserve"> that stay stable under real-world network conditions. Comfortable modernizing </w:t>
       </w:r>
       <w:r>
         <w:rPr>
@@ -363,7 +295,6 @@
         </w:rPr>
         <w:t xml:space="preserve">, improving </w:t>
       </w:r>
-      <w:proofErr w:type="spellStart"/>
       <w:r>
         <w:rPr>
           <w:rStyle w:val="Strong"/>
@@ -371,7 +302,6 @@
         </w:rPr>
         <w:t>observability</w:t>
       </w:r>
-      <w:proofErr w:type="spellEnd"/>
       <w:r>
         <w:rPr>
           <w:rFonts w:ascii="Arial" w:hAnsi="Arial" w:cs="Arial"/>
@@ -442,136 +372,14 @@
           <w:rFonts w:ascii="Arial" w:hAnsi="Arial" w:cs="Arial"/>
           <w:sz w:val="18"/>
         </w:rPr>
-        <w:t xml:space="preserve">Mobile / </w:t>
-      </w:r>
-      <w:proofErr w:type="spellStart"/>
-      <w:r>
-        <w:rPr>
-          <w:rStyle w:val="Strong"/>
-          <w:rFonts w:ascii="Arial" w:hAnsi="Arial" w:cs="Arial"/>
-          <w:sz w:val="18"/>
-        </w:rPr>
-        <w:t>iOS</w:t>
-      </w:r>
-      <w:proofErr w:type="spellEnd"/>
-      <w:r>
-        <w:rPr>
-          <w:rFonts w:ascii="Arial" w:hAnsi="Arial" w:cs="Arial"/>
-          <w:sz w:val="18"/>
-        </w:rPr>
-        <w:t xml:space="preserve"> — Swift, Objective-C (legacy), </w:t>
-      </w:r>
-      <w:proofErr w:type="spellStart"/>
-      <w:r>
-        <w:rPr>
-          <w:rFonts w:ascii="Arial" w:hAnsi="Arial" w:cs="Arial"/>
-          <w:sz w:val="18"/>
-        </w:rPr>
-        <w:t>UIKit</w:t>
-      </w:r>
-      <w:proofErr w:type="spellEnd"/>
-      <w:r>
-        <w:rPr>
-          <w:rFonts w:ascii="Arial" w:hAnsi="Arial" w:cs="Arial"/>
-          <w:sz w:val="18"/>
-        </w:rPr>
-        <w:t xml:space="preserve">, </w:t>
-      </w:r>
-      <w:proofErr w:type="spellStart"/>
-      <w:r>
-        <w:rPr>
-          <w:rFonts w:ascii="Arial" w:hAnsi="Arial" w:cs="Arial"/>
-          <w:sz w:val="18"/>
-        </w:rPr>
-        <w:t>SwiftUI</w:t>
-      </w:r>
-      <w:proofErr w:type="spellEnd"/>
-      <w:r>
-        <w:rPr>
-          <w:rFonts w:ascii="Arial" w:hAnsi="Arial" w:cs="Arial"/>
-          <w:sz w:val="18"/>
-        </w:rPr>
-        <w:t>, Combine, Concurrency (</w:t>
-      </w:r>
-      <w:proofErr w:type="spellStart"/>
-      <w:r>
-        <w:rPr>
-          <w:rFonts w:ascii="Arial" w:hAnsi="Arial" w:cs="Arial"/>
-          <w:sz w:val="18"/>
-        </w:rPr>
-        <w:t>async</w:t>
-      </w:r>
-      <w:proofErr w:type="spellEnd"/>
-      <w:r>
-        <w:rPr>
-          <w:rFonts w:ascii="Arial" w:hAnsi="Arial" w:cs="Arial"/>
-          <w:sz w:val="18"/>
-        </w:rPr>
-        <w:t xml:space="preserve">/await), </w:t>
-      </w:r>
-      <w:proofErr w:type="spellStart"/>
-      <w:r>
-        <w:rPr>
-          <w:rFonts w:ascii="Arial" w:hAnsi="Arial" w:cs="Arial"/>
-          <w:sz w:val="18"/>
-        </w:rPr>
-        <w:t>URLSession</w:t>
-      </w:r>
-      <w:proofErr w:type="spellEnd"/>
-      <w:r>
-        <w:rPr>
-          <w:rFonts w:ascii="Arial" w:hAnsi="Arial" w:cs="Arial"/>
-          <w:sz w:val="18"/>
-        </w:rPr>
-        <w:t xml:space="preserve">, Deep Links/Universal Links, Core Data, Keychain, APNs, Background Tasks, </w:t>
-      </w:r>
-      <w:proofErr w:type="spellStart"/>
-      <w:r>
-        <w:rPr>
-          <w:rFonts w:ascii="Arial" w:hAnsi="Arial" w:cs="Arial"/>
-          <w:sz w:val="18"/>
-        </w:rPr>
-        <w:t>StoreKit</w:t>
-      </w:r>
-      <w:proofErr w:type="spellEnd"/>
-      <w:r>
-        <w:rPr>
-          <w:rFonts w:ascii="Arial" w:hAnsi="Arial" w:cs="Arial"/>
-          <w:sz w:val="18"/>
-        </w:rPr>
-        <w:t xml:space="preserve">, Instruments, </w:t>
-      </w:r>
-      <w:proofErr w:type="spellStart"/>
-      <w:r>
-        <w:rPr>
-          <w:rFonts w:ascii="Arial" w:hAnsi="Arial" w:cs="Arial"/>
-          <w:sz w:val="18"/>
-        </w:rPr>
-        <w:t>XCTest</w:t>
-      </w:r>
-      <w:proofErr w:type="spellEnd"/>
-      <w:r>
-        <w:rPr>
-          <w:rFonts w:ascii="Arial" w:hAnsi="Arial" w:cs="Arial"/>
-          <w:sz w:val="18"/>
-        </w:rPr>
-        <w:t>/</w:t>
-      </w:r>
-      <w:proofErr w:type="spellStart"/>
-      <w:r>
-        <w:rPr>
-          <w:rFonts w:ascii="Arial" w:hAnsi="Arial" w:cs="Arial"/>
-          <w:sz w:val="18"/>
-        </w:rPr>
-        <w:t>XCUITest</w:t>
-      </w:r>
-      <w:proofErr w:type="spellEnd"/>
-      <w:r>
-        <w:rPr>
-          <w:rFonts w:ascii="Arial" w:hAnsi="Arial" w:cs="Arial"/>
-          <w:sz w:val="18"/>
-        </w:rPr>
-        <w:t>, Accessibility, Feature flags, Release readiness, Mobile API contract validation</w:t>
+        <w:t>Mobile / iOS</w:t>
+      </w:r>
+      <w:r>
+        <w:rPr>
+          <w:rFonts w:ascii="Arial" w:hAnsi="Arial" w:cs="Arial"/>
+          <w:sz w:val="18"/>
+        </w:rPr>
+        <w:t xml:space="preserve"> — Swift, Objective-C (legacy), UIKit, SwiftUI, Combine, Concurrency (async/await), URLSession, Deep Links/Universal Links, Core Data, Keychain, APNs, Background Tasks, StoreKit, Instruments, XCTest/XCUITest, Accessibility, Feature flags, Release readiness, Mobile API contract validation</w:t>
       </w:r>
     </w:p>
     <w:p>
@@ -600,71 +408,7 @@
           <w:rFonts w:ascii="Arial" w:hAnsi="Arial" w:cs="Arial"/>
           <w:sz w:val="18"/>
         </w:rPr>
-        <w:t xml:space="preserve"> — React, Next.js, </w:t>
-      </w:r>
-      <w:proofErr w:type="spellStart"/>
-      <w:r>
-        <w:rPr>
-          <w:rFonts w:ascii="Arial" w:hAnsi="Arial" w:cs="Arial"/>
-          <w:sz w:val="18"/>
-        </w:rPr>
-        <w:t>TypeScript</w:t>
-      </w:r>
-      <w:proofErr w:type="spellEnd"/>
-      <w:r>
-        <w:rPr>
-          <w:rFonts w:ascii="Arial" w:hAnsi="Arial" w:cs="Arial"/>
-          <w:sz w:val="18"/>
-        </w:rPr>
-        <w:t xml:space="preserve">, </w:t>
-      </w:r>
-      <w:proofErr w:type="spellStart"/>
-      <w:r>
-        <w:rPr>
-          <w:rFonts w:ascii="Arial" w:hAnsi="Arial" w:cs="Arial"/>
-          <w:sz w:val="18"/>
-        </w:rPr>
-        <w:t>Redux</w:t>
-      </w:r>
-      <w:proofErr w:type="spellEnd"/>
-      <w:r>
-        <w:rPr>
-          <w:rFonts w:ascii="Arial" w:hAnsi="Arial" w:cs="Arial"/>
-          <w:sz w:val="18"/>
-        </w:rPr>
-        <w:t xml:space="preserve">, React Query, </w:t>
-      </w:r>
-      <w:proofErr w:type="spellStart"/>
-      <w:r>
-        <w:rPr>
-          <w:rFonts w:ascii="Arial" w:hAnsi="Arial" w:cs="Arial"/>
-          <w:sz w:val="18"/>
-        </w:rPr>
-        <w:t>Vite</w:t>
-      </w:r>
-      <w:proofErr w:type="spellEnd"/>
-      <w:r>
-        <w:rPr>
-          <w:rFonts w:ascii="Arial" w:hAnsi="Arial" w:cs="Arial"/>
-          <w:sz w:val="18"/>
-        </w:rPr>
-        <w:t xml:space="preserve">, </w:t>
-      </w:r>
-      <w:proofErr w:type="spellStart"/>
-      <w:r>
-        <w:rPr>
-          <w:rFonts w:ascii="Arial" w:hAnsi="Arial" w:cs="Arial"/>
-          <w:sz w:val="18"/>
-        </w:rPr>
-        <w:t>Webpack</w:t>
-      </w:r>
-      <w:proofErr w:type="spellEnd"/>
-      <w:r>
-        <w:rPr>
-          <w:rFonts w:ascii="Arial" w:hAnsi="Arial" w:cs="Arial"/>
-          <w:sz w:val="18"/>
-        </w:rPr>
-        <w:t>, Tailwind CSS, Material UI, Bootstrap, Storybook, Micro-frontend patterns, Web performance profiling (Web Vitals/Lighthouse), SSR/SSG/ISR patterns</w:t>
+        <w:t xml:space="preserve"> — React, Next.js, TypeScript, Redux, React Query, Vite, Webpack, Tailwind CSS, Material UI, Bootstrap, Storybook, Micro-frontend patterns, Web performance profiling (Web Vitals/Lighthouse), SSR/SSG/ISR patterns</w:t>
       </w:r>
     </w:p>
     <w:p>
@@ -693,97 +437,8 @@
           <w:rFonts w:ascii="Arial" w:hAnsi="Arial" w:cs="Arial"/>
           <w:sz w:val="18"/>
         </w:rPr>
-        <w:t xml:space="preserve"> — Node.js, Express, </w:t>
-      </w:r>
-      <w:proofErr w:type="spellStart"/>
-      <w:r>
-        <w:rPr>
-          <w:rFonts w:ascii="Arial" w:hAnsi="Arial" w:cs="Arial"/>
-          <w:sz w:val="18"/>
-        </w:rPr>
-        <w:t>NestJS</w:t>
-      </w:r>
-      <w:proofErr w:type="spellEnd"/>
-      <w:r>
-        <w:rPr>
-          <w:rFonts w:ascii="Arial" w:hAnsi="Arial" w:cs="Arial"/>
-          <w:sz w:val="18"/>
-        </w:rPr>
-        <w:t xml:space="preserve">, REST, </w:t>
-      </w:r>
-      <w:proofErr w:type="spellStart"/>
-      <w:r>
-        <w:rPr>
-          <w:rFonts w:ascii="Arial" w:hAnsi="Arial" w:cs="Arial"/>
-          <w:sz w:val="18"/>
-        </w:rPr>
-        <w:t>GraphQL</w:t>
-      </w:r>
-      <w:proofErr w:type="spellEnd"/>
-      <w:r>
-        <w:rPr>
-          <w:rFonts w:ascii="Arial" w:hAnsi="Arial" w:cs="Arial"/>
-          <w:sz w:val="18"/>
-        </w:rPr>
-        <w:t xml:space="preserve">, </w:t>
-      </w:r>
-      <w:proofErr w:type="spellStart"/>
-      <w:r>
-        <w:rPr>
-          <w:rFonts w:ascii="Arial" w:hAnsi="Arial" w:cs="Arial"/>
-          <w:sz w:val="18"/>
-        </w:rPr>
-        <w:t>WebSockets</w:t>
-      </w:r>
-      <w:proofErr w:type="spellEnd"/>
-      <w:r>
-        <w:rPr>
-          <w:rFonts w:ascii="Arial" w:hAnsi="Arial" w:cs="Arial"/>
-          <w:sz w:val="18"/>
-        </w:rPr>
-        <w:t xml:space="preserve">, background jobs, event-driven design, caching strategies, </w:t>
-      </w:r>
-      <w:proofErr w:type="spellStart"/>
-      <w:r>
-        <w:rPr>
-          <w:rFonts w:ascii="Arial" w:hAnsi="Arial" w:cs="Arial"/>
-          <w:sz w:val="18"/>
-        </w:rPr>
-        <w:t>idempotency</w:t>
-      </w:r>
-      <w:proofErr w:type="spellEnd"/>
-      <w:r>
-        <w:rPr>
-          <w:rFonts w:ascii="Arial" w:hAnsi="Arial" w:cs="Arial"/>
-          <w:sz w:val="18"/>
-        </w:rPr>
-        <w:t xml:space="preserve"> patterns, </w:t>
-      </w:r>
-      <w:proofErr w:type="spellStart"/>
-      <w:r>
-        <w:rPr>
-          <w:rFonts w:ascii="Arial" w:hAnsi="Arial" w:cs="Arial"/>
-          <w:sz w:val="18"/>
-        </w:rPr>
-        <w:t>webhook</w:t>
-      </w:r>
-      <w:proofErr w:type="spellEnd"/>
-      <w:r>
-        <w:rPr>
-          <w:rFonts w:ascii="Arial" w:hAnsi="Arial" w:cs="Arial"/>
-          <w:sz w:val="18"/>
-        </w:rPr>
-        <w:t xml:space="preserve"> design/verification, file/media workflows, API versioning, retries/</w:t>
-      </w:r>
-      <w:proofErr w:type="spellStart"/>
-      <w:r>
-        <w:rPr>
-          <w:rFonts w:ascii="Arial" w:hAnsi="Arial" w:cs="Arial"/>
-          <w:sz w:val="18"/>
-        </w:rPr>
-        <w:t>backoff</w:t>
-      </w:r>
-      <w:proofErr w:type="spellEnd"/>
+        <w:t xml:space="preserve"> — Node.js, Express, NestJS, REST, GraphQL, WebSockets, background jobs, event-driven design, caching strategies, idempotency patterns, webhook design/verification, file/media workflows, API versioning, retries/backoff</w:t>
+      </w:r>
     </w:p>
     <w:p>
       <w:pPr>
@@ -829,7 +484,6 @@
         </w:rPr>
         <w:t xml:space="preserve">: </w:t>
       </w:r>
-      <w:proofErr w:type="spellStart"/>
       <w:r>
         <w:rPr>
           <w:rStyle w:val="Strong"/>
@@ -837,9 +491,23 @@
           <w:b w:val="0"/>
           <w:sz w:val="18"/>
         </w:rPr>
-        <w:t>PostgreSQL</w:t>
-      </w:r>
-      <w:proofErr w:type="spellEnd"/>
+        <w:t>PostgreSQL, MySQL, SQL Server</w:t>
+      </w:r>
+      <w:r>
+        <w:rPr>
+          <w:rFonts w:ascii="Arial" w:hAnsi="Arial" w:cs="Arial"/>
+          <w:sz w:val="18"/>
+        </w:rPr>
+        <w:t xml:space="preserve"> • NoSQL</w:t>
+      </w:r>
+      <w:r>
+        <w:rPr>
+          <w:rFonts w:ascii="Arial" w:hAnsi="Arial" w:cs="Arial"/>
+          <w:b/>
+          <w:sz w:val="18"/>
+        </w:rPr>
+        <w:t xml:space="preserve">: </w:t>
+      </w:r>
       <w:r>
         <w:rPr>
           <w:rStyle w:val="Strong"/>
@@ -847,7 +515,7 @@
           <w:b w:val="0"/>
           <w:sz w:val="18"/>
         </w:rPr>
-        <w:t>, MySQL, SQL Server</w:t>
+        <w:t>Redis, MongoDB, DynamoDB</w:t>
       </w:r>
       <w:r>
         <w:rPr>
@@ -856,24 +524,21 @@
         </w:rPr>
         <w:t xml:space="preserve"> • </w:t>
       </w:r>
-      <w:proofErr w:type="spellStart"/>
-      <w:r>
-        <w:rPr>
-          <w:rFonts w:ascii="Arial" w:hAnsi="Arial" w:cs="Arial"/>
-          <w:sz w:val="18"/>
-        </w:rPr>
-        <w:t>NoSQL</w:t>
-      </w:r>
-      <w:proofErr w:type="spellEnd"/>
       <w:r>
         <w:rPr>
           <w:rFonts w:ascii="Arial" w:hAnsi="Arial" w:cs="Arial"/>
           <w:b/>
           <w:sz w:val="18"/>
         </w:rPr>
+        <w:t>Queues/streams</w:t>
+      </w:r>
+      <w:r>
+        <w:rPr>
+          <w:rFonts w:ascii="Arial" w:hAnsi="Arial" w:cs="Arial"/>
+          <w:sz w:val="18"/>
+        </w:rPr>
         <w:t xml:space="preserve">: </w:t>
       </w:r>
-      <w:proofErr w:type="spellStart"/>
       <w:r>
         <w:rPr>
           <w:rStyle w:val="Strong"/>
@@ -881,9 +546,30 @@
           <w:b w:val="0"/>
           <w:sz w:val="18"/>
         </w:rPr>
-        <w:t>Redis</w:t>
-      </w:r>
-      <w:proofErr w:type="spellEnd"/>
+        <w:t>AWS SQS/SNS, Kafka, RabbitMQ</w:t>
+      </w:r>
+      <w:r>
+        <w:rPr>
+          <w:rFonts w:ascii="Arial" w:hAnsi="Arial" w:cs="Arial"/>
+          <w:sz w:val="18"/>
+        </w:rPr>
+        <w:t xml:space="preserve"> • </w:t>
+      </w:r>
+      <w:r>
+        <w:rPr>
+          <w:rFonts w:ascii="Arial" w:hAnsi="Arial" w:cs="Arial"/>
+          <w:b/>
+          <w:sz w:val="18"/>
+        </w:rPr>
+        <w:t>Search</w:t>
+      </w:r>
+      <w:r>
+        <w:rPr>
+          <w:rFonts w:ascii="Arial" w:hAnsi="Arial" w:cs="Arial"/>
+          <w:sz w:val="18"/>
+        </w:rPr>
+        <w:t xml:space="preserve">: </w:t>
+      </w:r>
       <w:r>
         <w:rPr>
           <w:rStyle w:val="Strong"/>
@@ -891,9 +577,38 @@
           <w:b w:val="0"/>
           <w:sz w:val="18"/>
         </w:rPr>
-        <w:t xml:space="preserve">, </w:t>
-      </w:r>
-      <w:proofErr w:type="spellStart"/>
+        <w:t>Elasticsearch, OpenSearch</w:t>
+      </w:r>
+      <w:r>
+        <w:rPr>
+          <w:rFonts w:ascii="Arial" w:hAnsi="Arial" w:cs="Arial"/>
+          <w:b/>
+          <w:sz w:val="18"/>
+        </w:rPr>
+        <w:t xml:space="preserve"> </w:t>
+      </w:r>
+      <w:r>
+        <w:rPr>
+          <w:rFonts w:ascii="Arial" w:hAnsi="Arial" w:cs="Arial"/>
+          <w:sz w:val="18"/>
+        </w:rPr>
+        <w:t xml:space="preserve">• </w:t>
+      </w:r>
+      <w:r>
+        <w:rPr>
+          <w:rFonts w:ascii="Arial" w:hAnsi="Arial" w:cs="Arial"/>
+          <w:b/>
+          <w:sz w:val="18"/>
+        </w:rPr>
+        <w:t>Analytics</w:t>
+      </w:r>
+      <w:r>
+        <w:rPr>
+          <w:rFonts w:ascii="Arial" w:hAnsi="Arial" w:cs="Arial"/>
+          <w:sz w:val="18"/>
+        </w:rPr>
+        <w:t xml:space="preserve">: </w:t>
+      </w:r>
       <w:r>
         <w:rPr>
           <w:rStyle w:val="Strong"/>
@@ -901,163 +616,8 @@
           <w:b w:val="0"/>
           <w:sz w:val="18"/>
         </w:rPr>
-        <w:t>MongoDB</w:t>
-      </w:r>
-      <w:proofErr w:type="spellEnd"/>
-      <w:r>
-        <w:rPr>
-          <w:rStyle w:val="Strong"/>
-          <w:rFonts w:ascii="Arial" w:hAnsi="Arial" w:cs="Arial"/>
-          <w:b w:val="0"/>
-          <w:sz w:val="18"/>
-        </w:rPr>
-        <w:t xml:space="preserve">, </w:t>
-      </w:r>
-      <w:proofErr w:type="spellStart"/>
-      <w:r>
-        <w:rPr>
-          <w:rStyle w:val="Strong"/>
-          <w:rFonts w:ascii="Arial" w:hAnsi="Arial" w:cs="Arial"/>
-          <w:b w:val="0"/>
-          <w:sz w:val="18"/>
-        </w:rPr>
-        <w:t>DynamoDB</w:t>
-      </w:r>
-      <w:proofErr w:type="spellEnd"/>
-      <w:r>
-        <w:rPr>
-          <w:rFonts w:ascii="Arial" w:hAnsi="Arial" w:cs="Arial"/>
-          <w:sz w:val="18"/>
-        </w:rPr>
-        <w:t xml:space="preserve"> • </w:t>
-      </w:r>
-      <w:r>
-        <w:rPr>
-          <w:rFonts w:ascii="Arial" w:hAnsi="Arial" w:cs="Arial"/>
-          <w:b/>
-          <w:sz w:val="18"/>
-        </w:rPr>
-        <w:t>Queues/streams</w:t>
-      </w:r>
-      <w:r>
-        <w:rPr>
-          <w:rFonts w:ascii="Arial" w:hAnsi="Arial" w:cs="Arial"/>
-          <w:sz w:val="18"/>
-        </w:rPr>
-        <w:t xml:space="preserve">: </w:t>
-      </w:r>
-      <w:r>
-        <w:rPr>
-          <w:rStyle w:val="Strong"/>
-          <w:rFonts w:ascii="Arial" w:hAnsi="Arial" w:cs="Arial"/>
-          <w:b w:val="0"/>
-          <w:sz w:val="18"/>
-        </w:rPr>
-        <w:t xml:space="preserve">AWS SQS/SNS, Kafka, </w:t>
-      </w:r>
-      <w:proofErr w:type="spellStart"/>
-      <w:r>
-        <w:rPr>
-          <w:rStyle w:val="Strong"/>
-          <w:rFonts w:ascii="Arial" w:hAnsi="Arial" w:cs="Arial"/>
-          <w:b w:val="0"/>
-          <w:sz w:val="18"/>
-        </w:rPr>
-        <w:t>RabbitMQ</w:t>
-      </w:r>
-      <w:proofErr w:type="spellEnd"/>
-      <w:r>
-        <w:rPr>
-          <w:rFonts w:ascii="Arial" w:hAnsi="Arial" w:cs="Arial"/>
-          <w:sz w:val="18"/>
-        </w:rPr>
-        <w:t xml:space="preserve"> • </w:t>
-      </w:r>
-      <w:r>
-        <w:rPr>
-          <w:rFonts w:ascii="Arial" w:hAnsi="Arial" w:cs="Arial"/>
-          <w:b/>
-          <w:sz w:val="18"/>
-        </w:rPr>
-        <w:t>Search</w:t>
-      </w:r>
-      <w:r>
-        <w:rPr>
-          <w:rFonts w:ascii="Arial" w:hAnsi="Arial" w:cs="Arial"/>
-          <w:sz w:val="18"/>
-        </w:rPr>
-        <w:t xml:space="preserve">: </w:t>
-      </w:r>
-      <w:proofErr w:type="spellStart"/>
-      <w:r>
-        <w:rPr>
-          <w:rStyle w:val="Strong"/>
-          <w:rFonts w:ascii="Arial" w:hAnsi="Arial" w:cs="Arial"/>
-          <w:b w:val="0"/>
-          <w:sz w:val="18"/>
-        </w:rPr>
-        <w:t>Elasticsearch</w:t>
-      </w:r>
-      <w:proofErr w:type="spellEnd"/>
-      <w:r>
-        <w:rPr>
-          <w:rStyle w:val="Strong"/>
-          <w:rFonts w:ascii="Arial" w:hAnsi="Arial" w:cs="Arial"/>
-          <w:b w:val="0"/>
-          <w:sz w:val="18"/>
-        </w:rPr>
-        <w:t>, OpenSearch</w:t>
-      </w:r>
-      <w:r>
-        <w:rPr>
-          <w:rFonts w:ascii="Arial" w:hAnsi="Arial" w:cs="Arial"/>
-          <w:b/>
-          <w:sz w:val="18"/>
-        </w:rPr>
-        <w:t xml:space="preserve"> </w:t>
-      </w:r>
-      <w:r>
-        <w:rPr>
-          <w:rFonts w:ascii="Arial" w:hAnsi="Arial" w:cs="Arial"/>
-          <w:sz w:val="18"/>
-        </w:rPr>
-        <w:t xml:space="preserve">• </w:t>
-      </w:r>
-      <w:r>
-        <w:rPr>
-          <w:rFonts w:ascii="Arial" w:hAnsi="Arial" w:cs="Arial"/>
-          <w:b/>
-          <w:sz w:val="18"/>
-        </w:rPr>
-        <w:t>Analytics</w:t>
-      </w:r>
-      <w:r>
-        <w:rPr>
-          <w:rFonts w:ascii="Arial" w:hAnsi="Arial" w:cs="Arial"/>
-          <w:sz w:val="18"/>
-        </w:rPr>
-        <w:t xml:space="preserve">: </w:t>
-      </w:r>
-      <w:r>
-        <w:rPr>
-          <w:rStyle w:val="Strong"/>
-          <w:rFonts w:ascii="Arial" w:hAnsi="Arial" w:cs="Arial"/>
-          <w:b w:val="0"/>
-          <w:sz w:val="18"/>
-        </w:rPr>
-        <w:t xml:space="preserve">Redshift, </w:t>
-      </w:r>
-      <w:proofErr w:type="spellStart"/>
-      <w:r>
-        <w:rPr>
-          <w:rStyle w:val="Strong"/>
-          <w:rFonts w:ascii="Arial" w:hAnsi="Arial" w:cs="Arial"/>
-          <w:b w:val="0"/>
-          <w:sz w:val="18"/>
-        </w:rPr>
-        <w:t>BigQuery</w:t>
-      </w:r>
-      <w:proofErr w:type="spellEnd"/>
+        <w:t>Redshift, BigQuery</w:t>
+      </w:r>
     </w:p>
     <w:p>
       <w:pPr>
@@ -1079,18 +639,8 @@
           <w:rFonts w:ascii="Arial" w:hAnsi="Arial" w:cs="Arial"/>
           <w:sz w:val="18"/>
         </w:rPr>
-        <w:t xml:space="preserve">Cloud &amp; </w:t>
-      </w:r>
-      <w:proofErr w:type="spellStart"/>
-      <w:r>
-        <w:rPr>
-          <w:rStyle w:val="Strong"/>
-          <w:rFonts w:ascii="Arial" w:hAnsi="Arial" w:cs="Arial"/>
-          <w:sz w:val="18"/>
-        </w:rPr>
-        <w:t>DevOps</w:t>
-      </w:r>
-      <w:proofErr w:type="spellEnd"/>
+        <w:t>Cloud &amp; DevOps</w:t>
+      </w:r>
       <w:r>
         <w:rPr>
           <w:rFonts w:ascii="Arial" w:hAnsi="Arial" w:cs="Arial"/>
@@ -1098,7 +648,6 @@
         </w:rPr>
         <w:t xml:space="preserve"> — </w:t>
       </w:r>
-      <w:proofErr w:type="spellStart"/>
       <w:r>
         <w:rPr>
           <w:rStyle w:val="Strong"/>
@@ -1106,9 +655,31 @@
           <w:b w:val="0"/>
           <w:sz w:val="18"/>
         </w:rPr>
-        <w:t>Docker</w:t>
-      </w:r>
-      <w:proofErr w:type="spellEnd"/>
+        <w:t>Docker, Kubernetes, Helm, Argo CD, GitOps, Terraform, CloudFormation</w:t>
+      </w:r>
+      <w:r>
+        <w:rPr>
+          <w:rStyle w:val="Strong"/>
+          <w:rFonts w:ascii="Arial" w:hAnsi="Arial" w:cs="Arial"/>
+          <w:sz w:val="18"/>
+        </w:rPr>
+        <w:t xml:space="preserve"> </w:t>
+      </w:r>
+      <w:r>
+        <w:rPr>
+          <w:rFonts w:ascii="Arial" w:hAnsi="Arial" w:cs="Arial"/>
+          <w:sz w:val="18"/>
+        </w:rPr>
+        <w:t xml:space="preserve">• </w:t>
+      </w:r>
+      <w:r>
+        <w:rPr>
+          <w:rStyle w:val="Strong"/>
+          <w:rFonts w:ascii="Arial" w:hAnsi="Arial" w:cs="Arial"/>
+          <w:sz w:val="18"/>
+        </w:rPr>
+        <w:t>AWS</w:t>
+      </w:r>
       <w:r>
         <w:rPr>
           <w:rStyle w:val="Strong"/>
@@ -1116,9 +687,16 @@
           <w:b w:val="0"/>
           <w:sz w:val="18"/>
         </w:rPr>
-        <w:t xml:space="preserve">, </w:t>
-      </w:r>
-      <w:proofErr w:type="spellStart"/>
+        <w:t>:</w:t>
+      </w:r>
+      <w:r>
+        <w:rPr>
+          <w:rStyle w:val="Strong"/>
+          <w:rFonts w:ascii="Arial" w:hAnsi="Arial" w:cs="Arial"/>
+          <w:sz w:val="18"/>
+        </w:rPr>
+        <w:t xml:space="preserve"> </w:t>
+      </w:r>
       <w:r>
         <w:rPr>
           <w:rStyle w:val="Strong"/>
@@ -1126,9 +704,38 @@
           <w:b w:val="0"/>
           <w:sz w:val="18"/>
         </w:rPr>
-        <w:t>Kubernetes</w:t>
-      </w:r>
-      <w:proofErr w:type="spellEnd"/>
+        <w:t>EKS, ECS, EC2, Lambda, API Gateway, S3, CloudFront, RDS, DynamoDB, ElastiCache, EventBridge, Step Functions, IAM</w:t>
+      </w:r>
+      <w:r>
+        <w:rPr>
+          <w:rFonts w:ascii="Arial" w:hAnsi="Arial" w:cs="Arial"/>
+          <w:b/>
+          <w:sz w:val="18"/>
+        </w:rPr>
+        <w:t xml:space="preserve"> </w:t>
+      </w:r>
+      <w:r>
+        <w:rPr>
+          <w:rFonts w:ascii="Arial" w:hAnsi="Arial" w:cs="Arial"/>
+          <w:sz w:val="18"/>
+        </w:rPr>
+        <w:t xml:space="preserve">• </w:t>
+      </w:r>
+      <w:r>
+        <w:rPr>
+          <w:rFonts w:ascii="Arial" w:hAnsi="Arial" w:cs="Arial"/>
+          <w:b/>
+          <w:sz w:val="18"/>
+        </w:rPr>
+        <w:t>Azure</w:t>
+      </w:r>
+      <w:r>
+        <w:rPr>
+          <w:rFonts w:ascii="Arial" w:hAnsi="Arial" w:cs="Arial"/>
+          <w:sz w:val="18"/>
+        </w:rPr>
+        <w:t xml:space="preserve">: </w:t>
+      </w:r>
       <w:r>
         <w:rPr>
           <w:rStyle w:val="Strong"/>
@@ -1136,9 +743,30 @@
           <w:b w:val="0"/>
           <w:sz w:val="18"/>
         </w:rPr>
-        <w:t xml:space="preserve">, Helm, Argo CD, </w:t>
-      </w:r>
-      <w:proofErr w:type="spellStart"/>
+        <w:t>AKS, App Service, Azure SQL, Service Bus, Key Vault, Application Insights</w:t>
+      </w:r>
+      <w:r>
+        <w:rPr>
+          <w:rFonts w:ascii="Arial" w:hAnsi="Arial" w:cs="Arial"/>
+          <w:sz w:val="18"/>
+        </w:rPr>
+        <w:t xml:space="preserve"> • </w:t>
+      </w:r>
+      <w:r>
+        <w:rPr>
+          <w:rFonts w:ascii="Arial" w:hAnsi="Arial" w:cs="Arial"/>
+          <w:b/>
+          <w:sz w:val="18"/>
+        </w:rPr>
+        <w:t>GCP</w:t>
+      </w:r>
+      <w:r>
+        <w:rPr>
+          <w:rFonts w:ascii="Arial" w:hAnsi="Arial" w:cs="Arial"/>
+          <w:sz w:val="18"/>
+        </w:rPr>
+        <w:t xml:space="preserve">: </w:t>
+      </w:r>
       <w:r>
         <w:rPr>
           <w:rStyle w:val="Strong"/>
@@ -1146,9 +774,38 @@
           <w:b w:val="0"/>
           <w:sz w:val="18"/>
         </w:rPr>
-        <w:t>GitOps</w:t>
-      </w:r>
-      <w:proofErr w:type="spellEnd"/>
+        <w:t>GKE, Cloud Run, Pub/Sub, Cloud Storage, BigQuery</w:t>
+      </w:r>
+      <w:r>
+        <w:rPr>
+          <w:rFonts w:ascii="Arial" w:hAnsi="Arial" w:cs="Arial"/>
+          <w:b/>
+          <w:sz w:val="18"/>
+        </w:rPr>
+        <w:t xml:space="preserve"> </w:t>
+      </w:r>
+      <w:r>
+        <w:rPr>
+          <w:rFonts w:ascii="Arial" w:hAnsi="Arial" w:cs="Arial"/>
+          <w:sz w:val="18"/>
+        </w:rPr>
+        <w:t xml:space="preserve">• </w:t>
+      </w:r>
+      <w:r>
+        <w:rPr>
+          <w:rFonts w:ascii="Arial" w:hAnsi="Arial" w:cs="Arial"/>
+          <w:b/>
+          <w:sz w:val="18"/>
+        </w:rPr>
+        <w:t>CI/CD</w:t>
+      </w:r>
+      <w:r>
+        <w:rPr>
+          <w:rFonts w:ascii="Arial" w:hAnsi="Arial" w:cs="Arial"/>
+          <w:sz w:val="18"/>
+        </w:rPr>
+        <w:t xml:space="preserve">: </w:t>
+      </w:r>
       <w:r>
         <w:rPr>
           <w:rStyle w:val="Strong"/>
@@ -1156,350 +813,8 @@
           <w:b w:val="0"/>
           <w:sz w:val="18"/>
         </w:rPr>
-        <w:t xml:space="preserve">, </w:t>
-      </w:r>
-      <w:proofErr w:type="spellStart"/>
-      <w:r>
-        <w:rPr>
-          <w:rStyle w:val="Strong"/>
-          <w:rFonts w:ascii="Arial" w:hAnsi="Arial" w:cs="Arial"/>
-          <w:b w:val="0"/>
-          <w:sz w:val="18"/>
-        </w:rPr>
-        <w:t>Terraform</w:t>
-      </w:r>
-      <w:proofErr w:type="spellEnd"/>
-      <w:r>
-        <w:rPr>
-          <w:rStyle w:val="Strong"/>
-          <w:rFonts w:ascii="Arial" w:hAnsi="Arial" w:cs="Arial"/>
-          <w:b w:val="0"/>
-          <w:sz w:val="18"/>
-        </w:rPr>
-        <w:t xml:space="preserve">, </w:t>
-      </w:r>
-      <w:proofErr w:type="spellStart"/>
-      <w:r>
-        <w:rPr>
-          <w:rStyle w:val="Strong"/>
-          <w:rFonts w:ascii="Arial" w:hAnsi="Arial" w:cs="Arial"/>
-          <w:b w:val="0"/>
-          <w:sz w:val="18"/>
-        </w:rPr>
-        <w:t>CloudFormation</w:t>
-      </w:r>
-      <w:proofErr w:type="spellEnd"/>
-      <w:r>
-        <w:rPr>
-          <w:rStyle w:val="Strong"/>
-          <w:rFonts w:ascii="Arial" w:hAnsi="Arial" w:cs="Arial"/>
-          <w:sz w:val="18"/>
-        </w:rPr>
-        <w:t xml:space="preserve"> </w:t>
-      </w:r>
-      <w:r>
-        <w:rPr>
-          <w:rFonts w:ascii="Arial" w:hAnsi="Arial" w:cs="Arial"/>
-          <w:sz w:val="18"/>
-        </w:rPr>
-        <w:t xml:space="preserve">• </w:t>
-      </w:r>
-      <w:r>
-        <w:rPr>
-          <w:rStyle w:val="Strong"/>
-          <w:rFonts w:ascii="Arial" w:hAnsi="Arial" w:cs="Arial"/>
-          <w:sz w:val="18"/>
-        </w:rPr>
-        <w:t>AWS</w:t>
-      </w:r>
-      <w:r>
-        <w:rPr>
-          <w:rStyle w:val="Strong"/>
-          <w:rFonts w:ascii="Arial" w:hAnsi="Arial" w:cs="Arial"/>
-          <w:b w:val="0"/>
-          <w:sz w:val="18"/>
-        </w:rPr>
-        <w:t>:</w:t>
-      </w:r>
-      <w:r>
-        <w:rPr>
-          <w:rStyle w:val="Strong"/>
-          <w:rFonts w:ascii="Arial" w:hAnsi="Arial" w:cs="Arial"/>
-          <w:sz w:val="18"/>
-        </w:rPr>
-        <w:t xml:space="preserve"> </w:t>
-      </w:r>
-      <w:r>
-        <w:rPr>
-          <w:rStyle w:val="Strong"/>
-          <w:rFonts w:ascii="Arial" w:hAnsi="Arial" w:cs="Arial"/>
-          <w:b w:val="0"/>
-          <w:sz w:val="18"/>
-        </w:rPr>
-        <w:t xml:space="preserve">EKS, ECS, EC2, Lambda, API Gateway, S3, </w:t>
-      </w:r>
-      <w:proofErr w:type="spellStart"/>
-      <w:r>
-        <w:rPr>
-          <w:rStyle w:val="Strong"/>
-          <w:rFonts w:ascii="Arial" w:hAnsi="Arial" w:cs="Arial"/>
-          <w:b w:val="0"/>
-          <w:sz w:val="18"/>
-        </w:rPr>
-        <w:t>CloudFront</w:t>
-      </w:r>
-      <w:proofErr w:type="spellEnd"/>
-      <w:r>
-        <w:rPr>
-          <w:rStyle w:val="Strong"/>
-          <w:rFonts w:ascii="Arial" w:hAnsi="Arial" w:cs="Arial"/>
-          <w:b w:val="0"/>
-          <w:sz w:val="18"/>
-        </w:rPr>
-        <w:t xml:space="preserve">, RDS, </w:t>
-      </w:r>
-      <w:proofErr w:type="spellStart"/>
-      <w:r>
-        <w:rPr>
-          <w:rStyle w:val="Strong"/>
-          <w:rFonts w:ascii="Arial" w:hAnsi="Arial" w:cs="Arial"/>
-          <w:b w:val="0"/>
-          <w:sz w:val="18"/>
-        </w:rPr>
-        <w:t>DynamoDB</w:t>
-      </w:r>
-      <w:proofErr w:type="spellEnd"/>
-      <w:r>
-        <w:rPr>
-          <w:rStyle w:val="Strong"/>
-          <w:rFonts w:ascii="Arial" w:hAnsi="Arial" w:cs="Arial"/>
-          <w:b w:val="0"/>
-          <w:sz w:val="18"/>
-        </w:rPr>
-        <w:t xml:space="preserve">, </w:t>
-      </w:r>
-      <w:proofErr w:type="spellStart"/>
-      <w:r>
-        <w:rPr>
-          <w:rStyle w:val="Strong"/>
-          <w:rFonts w:ascii="Arial" w:hAnsi="Arial" w:cs="Arial"/>
-          <w:b w:val="0"/>
-          <w:sz w:val="18"/>
-        </w:rPr>
-        <w:t>ElastiCache</w:t>
-      </w:r>
-      <w:proofErr w:type="spellEnd"/>
-      <w:r>
-        <w:rPr>
-          <w:rStyle w:val="Strong"/>
-          <w:rFonts w:ascii="Arial" w:hAnsi="Arial" w:cs="Arial"/>
-          <w:b w:val="0"/>
-          <w:sz w:val="18"/>
-        </w:rPr>
-        <w:t xml:space="preserve">, </w:t>
-      </w:r>
-      <w:proofErr w:type="spellStart"/>
-      <w:r>
-        <w:rPr>
-          <w:rStyle w:val="Strong"/>
-          <w:rFonts w:ascii="Arial" w:hAnsi="Arial" w:cs="Arial"/>
-          <w:b w:val="0"/>
-          <w:sz w:val="18"/>
-        </w:rPr>
-        <w:t>EventBridge</w:t>
-      </w:r>
-      <w:proofErr w:type="spellEnd"/>
-      <w:r>
-        <w:rPr>
-          <w:rStyle w:val="Strong"/>
-          <w:rFonts w:ascii="Arial" w:hAnsi="Arial" w:cs="Arial"/>
-          <w:b w:val="0"/>
-          <w:sz w:val="18"/>
-        </w:rPr>
-        <w:t>, Step Functions, IAM</w:t>
-      </w:r>
-      <w:r>
-        <w:rPr>
-          <w:rFonts w:ascii="Arial" w:hAnsi="Arial" w:cs="Arial"/>
-          <w:b/>
-          <w:sz w:val="18"/>
-        </w:rPr>
-        <w:t xml:space="preserve"> </w:t>
-      </w:r>
-      <w:r>
-        <w:rPr>
-          <w:rFonts w:ascii="Arial" w:hAnsi="Arial" w:cs="Arial"/>
-          <w:sz w:val="18"/>
-        </w:rPr>
-        <w:t xml:space="preserve">• </w:t>
-      </w:r>
-      <w:r>
-        <w:rPr>
-          <w:rFonts w:ascii="Arial" w:hAnsi="Arial" w:cs="Arial"/>
-          <w:b/>
-          <w:sz w:val="18"/>
-        </w:rPr>
-        <w:t>Azure</w:t>
-      </w:r>
-      <w:r>
-        <w:rPr>
-          <w:rFonts w:ascii="Arial" w:hAnsi="Arial" w:cs="Arial"/>
-          <w:sz w:val="18"/>
-        </w:rPr>
-        <w:t xml:space="preserve">: </w:t>
-      </w:r>
-      <w:r>
-        <w:rPr>
-          <w:rStyle w:val="Strong"/>
-          <w:rFonts w:ascii="Arial" w:hAnsi="Arial" w:cs="Arial"/>
-          <w:b w:val="0"/>
-          <w:sz w:val="18"/>
-        </w:rPr>
-        <w:t>AKS, App Service, Azure SQL, Service Bus, Key Vault, Application Insights</w:t>
-      </w:r>
-      <w:r>
-        <w:rPr>
-          <w:rFonts w:ascii="Arial" w:hAnsi="Arial" w:cs="Arial"/>
-          <w:sz w:val="18"/>
-        </w:rPr>
-        <w:t xml:space="preserve"> • </w:t>
-      </w:r>
-      <w:r>
-        <w:rPr>
-          <w:rFonts w:ascii="Arial" w:hAnsi="Arial" w:cs="Arial"/>
-          <w:b/>
-          <w:sz w:val="18"/>
-        </w:rPr>
-        <w:t>GCP</w:t>
-      </w:r>
-      <w:r>
-        <w:rPr>
-          <w:rFonts w:ascii="Arial" w:hAnsi="Arial" w:cs="Arial"/>
-          <w:sz w:val="18"/>
-        </w:rPr>
-        <w:t xml:space="preserve">: </w:t>
-      </w:r>
-      <w:r>
-        <w:rPr>
-          <w:rStyle w:val="Strong"/>
-          <w:rFonts w:ascii="Arial" w:hAnsi="Arial" w:cs="Arial"/>
-          <w:b w:val="0"/>
-          <w:sz w:val="18"/>
-        </w:rPr>
-        <w:t xml:space="preserve">GKE, Cloud Run, Pub/Sub, Cloud Storage, </w:t>
-      </w:r>
-      <w:proofErr w:type="spellStart"/>
-      <w:r>
-        <w:rPr>
-          <w:rStyle w:val="Strong"/>
-          <w:rFonts w:ascii="Arial" w:hAnsi="Arial" w:cs="Arial"/>
-          <w:b w:val="0"/>
-          <w:sz w:val="18"/>
-        </w:rPr>
-        <w:t>BigQuery</w:t>
-      </w:r>
-      <w:proofErr w:type="spellEnd"/>
-      <w:r>
-        <w:rPr>
-          <w:rFonts w:ascii="Arial" w:hAnsi="Arial" w:cs="Arial"/>
-          <w:b/>
-          <w:sz w:val="18"/>
-        </w:rPr>
-        <w:t xml:space="preserve"> </w:t>
-      </w:r>
-      <w:r>
-        <w:rPr>
-          <w:rFonts w:ascii="Arial" w:hAnsi="Arial" w:cs="Arial"/>
-          <w:sz w:val="18"/>
-        </w:rPr>
-        <w:t xml:space="preserve">• </w:t>
-      </w:r>
-      <w:r>
-        <w:rPr>
-          <w:rFonts w:ascii="Arial" w:hAnsi="Arial" w:cs="Arial"/>
-          <w:b/>
-          <w:sz w:val="18"/>
-        </w:rPr>
-        <w:t>CI/CD</w:t>
-      </w:r>
-      <w:r>
-        <w:rPr>
-          <w:rFonts w:ascii="Arial" w:hAnsi="Arial" w:cs="Arial"/>
-          <w:sz w:val="18"/>
-        </w:rPr>
-        <w:t xml:space="preserve">: </w:t>
-      </w:r>
-      <w:proofErr w:type="spellStart"/>
-      <w:r>
-        <w:rPr>
-          <w:rStyle w:val="Strong"/>
-          <w:rFonts w:ascii="Arial" w:hAnsi="Arial" w:cs="Arial"/>
-          <w:b w:val="0"/>
-          <w:sz w:val="18"/>
-        </w:rPr>
-        <w:t>GitHub</w:t>
-      </w:r>
-      <w:proofErr w:type="spellEnd"/>
-      <w:r>
-        <w:rPr>
-          <w:rStyle w:val="Strong"/>
-          <w:rFonts w:ascii="Arial" w:hAnsi="Arial" w:cs="Arial"/>
-          <w:b w:val="0"/>
-          <w:sz w:val="18"/>
-        </w:rPr>
-        <w:t xml:space="preserve"> Actions, </w:t>
-      </w:r>
-      <w:proofErr w:type="spellStart"/>
-      <w:r>
-        <w:rPr>
-          <w:rStyle w:val="Strong"/>
-          <w:rFonts w:ascii="Arial" w:hAnsi="Arial" w:cs="Arial"/>
-          <w:b w:val="0"/>
-          <w:sz w:val="18"/>
-        </w:rPr>
-        <w:t>GitLab</w:t>
-      </w:r>
-      <w:proofErr w:type="spellEnd"/>
-      <w:r>
-        <w:rPr>
-          <w:rStyle w:val="Strong"/>
-          <w:rFonts w:ascii="Arial" w:hAnsi="Arial" w:cs="Arial"/>
-          <w:b w:val="0"/>
-          <w:sz w:val="18"/>
-        </w:rPr>
-        <w:t xml:space="preserve"> CI, Jenkins, Azure </w:t>
-      </w:r>
-      <w:proofErr w:type="spellStart"/>
-      <w:r>
-        <w:rPr>
-          <w:rStyle w:val="Strong"/>
-          <w:rFonts w:ascii="Arial" w:hAnsi="Arial" w:cs="Arial"/>
-          <w:b w:val="0"/>
-          <w:sz w:val="18"/>
-        </w:rPr>
-        <w:t>DevOps</w:t>
-      </w:r>
-      <w:proofErr w:type="spellEnd"/>
-      <w:r>
-        <w:rPr>
-          <w:rStyle w:val="Strong"/>
-          <w:rFonts w:ascii="Arial" w:hAnsi="Arial" w:cs="Arial"/>
-          <w:b w:val="0"/>
-          <w:sz w:val="18"/>
-        </w:rPr>
-        <w:t xml:space="preserve">, </w:t>
-      </w:r>
-      <w:proofErr w:type="spellStart"/>
-      <w:r>
-        <w:rPr>
-          <w:rStyle w:val="Strong"/>
-          <w:rFonts w:ascii="Arial" w:hAnsi="Arial" w:cs="Arial"/>
-          <w:b w:val="0"/>
-          <w:sz w:val="18"/>
-        </w:rPr>
-        <w:t>CircleCI</w:t>
-      </w:r>
-      <w:proofErr w:type="spellEnd"/>
+        <w:t>GitHub Actions, GitLab CI, Jenkins, Azure DevOps, CircleCI</w:t>
+      </w:r>
     </w:p>
     <w:p>
       <w:pPr>
@@ -1514,23 +829,13 @@
           <w:sz w:val="18"/>
         </w:rPr>
       </w:pPr>
-      <w:proofErr w:type="spellStart"/>
-      <w:r>
-        <w:rPr>
-          <w:rStyle w:val="Strong"/>
-          <w:rFonts w:ascii="Arial" w:hAnsi="Arial" w:cs="Arial"/>
-          <w:sz w:val="18"/>
-        </w:rPr>
-        <w:t>Observability</w:t>
-      </w:r>
-      <w:proofErr w:type="spellEnd"/>
-      <w:r>
-        <w:rPr>
-          <w:rStyle w:val="Strong"/>
-          <w:rFonts w:ascii="Arial" w:hAnsi="Arial" w:cs="Arial"/>
-          <w:sz w:val="18"/>
-        </w:rPr>
-        <w:t>, Quality &amp; Security</w:t>
+      <w:r>
+        <w:rPr>
+          <w:rStyle w:val="Strong"/>
+          <w:rFonts w:ascii="Arial" w:hAnsi="Arial" w:cs="Arial"/>
+          <w:sz w:val="18"/>
+        </w:rPr>
+        <w:t>Observability, Quality &amp; Security</w:t>
       </w:r>
       <w:r>
         <w:rPr>
@@ -1539,7 +844,6 @@
         </w:rPr>
         <w:t xml:space="preserve"> — </w:t>
       </w:r>
-      <w:proofErr w:type="spellStart"/>
       <w:r>
         <w:rPr>
           <w:rStyle w:val="Strong"/>
@@ -1547,9 +851,30 @@
           <w:b w:val="0"/>
           <w:sz w:val="18"/>
         </w:rPr>
-        <w:t>OpenTelemetry</w:t>
-      </w:r>
-      <w:proofErr w:type="spellEnd"/>
+        <w:t>OpenTelemetry, Datadog, Prometheus, Grafana, ELK/EFK, CloudWatch</w:t>
+      </w:r>
+      <w:r>
+        <w:rPr>
+          <w:rFonts w:ascii="Arial" w:hAnsi="Arial" w:cs="Arial"/>
+          <w:sz w:val="18"/>
+        </w:rPr>
+        <w:t xml:space="preserve">, structured logging • </w:t>
+      </w:r>
+      <w:r>
+        <w:rPr>
+          <w:rFonts w:ascii="Arial" w:hAnsi="Arial" w:cs="Arial"/>
+          <w:b/>
+          <w:sz w:val="18"/>
+        </w:rPr>
+        <w:t>Testing</w:t>
+      </w:r>
+      <w:r>
+        <w:rPr>
+          <w:rFonts w:ascii="Arial" w:hAnsi="Arial" w:cs="Arial"/>
+          <w:sz w:val="18"/>
+        </w:rPr>
+        <w:t xml:space="preserve">: </w:t>
+      </w:r>
       <w:r>
         <w:rPr>
           <w:rStyle w:val="Strong"/>
@@ -1557,9 +882,38 @@
           <w:b w:val="0"/>
           <w:sz w:val="18"/>
         </w:rPr>
+        <w:t>Jest, Mocha, Chai, React Testing Library, Cypress, Playwright</w:t>
+      </w:r>
+      <w:r>
+        <w:rPr>
+          <w:rFonts w:ascii="Arial" w:hAnsi="Arial" w:cs="Arial"/>
+          <w:b/>
+          <w:sz w:val="18"/>
+        </w:rPr>
         <w:t xml:space="preserve">, </w:t>
       </w:r>
-      <w:proofErr w:type="spellStart"/>
+      <w:r>
+        <w:rPr>
+          <w:rFonts w:ascii="Arial" w:hAnsi="Arial" w:cs="Arial"/>
+          <w:sz w:val="18"/>
+        </w:rPr>
+        <w:t xml:space="preserve">API contract tests (Pact-style) • </w:t>
+      </w:r>
+      <w:r>
+        <w:rPr>
+          <w:rFonts w:ascii="Arial" w:hAnsi="Arial" w:cs="Arial"/>
+          <w:b/>
+          <w:sz w:val="18"/>
+        </w:rPr>
+        <w:t>Security</w:t>
+      </w:r>
+      <w:r>
+        <w:rPr>
+          <w:rFonts w:ascii="Arial" w:hAnsi="Arial" w:cs="Arial"/>
+          <w:sz w:val="18"/>
+        </w:rPr>
+        <w:t xml:space="preserve">: </w:t>
+      </w:r>
       <w:r>
         <w:rPr>
           <w:rStyle w:val="Strong"/>
@@ -1567,170 +921,8 @@
           <w:b w:val="0"/>
           <w:sz w:val="18"/>
         </w:rPr>
-        <w:t>Datadog</w:t>
-      </w:r>
-      <w:proofErr w:type="spellEnd"/>
-      <w:r>
-        <w:rPr>
-          <w:rStyle w:val="Strong"/>
-          <w:rFonts w:ascii="Arial" w:hAnsi="Arial" w:cs="Arial"/>
-          <w:b w:val="0"/>
-          <w:sz w:val="18"/>
-        </w:rPr>
-        <w:t xml:space="preserve">, Prometheus, </w:t>
-      </w:r>
-      <w:proofErr w:type="spellStart"/>
-      <w:r>
-        <w:rPr>
-          <w:rStyle w:val="Strong"/>
-          <w:rFonts w:ascii="Arial" w:hAnsi="Arial" w:cs="Arial"/>
-          <w:b w:val="0"/>
-          <w:sz w:val="18"/>
-        </w:rPr>
-        <w:t>Grafana</w:t>
-      </w:r>
-      <w:proofErr w:type="spellEnd"/>
-      <w:r>
-        <w:rPr>
-          <w:rStyle w:val="Strong"/>
-          <w:rFonts w:ascii="Arial" w:hAnsi="Arial" w:cs="Arial"/>
-          <w:b w:val="0"/>
-          <w:sz w:val="18"/>
-        </w:rPr>
-        <w:t xml:space="preserve">, ELK/EFK, </w:t>
-      </w:r>
-      <w:proofErr w:type="spellStart"/>
-      <w:r>
-        <w:rPr>
-          <w:rStyle w:val="Strong"/>
-          <w:rFonts w:ascii="Arial" w:hAnsi="Arial" w:cs="Arial"/>
-          <w:b w:val="0"/>
-          <w:sz w:val="18"/>
-        </w:rPr>
-        <w:t>CloudWatch</w:t>
-      </w:r>
-      <w:proofErr w:type="spellEnd"/>
-      <w:r>
-        <w:rPr>
-          <w:rFonts w:ascii="Arial" w:hAnsi="Arial" w:cs="Arial"/>
-          <w:sz w:val="18"/>
-        </w:rPr>
-        <w:t xml:space="preserve">, structured logging • </w:t>
-      </w:r>
-      <w:r>
-        <w:rPr>
-          <w:rFonts w:ascii="Arial" w:hAnsi="Arial" w:cs="Arial"/>
-          <w:b/>
-          <w:sz w:val="18"/>
-        </w:rPr>
-        <w:t>Testing</w:t>
-      </w:r>
-      <w:r>
-        <w:rPr>
-          <w:rFonts w:ascii="Arial" w:hAnsi="Arial" w:cs="Arial"/>
-          <w:sz w:val="18"/>
-        </w:rPr>
-        <w:t xml:space="preserve">: </w:t>
-      </w:r>
-      <w:r>
-        <w:rPr>
-          <w:rStyle w:val="Strong"/>
-          <w:rFonts w:ascii="Arial" w:hAnsi="Arial" w:cs="Arial"/>
-          <w:b w:val="0"/>
-          <w:sz w:val="18"/>
-        </w:rPr>
-        <w:t>Jest, Mocha, Chai, React Testing Library, Cypress, Playwright</w:t>
-      </w:r>
-      <w:r>
-        <w:rPr>
-          <w:rFonts w:ascii="Arial" w:hAnsi="Arial" w:cs="Arial"/>
-          <w:b/>
-          <w:sz w:val="18"/>
-        </w:rPr>
-        <w:t xml:space="preserve">, </w:t>
-      </w:r>
-      <w:r>
-        <w:rPr>
-          <w:rFonts w:ascii="Arial" w:hAnsi="Arial" w:cs="Arial"/>
-          <w:sz w:val="18"/>
-        </w:rPr>
-        <w:t xml:space="preserve">API contract tests (Pact-style) • </w:t>
-      </w:r>
-      <w:r>
-        <w:rPr>
-          <w:rFonts w:ascii="Arial" w:hAnsi="Arial" w:cs="Arial"/>
-          <w:b/>
-          <w:sz w:val="18"/>
-        </w:rPr>
-        <w:t>Security</w:t>
-      </w:r>
-      <w:r>
-        <w:rPr>
-          <w:rFonts w:ascii="Arial" w:hAnsi="Arial" w:cs="Arial"/>
-          <w:sz w:val="18"/>
-        </w:rPr>
-        <w:t xml:space="preserve">: </w:t>
-      </w:r>
-      <w:r>
-        <w:rPr>
-          <w:rStyle w:val="Strong"/>
-          <w:rFonts w:ascii="Arial" w:hAnsi="Arial" w:cs="Arial"/>
-          <w:b w:val="0"/>
-          <w:sz w:val="18"/>
-        </w:rPr>
-        <w:t xml:space="preserve">OAuth2, </w:t>
-      </w:r>
-      <w:proofErr w:type="spellStart"/>
-      <w:r>
-        <w:rPr>
-          <w:rStyle w:val="Strong"/>
-          <w:rFonts w:ascii="Arial" w:hAnsi="Arial" w:cs="Arial"/>
-          <w:b w:val="0"/>
-          <w:sz w:val="18"/>
-        </w:rPr>
-        <w:t>OpenID</w:t>
-      </w:r>
-      <w:proofErr w:type="spellEnd"/>
-      <w:r>
-        <w:rPr>
-          <w:rStyle w:val="Strong"/>
-          <w:rFonts w:ascii="Arial" w:hAnsi="Arial" w:cs="Arial"/>
-          <w:b w:val="0"/>
-          <w:sz w:val="18"/>
-        </w:rPr>
-        <w:t xml:space="preserve"> Connect, JWT, </w:t>
-      </w:r>
-      <w:proofErr w:type="spellStart"/>
-      <w:r>
-        <w:rPr>
-          <w:rStyle w:val="Strong"/>
-          <w:rFonts w:ascii="Arial" w:hAnsi="Arial" w:cs="Arial"/>
-          <w:b w:val="0"/>
-          <w:sz w:val="18"/>
-        </w:rPr>
-        <w:t>Okta</w:t>
-      </w:r>
-      <w:proofErr w:type="spellEnd"/>
-      <w:r>
-        <w:rPr>
-          <w:rStyle w:val="Strong"/>
-          <w:rFonts w:ascii="Arial" w:hAnsi="Arial" w:cs="Arial"/>
-          <w:b w:val="0"/>
-          <w:sz w:val="18"/>
-        </w:rPr>
-        <w:t xml:space="preserve">, Auth0, AWS </w:t>
-      </w:r>
-      <w:proofErr w:type="spellStart"/>
-      <w:r>
-        <w:rPr>
-          <w:rStyle w:val="Strong"/>
-          <w:rFonts w:ascii="Arial" w:hAnsi="Arial" w:cs="Arial"/>
-          <w:b w:val="0"/>
-          <w:sz w:val="18"/>
-        </w:rPr>
-        <w:t>Cognito</w:t>
-      </w:r>
-      <w:proofErr w:type="spellEnd"/>
+        <w:t>OAuth2, OpenID Connect, JWT, Okta, Auth0, AWS Cognito</w:t>
+      </w:r>
       <w:r>
         <w:rPr>
           <w:rFonts w:ascii="Arial" w:hAnsi="Arial" w:cs="Arial"/>
@@ -1787,8 +979,6 @@
       </w:r>
     </w:p>
     <w:p>
-      <w:proofErr w:type="spellStart"/>
-      <w:proofErr w:type="gramStart"/>
       <w:r>
         <w:rPr>
           <w:rFonts w:ascii="Arial" w:eastAsia="Arial" w:hAnsi="Arial" w:cs="Arial"/>
@@ -1796,27 +986,7 @@
           <w:sz w:val="21"/>
           <w:szCs w:val="21"/>
         </w:rPr>
-        <w:t>SumatoSoft</w:t>
-      </w:r>
-      <w:proofErr w:type="spellEnd"/>
-      <w:r>
-        <w:rPr>
-          <w:rFonts w:ascii="Arial" w:eastAsia="Arial" w:hAnsi="Arial" w:cs="Arial"/>
-          <w:color w:val="555555"/>
-          <w:sz w:val="21"/>
-          <w:szCs w:val="21"/>
-        </w:rPr>
-        <w:t xml:space="preserve">  |</w:t>
-      </w:r>
-      <w:proofErr w:type="gramEnd"/>
-      <w:r>
-        <w:rPr>
-          <w:rFonts w:ascii="Arial" w:eastAsia="Arial" w:hAnsi="Arial" w:cs="Arial"/>
-          <w:color w:val="555555"/>
-          <w:sz w:val="21"/>
-          <w:szCs w:val="21"/>
-        </w:rPr>
-        <w:t xml:space="preserve">  January 2021 - December 2025</w:t>
+        <w:t>SumatoSoft  |  January 2021 - December 2025</w:t>
       </w:r>
     </w:p>
     <w:p>
@@ -1839,33 +1009,13 @@
         </w:rPr>
         <w:t xml:space="preserve">Owned end-to-end delivery across </w:t>
       </w:r>
-      <w:proofErr w:type="spellStart"/>
-      <w:r>
-        <w:rPr>
-          <w:rStyle w:val="Strong"/>
-          <w:rFonts w:ascii="Arial" w:hAnsi="Arial" w:cs="Arial"/>
-          <w:sz w:val="18"/>
-        </w:rPr>
-        <w:t>iOS</w:t>
-      </w:r>
-      <w:proofErr w:type="spellEnd"/>
-      <w:r>
-        <w:rPr>
-          <w:rStyle w:val="Strong"/>
-          <w:rFonts w:ascii="Arial" w:hAnsi="Arial" w:cs="Arial"/>
-          <w:sz w:val="18"/>
-        </w:rPr>
-        <w:t xml:space="preserve"> </w:t>
-      </w:r>
-      <w:bookmarkStart w:id="0" w:name="_GoBack"/>
-      <w:bookmarkEnd w:id="0"/>
-      <w:r>
-        <w:rPr>
-          <w:rStyle w:val="Strong"/>
-          <w:rFonts w:ascii="Arial" w:hAnsi="Arial" w:cs="Arial"/>
-          <w:sz w:val="18"/>
-        </w:rPr>
-        <w:t>+ web</w:t>
+      <w:r>
+        <w:rPr>
+          <w:rStyle w:val="Strong"/>
+          <w:rFonts w:ascii="Arial" w:hAnsi="Arial" w:cs="Arial"/>
+          <w:sz w:val="18"/>
+        </w:rPr>
+        <w:t>iOS + web</w:t>
       </w:r>
       <w:r>
         <w:rPr>
@@ -1931,40 +1081,14 @@
           <w:rFonts w:ascii="Arial" w:hAnsi="Arial" w:cs="Arial"/>
           <w:sz w:val="18"/>
         </w:rPr>
-        <w:t>retry/</w:t>
-      </w:r>
-      <w:proofErr w:type="spellStart"/>
-      <w:r>
-        <w:rPr>
-          <w:rStyle w:val="Strong"/>
-          <w:rFonts w:ascii="Arial" w:hAnsi="Arial" w:cs="Arial"/>
-          <w:sz w:val="18"/>
-        </w:rPr>
-        <w:t>backoff</w:t>
-      </w:r>
-      <w:proofErr w:type="spellEnd"/>
-      <w:r>
-        <w:rPr>
-          <w:rFonts w:ascii="Arial" w:hAnsi="Arial" w:cs="Arial"/>
-          <w:sz w:val="18"/>
-        </w:rPr>
-        <w:t xml:space="preserve">, timeout policies, and request </w:t>
-      </w:r>
-      <w:proofErr w:type="spellStart"/>
-      <w:r>
-        <w:rPr>
-          <w:rFonts w:ascii="Arial" w:hAnsi="Arial" w:cs="Arial"/>
-          <w:sz w:val="18"/>
-        </w:rPr>
-        <w:t>deduplication</w:t>
-      </w:r>
-      <w:proofErr w:type="spellEnd"/>
-      <w:r>
-        <w:rPr>
-          <w:rFonts w:ascii="Arial" w:hAnsi="Arial" w:cs="Arial"/>
-          <w:sz w:val="18"/>
-        </w:rPr>
-        <w:t xml:space="preserve"> to reduce redundant calls and stabilize real-world mobile connectivity.</w:t>
+        <w:t>retry/backoff</w:t>
+      </w:r>
+      <w:r>
+        <w:rPr>
+          <w:rFonts w:ascii="Arial" w:hAnsi="Arial" w:cs="Arial"/>
+          <w:sz w:val="18"/>
+        </w:rPr>
+        <w:t>, timeout policies, and request deduplication to reduce redundant calls and stabilize real-world mobile connectivity.</w:t>
       </w:r>
     </w:p>
     <w:p>
@@ -2032,7 +1156,6 @@
         </w:rPr>
         <w:t xml:space="preserve">, and </w:t>
       </w:r>
-      <w:proofErr w:type="spellStart"/>
       <w:r>
         <w:rPr>
           <w:rStyle w:val="Strong"/>
@@ -2041,7 +1164,6 @@
         </w:rPr>
         <w:t>NestJS</w:t>
       </w:r>
-      <w:proofErr w:type="spellEnd"/>
       <w:r>
         <w:rPr>
           <w:rFonts w:ascii="Arial" w:hAnsi="Arial" w:cs="Arial"/>
@@ -2049,7 +1171,6 @@
         </w:rPr>
         <w:t xml:space="preserve">, enforcing </w:t>
       </w:r>
-      <w:proofErr w:type="spellStart"/>
       <w:r>
         <w:rPr>
           <w:rStyle w:val="Strong"/>
@@ -2058,7 +1179,6 @@
         </w:rPr>
         <w:t>idempotency</w:t>
       </w:r>
-      <w:proofErr w:type="spellEnd"/>
       <w:r>
         <w:rPr>
           <w:rFonts w:ascii="Arial" w:hAnsi="Arial" w:cs="Arial"/>
@@ -2093,25 +1213,7 @@
           <w:rFonts w:ascii="Arial" w:hAnsi="Arial" w:cs="Arial"/>
           <w:sz w:val="18"/>
         </w:rPr>
-        <w:t xml:space="preserve">OAuth2 / </w:t>
-      </w:r>
-      <w:proofErr w:type="spellStart"/>
-      <w:r>
-        <w:rPr>
-          <w:rStyle w:val="Strong"/>
-          <w:rFonts w:ascii="Arial" w:hAnsi="Arial" w:cs="Arial"/>
-          <w:sz w:val="18"/>
-        </w:rPr>
-        <w:t>OpenID</w:t>
-      </w:r>
-      <w:proofErr w:type="spellEnd"/>
-      <w:r>
-        <w:rPr>
-          <w:rStyle w:val="Strong"/>
-          <w:rFonts w:ascii="Arial" w:hAnsi="Arial" w:cs="Arial"/>
-          <w:sz w:val="18"/>
-        </w:rPr>
-        <w:t xml:space="preserve"> Connect</w:t>
+        <w:t>OAuth2 / OpenID Connect</w:t>
       </w:r>
       <w:r>
         <w:rPr>
@@ -2135,7 +1237,6 @@
         </w:rPr>
         <w:t xml:space="preserve"> handling, integrating </w:t>
       </w:r>
-      <w:proofErr w:type="spellStart"/>
       <w:r>
         <w:rPr>
           <w:rStyle w:val="Strong"/>
@@ -2144,7 +1245,6 @@
         </w:rPr>
         <w:t>Okta</w:t>
       </w:r>
-      <w:proofErr w:type="spellEnd"/>
       <w:r>
         <w:rPr>
           <w:rFonts w:ascii="Arial" w:hAnsi="Arial" w:cs="Arial"/>
@@ -2173,18 +1273,8 @@
           <w:rFonts w:ascii="Arial" w:hAnsi="Arial" w:cs="Arial"/>
           <w:sz w:val="18"/>
         </w:rPr>
-        <w:t xml:space="preserve">AWS </w:t>
-      </w:r>
-      <w:proofErr w:type="spellStart"/>
-      <w:r>
-        <w:rPr>
-          <w:rStyle w:val="Strong"/>
-          <w:rFonts w:ascii="Arial" w:hAnsi="Arial" w:cs="Arial"/>
-          <w:sz w:val="18"/>
-        </w:rPr>
-        <w:t>Cognito</w:t>
-      </w:r>
-      <w:proofErr w:type="spellEnd"/>
+        <w:t>AWS Cognito</w:t>
+      </w:r>
       <w:r>
         <w:rPr>
           <w:rFonts w:ascii="Arial" w:hAnsi="Arial" w:cs="Arial"/>
@@ -2213,7 +1303,6 @@
         </w:rPr>
         <w:t xml:space="preserve">Delivered component-driven UI for complex workflows using </w:t>
       </w:r>
-      <w:proofErr w:type="spellStart"/>
       <w:r>
         <w:rPr>
           <w:rStyle w:val="Strong"/>
@@ -2222,7 +1311,6 @@
         </w:rPr>
         <w:t>UIKit</w:t>
       </w:r>
-      <w:proofErr w:type="spellEnd"/>
       <w:r>
         <w:rPr>
           <w:rFonts w:ascii="Arial" w:hAnsi="Arial" w:cs="Arial"/>
@@ -2230,7 +1318,6 @@
         </w:rPr>
         <w:t xml:space="preserve"> and targeted </w:t>
       </w:r>
-      <w:proofErr w:type="spellStart"/>
       <w:r>
         <w:rPr>
           <w:rStyle w:val="Strong"/>
@@ -2239,7 +1326,6 @@
         </w:rPr>
         <w:t>SwiftUI</w:t>
       </w:r>
-      <w:proofErr w:type="spellEnd"/>
       <w:r>
         <w:rPr>
           <w:rFonts w:ascii="Arial" w:hAnsi="Arial" w:cs="Arial"/>
@@ -2319,7 +1405,6 @@
         </w:rPr>
         <w:t xml:space="preserve"> and </w:t>
       </w:r>
-      <w:proofErr w:type="spellStart"/>
       <w:r>
         <w:rPr>
           <w:rStyle w:val="Strong"/>
@@ -2328,7 +1413,6 @@
         </w:rPr>
         <w:t>BigQuery</w:t>
       </w:r>
-      <w:proofErr w:type="spellEnd"/>
       <w:r>
         <w:rPr>
           <w:rFonts w:ascii="Arial" w:hAnsi="Arial" w:cs="Arial"/>
@@ -2387,7 +1471,6 @@
         </w:rPr>
         <w:t xml:space="preserve">, and </w:t>
       </w:r>
-      <w:proofErr w:type="spellStart"/>
       <w:r>
         <w:rPr>
           <w:rStyle w:val="Strong"/>
@@ -2396,7 +1479,6 @@
         </w:rPr>
         <w:t>RabbitMQ</w:t>
       </w:r>
-      <w:proofErr w:type="spellEnd"/>
       <w:r>
         <w:rPr>
           <w:rFonts w:ascii="Arial" w:hAnsi="Arial" w:cs="Arial"/>
@@ -2425,7 +1507,6 @@
         </w:rPr>
         <w:t xml:space="preserve">Designed data access and caching strategies using </w:t>
       </w:r>
-      <w:proofErr w:type="spellStart"/>
       <w:r>
         <w:rPr>
           <w:rStyle w:val="Strong"/>
@@ -2434,7 +1515,6 @@
         </w:rPr>
         <w:t>PostgreSQL</w:t>
       </w:r>
-      <w:proofErr w:type="spellEnd"/>
       <w:r>
         <w:rPr>
           <w:rFonts w:ascii="Arial" w:hAnsi="Arial" w:cs="Arial"/>
@@ -2442,7 +1522,6 @@
         </w:rPr>
         <w:t xml:space="preserve"> and </w:t>
       </w:r>
-      <w:proofErr w:type="spellStart"/>
       <w:r>
         <w:rPr>
           <w:rStyle w:val="Strong"/>
@@ -2451,7 +1530,6 @@
         </w:rPr>
         <w:t>Redis</w:t>
       </w:r>
-      <w:proofErr w:type="spellEnd"/>
       <w:r>
         <w:rPr>
           <w:rFonts w:ascii="Arial" w:hAnsi="Arial" w:cs="Arial"/>
@@ -2495,7 +1573,6 @@
         </w:rPr>
         <w:t xml:space="preserve"> and </w:t>
       </w:r>
-      <w:proofErr w:type="spellStart"/>
       <w:r>
         <w:rPr>
           <w:rStyle w:val="Strong"/>
@@ -2504,7 +1581,6 @@
         </w:rPr>
         <w:t>CloudFront</w:t>
       </w:r>
-      <w:proofErr w:type="spellEnd"/>
       <w:r>
         <w:rPr>
           <w:rFonts w:ascii="Arial" w:hAnsi="Arial" w:cs="Arial"/>
@@ -2533,7 +1609,6 @@
         </w:rPr>
         <w:t xml:space="preserve">Supported production operations with </w:t>
       </w:r>
-      <w:proofErr w:type="spellStart"/>
       <w:r>
         <w:rPr>
           <w:rStyle w:val="Strong"/>
@@ -2542,7 +1617,6 @@
         </w:rPr>
         <w:t>OpenTelemetry</w:t>
       </w:r>
-      <w:proofErr w:type="spellEnd"/>
       <w:r>
         <w:rPr>
           <w:rFonts w:ascii="Arial" w:hAnsi="Arial" w:cs="Arial"/>
@@ -2550,7 +1624,6 @@
         </w:rPr>
         <w:t xml:space="preserve"> tracing + structured logs, exporting signals into </w:t>
       </w:r>
-      <w:proofErr w:type="spellStart"/>
       <w:r>
         <w:rPr>
           <w:rStyle w:val="Strong"/>
@@ -2559,7 +1632,6 @@
         </w:rPr>
         <w:t>Datadog</w:t>
       </w:r>
-      <w:proofErr w:type="spellEnd"/>
       <w:r>
         <w:rPr>
           <w:rFonts w:ascii="Arial" w:hAnsi="Arial" w:cs="Arial"/>
@@ -2567,7 +1639,6 @@
         </w:rPr>
         <w:t xml:space="preserve">, </w:t>
       </w:r>
-      <w:proofErr w:type="spellStart"/>
       <w:r>
         <w:rPr>
           <w:rStyle w:val="Strong"/>
@@ -2576,7 +1647,6 @@
         </w:rPr>
         <w:t>Grafana</w:t>
       </w:r>
-      <w:proofErr w:type="spellEnd"/>
       <w:r>
         <w:rPr>
           <w:rFonts w:ascii="Arial" w:hAnsi="Arial" w:cs="Arial"/>
@@ -2584,7 +1654,6 @@
         </w:rPr>
         <w:t xml:space="preserve">, </w:t>
       </w:r>
-      <w:proofErr w:type="spellStart"/>
       <w:r>
         <w:rPr>
           <w:rStyle w:val="Strong"/>
@@ -2593,7 +1662,6 @@
         </w:rPr>
         <w:t>CloudWatch</w:t>
       </w:r>
-      <w:proofErr w:type="spellEnd"/>
       <w:r>
         <w:rPr>
           <w:rFonts w:ascii="Arial" w:hAnsi="Arial" w:cs="Arial"/>
@@ -2638,7 +1706,6 @@
         <w:lastRenderedPageBreak/>
         <w:t xml:space="preserve">Automated infrastructure and delivery using </w:t>
       </w:r>
-      <w:proofErr w:type="spellStart"/>
       <w:r>
         <w:rPr>
           <w:rStyle w:val="Strong"/>
@@ -2647,7 +1714,6 @@
         </w:rPr>
         <w:t>Terraform</w:t>
       </w:r>
-      <w:proofErr w:type="spellEnd"/>
       <w:r>
         <w:rPr>
           <w:rFonts w:ascii="Arial" w:hAnsi="Arial" w:cs="Arial"/>
@@ -2655,7 +1721,6 @@
         </w:rPr>
         <w:t xml:space="preserve"> and </w:t>
       </w:r>
-      <w:proofErr w:type="spellStart"/>
       <w:r>
         <w:rPr>
           <w:rStyle w:val="Strong"/>
@@ -2664,7 +1729,6 @@
         </w:rPr>
         <w:t>CloudFormation</w:t>
       </w:r>
-      <w:proofErr w:type="spellEnd"/>
       <w:r>
         <w:rPr>
           <w:rFonts w:ascii="Arial" w:hAnsi="Arial" w:cs="Arial"/>
@@ -2913,23 +1977,7 @@
           <w:rFonts w:ascii="Arial" w:hAnsi="Arial" w:cs="Arial"/>
           <w:sz w:val="18"/>
         </w:rPr>
-        <w:t xml:space="preserve">Mentored engineers through design reviews, PR coaching, and </w:t>
-      </w:r>
-      <w:proofErr w:type="spellStart"/>
-      <w:r>
-        <w:rPr>
-          <w:rFonts w:ascii="Arial" w:hAnsi="Arial" w:cs="Arial"/>
-          <w:sz w:val="18"/>
-        </w:rPr>
-        <w:t>runbook</w:t>
-      </w:r>
-      <w:proofErr w:type="spellEnd"/>
-      <w:r>
-        <w:rPr>
-          <w:rFonts w:ascii="Arial" w:hAnsi="Arial" w:cs="Arial"/>
-          <w:sz w:val="18"/>
-        </w:rPr>
-        <w:t xml:space="preserve"> authoring, improving code health, ownership clarity, and the team’s day-to-day delivery cadence.</w:t>
+        <w:t>Mentored engineers through design reviews, PR coaching, and runbook authoring, improving code health, ownership clarity, and the team’s day-to-day delivery cadence.</w:t>
       </w:r>
     </w:p>
     <w:p>
@@ -2953,27 +2001,7 @@
           <w:sz w:val="21"/>
           <w:szCs w:val="21"/>
         </w:rPr>
-        <w:t xml:space="preserve">High Touch </w:t>
-      </w:r>
-      <w:proofErr w:type="gramStart"/>
-      <w:r>
-        <w:rPr>
-          <w:rFonts w:ascii="Arial" w:eastAsia="Arial" w:hAnsi="Arial" w:cs="Arial"/>
-          <w:color w:val="555555"/>
-          <w:sz w:val="21"/>
-          <w:szCs w:val="21"/>
-        </w:rPr>
-        <w:t>Technologies  |</w:t>
-      </w:r>
-      <w:proofErr w:type="gramEnd"/>
-      <w:r>
-        <w:rPr>
-          <w:rFonts w:ascii="Arial" w:eastAsia="Arial" w:hAnsi="Arial" w:cs="Arial"/>
-          <w:color w:val="555555"/>
-          <w:sz w:val="21"/>
-          <w:szCs w:val="21"/>
-        </w:rPr>
-        <w:t xml:space="preserve">  June 2018 - December 2020</w:t>
+        <w:t>High Touch Technologies  |  June 2018 - December 2020</w:t>
       </w:r>
     </w:p>
     <w:p>
@@ -2996,7 +2024,6 @@
         </w:rPr>
         <w:t xml:space="preserve">Delivered high-reliability </w:t>
       </w:r>
-      <w:proofErr w:type="spellStart"/>
       <w:r>
         <w:rPr>
           <w:rStyle w:val="Strong"/>
@@ -3005,7 +2032,6 @@
         </w:rPr>
         <w:t>iOS</w:t>
       </w:r>
-      <w:proofErr w:type="spellEnd"/>
       <w:r>
         <w:rPr>
           <w:rFonts w:ascii="Arial" w:hAnsi="Arial" w:cs="Arial"/>
@@ -3013,7 +2039,6 @@
         </w:rPr>
         <w:t xml:space="preserve"> features using </w:t>
       </w:r>
-      <w:proofErr w:type="spellStart"/>
       <w:r>
         <w:rPr>
           <w:rStyle w:val="Strong"/>
@@ -3022,7 +2047,6 @@
         </w:rPr>
         <w:t>UIKit</w:t>
       </w:r>
-      <w:proofErr w:type="spellEnd"/>
       <w:r>
         <w:rPr>
           <w:rFonts w:ascii="Arial" w:hAnsi="Arial" w:cs="Arial"/>
@@ -3112,23 +2136,7 @@
           <w:rFonts w:ascii="Arial" w:hAnsi="Arial" w:cs="Arial"/>
           <w:sz w:val="18"/>
         </w:rPr>
-        <w:t xml:space="preserve">Built reusable UI patterns (tables, filters, empty states) and accessibility improvements (Dynamic Type, </w:t>
-      </w:r>
-      <w:proofErr w:type="spellStart"/>
-      <w:r>
-        <w:rPr>
-          <w:rFonts w:ascii="Arial" w:hAnsi="Arial" w:cs="Arial"/>
-          <w:sz w:val="18"/>
-        </w:rPr>
-        <w:t>VoiceOver</w:t>
-      </w:r>
-      <w:proofErr w:type="spellEnd"/>
-      <w:r>
-        <w:rPr>
-          <w:rFonts w:ascii="Arial" w:hAnsi="Arial" w:cs="Arial"/>
-          <w:sz w:val="18"/>
-        </w:rPr>
-        <w:t xml:space="preserve"> labeling) to raise overall product quality.</w:t>
+        <w:t>Built reusable UI patterns (tables, filters, empty states) and accessibility improvements (Dynamic Type, VoiceOver labeling) to raise overall product quality.</w:t>
       </w:r>
     </w:p>
     <w:p>
@@ -3202,7 +2210,6 @@
         </w:rPr>
         <w:t xml:space="preserve"> and </w:t>
       </w:r>
-      <w:proofErr w:type="spellStart"/>
       <w:r>
         <w:rPr>
           <w:rStyle w:val="Strong"/>
@@ -3211,7 +2218,6 @@
         </w:rPr>
         <w:t>RabbitMQ</w:t>
       </w:r>
-      <w:proofErr w:type="spellEnd"/>
       <w:r>
         <w:rPr>
           <w:rFonts w:ascii="Arial" w:hAnsi="Arial" w:cs="Arial"/>
@@ -3283,23 +2289,7 @@
           <w:rFonts w:ascii="Arial" w:hAnsi="Arial" w:cs="Arial"/>
           <w:sz w:val="18"/>
         </w:rPr>
-        <w:t xml:space="preserve"> patterns, applying rate limiting, retries, and </w:t>
-      </w:r>
-      <w:proofErr w:type="spellStart"/>
-      <w:r>
-        <w:rPr>
-          <w:rFonts w:ascii="Arial" w:hAnsi="Arial" w:cs="Arial"/>
-          <w:sz w:val="18"/>
-        </w:rPr>
-        <w:t>webhook</w:t>
-      </w:r>
-      <w:proofErr w:type="spellEnd"/>
-      <w:r>
-        <w:rPr>
-          <w:rFonts w:ascii="Arial" w:hAnsi="Arial" w:cs="Arial"/>
-          <w:sz w:val="18"/>
-        </w:rPr>
-        <w:t xml:space="preserve"> verification where needed.</w:t>
+        <w:t xml:space="preserve"> patterns, applying rate limiting, retries, and webhook verification where needed.</w:t>
       </w:r>
     </w:p>
     <w:p>
@@ -3322,7 +2312,6 @@
         </w:rPr>
         <w:t xml:space="preserve">Tuned persistence and caching strategies using </w:t>
       </w:r>
-      <w:proofErr w:type="spellStart"/>
       <w:r>
         <w:rPr>
           <w:rStyle w:val="Strong"/>
@@ -3331,7 +2320,6 @@
         </w:rPr>
         <w:t>PostgreSQL</w:t>
       </w:r>
-      <w:proofErr w:type="spellEnd"/>
       <w:r>
         <w:rPr>
           <w:rFonts w:ascii="Arial" w:hAnsi="Arial" w:cs="Arial"/>
@@ -3354,7 +2342,6 @@
         </w:rPr>
         <w:t xml:space="preserve">, and </w:t>
       </w:r>
-      <w:proofErr w:type="spellStart"/>
       <w:r>
         <w:rPr>
           <w:rStyle w:val="Strong"/>
@@ -3363,7 +2350,6 @@
         </w:rPr>
         <w:t>Redis</w:t>
       </w:r>
-      <w:proofErr w:type="spellEnd"/>
       <w:r>
         <w:rPr>
           <w:rFonts w:ascii="Arial" w:hAnsi="Arial" w:cs="Arial"/>
@@ -3407,7 +2393,6 @@
         </w:rPr>
         <w:t xml:space="preserve">, </w:t>
       </w:r>
-      <w:proofErr w:type="spellStart"/>
       <w:r>
         <w:rPr>
           <w:rStyle w:val="Strong"/>
@@ -3416,7 +2401,6 @@
         </w:rPr>
         <w:t>Grafana</w:t>
       </w:r>
-      <w:proofErr w:type="spellEnd"/>
       <w:r>
         <w:rPr>
           <w:rFonts w:ascii="Arial" w:hAnsi="Arial" w:cs="Arial"/>
@@ -3424,7 +2408,6 @@
         </w:rPr>
         <w:t xml:space="preserve">, </w:t>
       </w:r>
-      <w:proofErr w:type="spellStart"/>
       <w:r>
         <w:rPr>
           <w:rStyle w:val="Strong"/>
@@ -3433,7 +2416,6 @@
         </w:rPr>
         <w:t>Datadog</w:t>
       </w:r>
-      <w:proofErr w:type="spellEnd"/>
       <w:r>
         <w:rPr>
           <w:rFonts w:ascii="Arial" w:hAnsi="Arial" w:cs="Arial"/>
@@ -3441,7 +2423,6 @@
         </w:rPr>
         <w:t xml:space="preserve">, and </w:t>
       </w:r>
-      <w:proofErr w:type="spellStart"/>
       <w:r>
         <w:rPr>
           <w:rStyle w:val="Strong"/>
@@ -3450,7 +2431,6 @@
         </w:rPr>
         <w:t>CloudWatch</w:t>
       </w:r>
-      <w:proofErr w:type="spellEnd"/>
       <w:r>
         <w:rPr>
           <w:rFonts w:ascii="Arial" w:hAnsi="Arial" w:cs="Arial"/>
@@ -3479,7 +2459,6 @@
         </w:rPr>
         <w:t xml:space="preserve">Containerized key components with </w:t>
       </w:r>
-      <w:proofErr w:type="spellStart"/>
       <w:r>
         <w:rPr>
           <w:rStyle w:val="Strong"/>
@@ -3488,7 +2467,6 @@
         </w:rPr>
         <w:t>Docker</w:t>
       </w:r>
-      <w:proofErr w:type="spellEnd"/>
       <w:r>
         <w:rPr>
           <w:rFonts w:ascii="Arial" w:hAnsi="Arial" w:cs="Arial"/>
@@ -3496,7 +2474,6 @@
         </w:rPr>
         <w:t xml:space="preserve"> and deployed to </w:t>
       </w:r>
-      <w:proofErr w:type="spellStart"/>
       <w:r>
         <w:rPr>
           <w:rStyle w:val="Strong"/>
@@ -3505,7 +2482,6 @@
         </w:rPr>
         <w:t>Kubernetes</w:t>
       </w:r>
-      <w:proofErr w:type="spellEnd"/>
       <w:r>
         <w:rPr>
           <w:rFonts w:ascii="Arial" w:hAnsi="Arial" w:cs="Arial"/>
@@ -3570,18 +2546,8 @@
           <w:rFonts w:ascii="Arial" w:hAnsi="Arial" w:cs="Arial"/>
           <w:sz w:val="18"/>
         </w:rPr>
-        <w:t xml:space="preserve">Azure </w:t>
-      </w:r>
-      <w:proofErr w:type="spellStart"/>
-      <w:r>
-        <w:rPr>
-          <w:rStyle w:val="Strong"/>
-          <w:rFonts w:ascii="Arial" w:hAnsi="Arial" w:cs="Arial"/>
-          <w:sz w:val="18"/>
-        </w:rPr>
-        <w:t>DevOps</w:t>
-      </w:r>
-      <w:proofErr w:type="spellEnd"/>
+        <w:t>Azure DevOps</w:t>
+      </w:r>
       <w:r>
         <w:rPr>
           <w:rFonts w:ascii="Arial" w:hAnsi="Arial" w:cs="Arial"/>
@@ -3589,23 +2555,13 @@
         </w:rPr>
         <w:t xml:space="preserve">, and </w:t>
       </w:r>
-      <w:proofErr w:type="spellStart"/>
-      <w:r>
-        <w:rPr>
-          <w:rStyle w:val="Strong"/>
-          <w:rFonts w:ascii="Arial" w:hAnsi="Arial" w:cs="Arial"/>
-          <w:sz w:val="18"/>
-        </w:rPr>
-        <w:t>GitHub</w:t>
-      </w:r>
-      <w:proofErr w:type="spellEnd"/>
-      <w:r>
-        <w:rPr>
-          <w:rStyle w:val="Strong"/>
-          <w:rFonts w:ascii="Arial" w:hAnsi="Arial" w:cs="Arial"/>
-          <w:sz w:val="18"/>
-        </w:rPr>
-        <w:t xml:space="preserve"> Actions</w:t>
+      <w:r>
+        <w:rPr>
+          <w:rStyle w:val="Strong"/>
+          <w:rFonts w:ascii="Arial" w:hAnsi="Arial" w:cs="Arial"/>
+          <w:sz w:val="18"/>
+        </w:rPr>
+        <w:t>GitHub Actions</w:t>
       </w:r>
       <w:r>
         <w:rPr>
@@ -3695,7 +2651,6 @@
       </w:r>
     </w:p>
     <w:p>
-      <w:proofErr w:type="gramStart"/>
       <w:r>
         <w:rPr>
           <w:rFonts w:ascii="Arial" w:eastAsia="Arial" w:hAnsi="Arial" w:cs="Arial"/>
@@ -3703,37 +2658,7 @@
           <w:sz w:val="21"/>
           <w:szCs w:val="21"/>
         </w:rPr>
-        <w:t>Centric Tech Inc.</w:t>
-      </w:r>
-      <w:proofErr w:type="gramEnd"/>
-      <w:r>
-        <w:rPr>
-          <w:rFonts w:ascii="Arial" w:eastAsia="Arial" w:hAnsi="Arial" w:cs="Arial"/>
-          <w:color w:val="555555"/>
-          <w:sz w:val="21"/>
-          <w:szCs w:val="21"/>
-        </w:rPr>
-        <w:t xml:space="preserve">  </w:t>
-      </w:r>
-      <w:proofErr w:type="gramStart"/>
-      <w:r>
-        <w:rPr>
-          <w:rFonts w:ascii="Arial" w:eastAsia="Arial" w:hAnsi="Arial" w:cs="Arial"/>
-          <w:color w:val="555555"/>
-          <w:sz w:val="21"/>
-          <w:szCs w:val="21"/>
-        </w:rPr>
-        <w:t>|  September</w:t>
-      </w:r>
-      <w:proofErr w:type="gramEnd"/>
-      <w:r>
-        <w:rPr>
-          <w:rFonts w:ascii="Arial" w:eastAsia="Arial" w:hAnsi="Arial" w:cs="Arial"/>
-          <w:color w:val="555555"/>
-          <w:sz w:val="21"/>
-          <w:szCs w:val="21"/>
-        </w:rPr>
-        <w:t xml:space="preserve"> 2015 - May 2018</w:t>
+        <w:t>Centric Tech Inc.  |  September 2015 - May 2018</w:t>
       </w:r>
     </w:p>
     <w:p>
@@ -3754,25 +2679,8 @@
           <w:rFonts w:ascii="Arial" w:hAnsi="Arial" w:cs="Arial"/>
           <w:sz w:val="18"/>
         </w:rPr>
-        <w:t xml:space="preserve">Implemented core </w:t>
-      </w:r>
-      <w:proofErr w:type="spellStart"/>
-      <w:r>
-        <w:rPr>
-          <w:rFonts w:ascii="Arial" w:hAnsi="Arial" w:cs="Arial"/>
-          <w:sz w:val="18"/>
-        </w:rPr>
-        <w:t>iOS</w:t>
-      </w:r>
-      <w:proofErr w:type="spellEnd"/>
-      <w:r>
-        <w:rPr>
-          <w:rFonts w:ascii="Arial" w:hAnsi="Arial" w:cs="Arial"/>
-          <w:sz w:val="18"/>
-        </w:rPr>
-        <w:t xml:space="preserve"> client features and navigation flows using </w:t>
-      </w:r>
-      <w:proofErr w:type="spellStart"/>
+        <w:t xml:space="preserve">Implemented core iOS client features and navigation flows using </w:t>
+      </w:r>
       <w:r>
         <w:rPr>
           <w:rStyle w:val="Strong"/>
@@ -3781,7 +2689,6 @@
         </w:rPr>
         <w:t>UIKit</w:t>
       </w:r>
-      <w:proofErr w:type="spellEnd"/>
       <w:r>
         <w:rPr>
           <w:rFonts w:ascii="Arial" w:hAnsi="Arial" w:cs="Arial"/>
@@ -4002,7 +2909,6 @@
         </w:rPr>
         <w:t xml:space="preserve">Introduced search-driven screens backed by </w:t>
       </w:r>
-      <w:proofErr w:type="spellStart"/>
       <w:r>
         <w:rPr>
           <w:rStyle w:val="Strong"/>
@@ -4011,7 +2917,6 @@
         </w:rPr>
         <w:t>Elasticsearch</w:t>
       </w:r>
-      <w:proofErr w:type="spellEnd"/>
       <w:r>
         <w:rPr>
           <w:rFonts w:ascii="Arial" w:hAnsi="Arial" w:cs="Arial"/>
@@ -4040,7 +2945,6 @@
         </w:rPr>
         <w:t xml:space="preserve">Added focused automated testing using </w:t>
       </w:r>
-      <w:proofErr w:type="spellStart"/>
       <w:r>
         <w:rPr>
           <w:rStyle w:val="Strong"/>
@@ -4049,7 +2953,6 @@
         </w:rPr>
         <w:t>XCTest</w:t>
       </w:r>
-      <w:proofErr w:type="spellEnd"/>
       <w:r>
         <w:rPr>
           <w:rFonts w:ascii="Arial" w:hAnsi="Arial" w:cs="Arial"/>
@@ -4093,7 +2996,6 @@
         </w:rPr>
         <w:t xml:space="preserve"> and containerized tooling using </w:t>
       </w:r>
-      <w:proofErr w:type="spellStart"/>
       <w:r>
         <w:rPr>
           <w:rStyle w:val="Strong"/>
@@ -4102,7 +3004,6 @@
         </w:rPr>
         <w:t>Docker</w:t>
       </w:r>
-      <w:proofErr w:type="spellEnd"/>
       <w:r>
         <w:rPr>
           <w:rFonts w:ascii="Arial" w:hAnsi="Arial" w:cs="Arial"/>
@@ -4126,7 +3027,6 @@
       </w:r>
     </w:p>
     <w:p>
-      <w:proofErr w:type="gramStart"/>
       <w:r>
         <w:rPr>
           <w:rFonts w:ascii="Arial" w:eastAsia="Arial" w:hAnsi="Arial" w:cs="Arial"/>
@@ -4134,17 +3034,7 @@
           <w:sz w:val="21"/>
           <w:szCs w:val="21"/>
         </w:rPr>
-        <w:t>Microsoft  |</w:t>
-      </w:r>
-      <w:proofErr w:type="gramEnd"/>
-      <w:r>
-        <w:rPr>
-          <w:rFonts w:ascii="Arial" w:eastAsia="Arial" w:hAnsi="Arial" w:cs="Arial"/>
-          <w:color w:val="555555"/>
-          <w:sz w:val="21"/>
-          <w:szCs w:val="21"/>
-        </w:rPr>
-        <w:t xml:space="preserve">  September 2014 - August 2015</w:t>
+        <w:t>Microsoft  |  September 2014 - August 2015</w:t>
       </w:r>
     </w:p>
     <w:p>
@@ -4320,23 +3210,7 @@
           <w:rFonts w:ascii="Arial" w:hAnsi="Arial" w:cs="Arial"/>
           <w:sz w:val="18"/>
         </w:rPr>
-        <w:t xml:space="preserve">Practiced production-minded engineering habits through code reviews and incident </w:t>
-      </w:r>
-      <w:proofErr w:type="spellStart"/>
-      <w:r>
-        <w:rPr>
-          <w:rFonts w:ascii="Arial" w:hAnsi="Arial" w:cs="Arial"/>
-          <w:sz w:val="18"/>
-        </w:rPr>
-        <w:t>learnings</w:t>
-      </w:r>
-      <w:proofErr w:type="spellEnd"/>
-      <w:r>
-        <w:rPr>
-          <w:rFonts w:ascii="Arial" w:hAnsi="Arial" w:cs="Arial"/>
-          <w:sz w:val="18"/>
-        </w:rPr>
-        <w:t>, applying feedback to raise quality over time.</w:t>
+        <w:t>Practiced production-minded engineering habits through code reviews and incident learnings, applying feedback to raise quality over time.</w:t>
       </w:r>
     </w:p>
     <w:p>
@@ -4538,29 +3412,7 @@
           <w:color w:val="auto"/>
           <w:sz w:val="18"/>
         </w:rPr>
-        <w:t xml:space="preserve">Mobile-to-Platform </w:t>
-      </w:r>
-      <w:proofErr w:type="spellStart"/>
-      <w:r>
-        <w:rPr>
-          <w:rStyle w:val="Strong"/>
-          <w:rFonts w:ascii="Arial" w:hAnsi="Arial" w:cs="Arial"/>
-          <w:bCs w:val="0"/>
-          <w:color w:val="auto"/>
-          <w:sz w:val="18"/>
-        </w:rPr>
-        <w:t>Observability</w:t>
-      </w:r>
-      <w:proofErr w:type="spellEnd"/>
-      <w:r>
-        <w:rPr>
-          <w:rStyle w:val="Strong"/>
-          <w:rFonts w:ascii="Arial" w:hAnsi="Arial" w:cs="Arial"/>
-          <w:bCs w:val="0"/>
-          <w:color w:val="auto"/>
-          <w:sz w:val="18"/>
-        </w:rPr>
-        <w:t xml:space="preserve"> &amp; Contract Reliability</w:t>
+        <w:t>Mobile-to-Platform Observability &amp; Contract Reliability</w:t>
       </w:r>
     </w:p>
     <w:p>
@@ -4583,7 +3435,6 @@
         </w:rPr>
         <w:t xml:space="preserve">Built an end-to-end reliability layer that correlated mobile requests with backend traces using </w:t>
       </w:r>
-      <w:proofErr w:type="spellStart"/>
       <w:r>
         <w:rPr>
           <w:rStyle w:val="Strong"/>
@@ -4592,7 +3443,6 @@
         </w:rPr>
         <w:t>OpenTelemetry</w:t>
       </w:r>
-      <w:proofErr w:type="spellEnd"/>
       <w:r>
         <w:rPr>
           <w:rFonts w:ascii="Arial" w:hAnsi="Arial" w:cs="Arial"/>
@@ -4600,7 +3450,6 @@
         </w:rPr>
         <w:t xml:space="preserve"> and structured logging, pushing signals into </w:t>
       </w:r>
-      <w:proofErr w:type="spellStart"/>
       <w:r>
         <w:rPr>
           <w:rStyle w:val="Strong"/>
@@ -4609,7 +3458,6 @@
         </w:rPr>
         <w:t>Datadog</w:t>
       </w:r>
-      <w:proofErr w:type="spellEnd"/>
       <w:r>
         <w:rPr>
           <w:rFonts w:ascii="Arial" w:hAnsi="Arial" w:cs="Arial"/>
@@ -4617,7 +3465,6 @@
         </w:rPr>
         <w:t xml:space="preserve">, </w:t>
       </w:r>
-      <w:proofErr w:type="spellStart"/>
       <w:r>
         <w:rPr>
           <w:rStyle w:val="Strong"/>
@@ -4626,7 +3473,6 @@
         </w:rPr>
         <w:t>Grafana</w:t>
       </w:r>
-      <w:proofErr w:type="spellEnd"/>
       <w:r>
         <w:rPr>
           <w:rFonts w:ascii="Arial" w:hAnsi="Arial" w:cs="Arial"/>
@@ -4634,7 +3480,6 @@
         </w:rPr>
         <w:t xml:space="preserve">, and </w:t>
       </w:r>
-      <w:proofErr w:type="spellStart"/>
       <w:r>
         <w:rPr>
           <w:rStyle w:val="Strong"/>
@@ -4643,7 +3488,6 @@
         </w:rPr>
         <w:t>CloudWatch</w:t>
       </w:r>
-      <w:proofErr w:type="spellEnd"/>
       <w:r>
         <w:rPr>
           <w:rFonts w:ascii="Arial" w:hAnsi="Arial" w:cs="Arial"/>
@@ -4664,49 +3508,15 @@
           <w:rFonts w:ascii="Arial" w:hAnsi="Arial" w:cs="Arial"/>
           <w:sz w:val="18"/>
         </w:rPr>
-        <w:t xml:space="preserve"> plus </w:t>
-      </w:r>
-      <w:proofErr w:type="spellStart"/>
-      <w:r>
-        <w:rPr>
-          <w:rFonts w:ascii="Arial" w:hAnsi="Arial" w:cs="Arial"/>
-          <w:sz w:val="18"/>
-        </w:rPr>
-        <w:t>idempotency</w:t>
-      </w:r>
-      <w:proofErr w:type="spellEnd"/>
-      <w:r>
-        <w:rPr>
-          <w:rFonts w:ascii="Arial" w:hAnsi="Arial" w:cs="Arial"/>
-          <w:sz w:val="18"/>
-        </w:rPr>
-        <w:t xml:space="preserve"> rules in a </w:t>
-      </w:r>
-      <w:r>
-        <w:rPr>
-          <w:rStyle w:val="Strong"/>
-          <w:rFonts w:ascii="Arial" w:hAnsi="Arial" w:cs="Arial"/>
-          <w:sz w:val="18"/>
-        </w:rPr>
-        <w:t>Node.js (</w:t>
-      </w:r>
-      <w:proofErr w:type="spellStart"/>
-      <w:r>
-        <w:rPr>
-          <w:rStyle w:val="Strong"/>
-          <w:rFonts w:ascii="Arial" w:hAnsi="Arial" w:cs="Arial"/>
-          <w:sz w:val="18"/>
-        </w:rPr>
-        <w:t>NestJS</w:t>
-      </w:r>
-      <w:proofErr w:type="spellEnd"/>
-      <w:r>
-        <w:rPr>
-          <w:rStyle w:val="Strong"/>
-          <w:rFonts w:ascii="Arial" w:hAnsi="Arial" w:cs="Arial"/>
-          <w:sz w:val="18"/>
-        </w:rPr>
-        <w:t>/Express)</w:t>
+        <w:t xml:space="preserve"> plus idempotency rules in a </w:t>
+      </w:r>
+      <w:r>
+        <w:rPr>
+          <w:rStyle w:val="Strong"/>
+          <w:rFonts w:ascii="Arial" w:hAnsi="Arial" w:cs="Arial"/>
+          <w:sz w:val="18"/>
+        </w:rPr>
+        <w:t>Node.js (NestJS/Express)</w:t>
       </w:r>
       <w:r>
         <w:rPr>
@@ -4817,7 +3627,6 @@
         </w:rPr>
         <w:t xml:space="preserve">, and </w:t>
       </w:r>
-      <w:proofErr w:type="spellStart"/>
       <w:r>
         <w:rPr>
           <w:rStyle w:val="Strong"/>
@@ -4826,7 +3635,6 @@
         </w:rPr>
         <w:t>RabbitMQ</w:t>
       </w:r>
-      <w:proofErr w:type="spellEnd"/>
       <w:r>
         <w:rPr>
           <w:rFonts w:ascii="Arial" w:hAnsi="Arial" w:cs="Arial"/>
@@ -4849,7 +3657,6 @@
         </w:rPr>
         <w:t xml:space="preserve"> and delivered through </w:t>
       </w:r>
-      <w:proofErr w:type="spellStart"/>
       <w:r>
         <w:rPr>
           <w:rStyle w:val="Strong"/>
@@ -4858,7 +3665,6 @@
         </w:rPr>
         <w:t>CloudFront</w:t>
       </w:r>
-      <w:proofErr w:type="spellEnd"/>
       <w:r>
         <w:rPr>
           <w:rFonts w:ascii="Arial" w:hAnsi="Arial" w:cs="Arial"/>
@@ -4866,23 +3672,13 @@
         </w:rPr>
         <w:t xml:space="preserve"> signed URLs. Indexed export metadata and content into </w:t>
       </w:r>
-      <w:proofErr w:type="spellStart"/>
-      <w:r>
-        <w:rPr>
-          <w:rStyle w:val="Strong"/>
-          <w:rFonts w:ascii="Arial" w:hAnsi="Arial" w:cs="Arial"/>
-          <w:sz w:val="18"/>
-        </w:rPr>
-        <w:t>Elasticsearch</w:t>
-      </w:r>
-      <w:proofErr w:type="spellEnd"/>
-      <w:r>
-        <w:rPr>
-          <w:rStyle w:val="Strong"/>
-          <w:rFonts w:ascii="Arial" w:hAnsi="Arial" w:cs="Arial"/>
-          <w:sz w:val="18"/>
-        </w:rPr>
-        <w:t>/OpenSearch</w:t>
+      <w:r>
+        <w:rPr>
+          <w:rStyle w:val="Strong"/>
+          <w:rFonts w:ascii="Arial" w:hAnsi="Arial" w:cs="Arial"/>
+          <w:sz w:val="18"/>
+        </w:rPr>
+        <w:t>Elasticsearch/OpenSearch</w:t>
       </w:r>
       <w:r>
         <w:rPr>
@@ -4891,34 +3687,14 @@
         </w:rPr>
         <w:t xml:space="preserve">, persisted operational state in </w:t>
       </w:r>
-      <w:proofErr w:type="spellStart"/>
-      <w:r>
-        <w:rPr>
-          <w:rStyle w:val="Strong"/>
-          <w:rFonts w:ascii="Arial" w:hAnsi="Arial" w:cs="Arial"/>
-          <w:sz w:val="18"/>
-        </w:rPr>
-        <w:t>PostgreSQL</w:t>
-      </w:r>
-      <w:proofErr w:type="spellEnd"/>
-      <w:r>
-        <w:rPr>
-          <w:rStyle w:val="Strong"/>
-          <w:rFonts w:ascii="Arial" w:hAnsi="Arial" w:cs="Arial"/>
-          <w:sz w:val="18"/>
-        </w:rPr>
-        <w:t>/</w:t>
-      </w:r>
-      <w:proofErr w:type="spellStart"/>
-      <w:r>
-        <w:rPr>
-          <w:rStyle w:val="Strong"/>
-          <w:rFonts w:ascii="Arial" w:hAnsi="Arial" w:cs="Arial"/>
-          <w:sz w:val="18"/>
-        </w:rPr>
-        <w:t>DynamoDB</w:t>
-      </w:r>
-      <w:proofErr w:type="spellEnd"/>
+      <w:r>
+        <w:rPr>
+          <w:rStyle w:val="Strong"/>
+          <w:rFonts w:ascii="Arial" w:hAnsi="Arial" w:cs="Arial"/>
+          <w:sz w:val="18"/>
+        </w:rPr>
+        <w:t>PostgreSQL/DynamoDB</w:t>
+      </w:r>
       <w:r>
         <w:rPr>
           <w:rFonts w:ascii="Arial" w:hAnsi="Arial" w:cs="Arial"/>
@@ -4932,18 +3708,8 @@
           <w:rFonts w:ascii="Arial" w:hAnsi="Arial" w:cs="Arial"/>
           <w:sz w:val="18"/>
         </w:rPr>
-        <w:t>Redshift/</w:t>
-      </w:r>
-      <w:proofErr w:type="spellStart"/>
-      <w:r>
-        <w:rPr>
-          <w:rStyle w:val="Strong"/>
-          <w:rFonts w:ascii="Arial" w:hAnsi="Arial" w:cs="Arial"/>
-          <w:sz w:val="18"/>
-        </w:rPr>
-        <w:t>BigQuery</w:t>
-      </w:r>
-      <w:proofErr w:type="spellEnd"/>
+        <w:t>Redshift/BigQuery</w:t>
+      </w:r>
       <w:r>
         <w:rPr>
           <w:rFonts w:ascii="Arial" w:hAnsi="Arial" w:cs="Arial"/>
